--- a/templates/dhs/dhs_petition_decree_1p_1c.docx
+++ b/templates/dhs/dhs_petition_decree_1p_1c.docx
@@ -1577,7 +1577,7 @@
           <w:sz w:val="24"/>
           <w:szCs w:val="24"/>
         </w:rPr>
-        <w:t>COUNTY OF WAGONER</w:t>
+        <w:t>COUNTY OF {{ county_upper }}</w:t>
         <w:tab/>
         <w:t>)</w:t>
       </w:r>
@@ -1782,7 +1782,7 @@
           <w:sz w:val="24"/>
           <w:szCs w:val="24"/>
         </w:rPr>
-        <w:t xml:space="preserve">Subscribed and sworn to before me this _____ day of __________________, 2026. </w:t>
+        <w:t xml:space="preserve">Subscribed and sworn to before me this _____ day of __________________, {{ case_year }}. </w:t>
       </w:r>
     </w:p>
     <w:p>

--- a/templates/dhs/dhs_petition_decree_1p_1c.docx
+++ b/templates/dhs/dhs_petition_decree_1p_1c.docx
@@ -355,7 +355,24 @@
           <w:sz w:val="24"/>
           <w:szCs w:val="24"/>
         </w:rPr>
-        <w:t xml:space="preserve">Comes now {{ petitioner1_name }}, and respectfully alleges and states as follows:  </w:t>
+        <w:t xml:space="preserve">Comes now </w:t>
+      </w:r>
+      <w:r>
+        <w:rPr>
+          <w:rFonts w:cs="Times New Roman" w:ascii="Times New Roman" w:hAnsi="Times New Roman"/>
+          <w:b/>
+          <w:sz w:val="24"/>
+          <w:szCs w:val="24"/>
+        </w:rPr>
+        <w:t>{{ petitioner1_name }}</w:t>
+      </w:r>
+      <w:r>
+        <w:rPr>
+          <w:rFonts w:cs="Times New Roman" w:ascii="Times New Roman" w:hAnsi="Times New Roman"/>
+          <w:sz w:val="24"/>
+          <w:szCs w:val="24"/>
+        </w:rPr>
+        <w:t xml:space="preserve">, and respectfully alleges and states as follows:  </w:t>
       </w:r>
     </w:p>
     <w:p>
@@ -393,7 +410,7 @@
         </w:rPr>
         <w:t>2.</w:t>
         <w:tab/>
-        <w:t xml:space="preserve">That your Petitioner is unmarried and that the Petitioner’s present address is {{ petitioner1_address }}.  </w:t>
+        <w:t xml:space="preserve">That your Petitioner is unmarried and that the Petitioner’s present address is {{ petitioner1_address }}.{% if kinship %} That the Petitioner is related to the minor child being the {{ kinship_relationship }}.{% endif %}  </w:t>
       </w:r>
     </w:p>
     <w:p>
@@ -433,7 +450,24 @@
           <w:sz w:val="24"/>
           <w:szCs w:val="24"/>
         </w:rPr>
-        <w:t xml:space="preserve">4. That the Petitioner, {{ petitioner1_name }}, is a {{ petitioner1_race }} {{ petitioner1_gender }} who was born on the {{ petitioner1_birth_day }} day of {{ petitioner1_birth_month }}, {{ petitioner1_birth_year }}, in {{ petitioner1_birth_state }} and is now {{ petitioner1_age }} years of age.</w:t>
+        <w:t xml:space="preserve">4. That the Petitioner, </w:t>
+      </w:r>
+      <w:r>
+        <w:rPr>
+          <w:rFonts w:cs="Times New Roman" w:ascii="Times New Roman" w:hAnsi="Times New Roman"/>
+          <w:b/>
+          <w:sz w:val="24"/>
+          <w:szCs w:val="24"/>
+        </w:rPr>
+        <w:t>{{ petitioner1_name }}</w:t>
+      </w:r>
+      <w:r>
+        <w:rPr>
+          <w:rFonts w:cs="Times New Roman" w:ascii="Times New Roman" w:hAnsi="Times New Roman"/>
+          <w:sz w:val="24"/>
+          <w:szCs w:val="24"/>
+        </w:rPr>
+        <w:t>, is a {{ petitioner1_race }} {{ petitioner1_gender }} who was born on the {{ petitioner1_birth_day }} day of {{ petitioner1_birth_month }}, {{ petitioner1_birth_year }}, in {{ petitioner1_birth_state }} and is now {{ petitioner1_age }} years of age.</w:t>
         <w:tab/>
       </w:r>
     </w:p>
@@ -501,24 +535,7 @@
         </w:rPr>
         <w:t>6.</w:t>
         <w:tab/>
-        <w:t xml:space="preserve">That the child is in the legal custody of the Department of Human Services pursuant to a juvenile deprived action filed in the District Court of {{ deprived_action_county }} County, State of Oklahoma.   That the Petitioner obtained foster parent placement of the minor child on the {{ foster_placement_date }}</w:t>
-      </w:r>
-      <w:r>
-        <w:rPr>
-          <w:rFonts w:cs="Times New Roman" w:ascii="Times New Roman" w:hAnsi="Times New Roman"/>
-          <w:sz w:val="24"/>
-          <w:szCs w:val="24"/>
-          <w:vertAlign w:val="superscript"/>
-        </w:rPr>
-        <w:t xml:space="preserve"/>
-      </w:r>
-      <w:r>
-        <w:rPr>
-          <w:rFonts w:cs="Times New Roman" w:ascii="Times New Roman" w:hAnsi="Times New Roman"/>
-          <w:sz w:val="24"/>
-          <w:szCs w:val="24"/>
-        </w:rPr>
-        <w:t xml:space="preserve">, and the minor has resided with the Petitioner since that time. </w:t>
+        <w:t xml:space="preserve">That the child is in the legal custody of the Department of Human Services pursuant to a juvenile deprived action filed in the District Court of {{ deprived_action_county }} County, State of Oklahoma.   That the Petitioner obtained foster parent placement of the minor child in {{ foster_placement_date }}, and the minor has resided with the Petitioner since that time. </w:t>
       </w:r>
     </w:p>
     <w:p>
@@ -1611,10 +1628,19 @@
       <w:r>
         <w:rPr>
           <w:rFonts w:cs="Times New Roman" w:ascii="Times New Roman" w:hAnsi="Times New Roman"/>
-          <w:sz w:val="24"/>
-          <w:szCs w:val="24"/>
-        </w:rPr>
-        <w:t xml:space="preserve">{{ petitioner1_name }}, of lawful age, being first duly sworn upon oath state:   That the affiant is the Petitioner above named, that affiant has read the foregoing Petition and knows the contents thereof, and that the facts therein set forth are true.</w:t>
+          <w:b/>
+          <w:sz w:val="24"/>
+          <w:szCs w:val="24"/>
+        </w:rPr>
+        <w:t>{{ petitioner1_name }}</w:t>
+      </w:r>
+      <w:r>
+        <w:rPr>
+          <w:rFonts w:cs="Times New Roman" w:ascii="Times New Roman" w:hAnsi="Times New Roman"/>
+          <w:sz w:val="24"/>
+          <w:szCs w:val="24"/>
+        </w:rPr>
+        <w:t>, of lawful age, being first duly sworn upon oath state:   That the affiant is the Petitioner above named, that affiant has read the foregoing Petition and knows the contents thereof, and that the facts therein set forth are true.</w:t>
       </w:r>
     </w:p>
     <w:p>
@@ -1729,27 +1755,60 @@
     </w:p>
     <w:p>
       <w:pPr>
-        <w:pStyle w:val="Normal"/>
-        <w:spacing w:lineRule="exact" w:line="240"/>
-        <w:rPr>
-          <w:rFonts w:ascii="Times New Roman" w:hAnsi="Times New Roman" w:cs="Times New Roman"/>
-          <w:sz w:val="24"/>
-          <w:szCs w:val="24"/>
-        </w:rPr>
-      </w:pPr>
-      <w:r>
-        <w:rPr>
-          <w:rFonts w:cs="Times New Roman" w:ascii="Times New Roman" w:hAnsi="Times New Roman"/>
-          <w:sz w:val="24"/>
-          <w:szCs w:val="24"/>
-        </w:rPr>
-        <w:tab/>
-        <w:tab/>
-        <w:tab/>
-        <w:tab/>
-        <w:tab/>
-        <w:tab/>
-        <w:t xml:space="preserve">{{ petitioner1_name }}</w:t>
+        <w:spacing w:before="560"/>
+        <w:ind w:left="4320"/>
+      </w:pPr>
+      <w:r>
+        <w:rPr>
+          <w:rFonts w:cs="Times New Roman" w:ascii="Times New Roman" w:hAnsi="Times New Roman"/>
+          <w:b w:val="0"/>
+          <w:sz w:val="24"/>
+          <w:szCs w:val="24"/>
+        </w:rPr>
+        <w:t>__________________________________</w:t>
+      </w:r>
+    </w:p>
+    <w:p>
+      <w:pPr>
+        <w:pStyle w:val="Normal"/>
+        <w:spacing w:lineRule="exact" w:line="240"/>
+        <w:ind w:left="4320"/>
+        <w:rPr>
+          <w:rFonts w:ascii="Times New Roman" w:hAnsi="Times New Roman" w:cs="Times New Roman"/>
+          <w:sz w:val="24"/>
+          <w:szCs w:val="24"/>
+        </w:rPr>
+      </w:pPr>
+      <w:r>
+        <w:rPr>
+          <w:rFonts w:cs="Times New Roman" w:ascii="Times New Roman" w:hAnsi="Times New Roman"/>
+          <w:sz w:val="24"/>
+          <w:szCs w:val="24"/>
+        </w:rPr>
+        <w:tab/>
+        <w:tab/>
+        <w:tab/>
+        <w:tab/>
+        <w:tab/>
+        <w:tab/>
+      </w:r>
+      <w:r>
+        <w:rPr>
+          <w:rFonts w:cs="Times New Roman" w:ascii="Times New Roman" w:hAnsi="Times New Roman"/>
+          <w:b/>
+          <w:sz w:val="24"/>
+          <w:szCs w:val="24"/>
+        </w:rPr>
+        <w:t>{{ petitioner1_name }}</w:t>
+      </w:r>
+      <w:r>
+        <w:rPr>
+          <w:rFonts w:cs="Times New Roman" w:ascii="Times New Roman" w:hAnsi="Times New Roman"/>
+          <w:b w:val="0"/>
+          <w:sz w:val="24"/>
+          <w:szCs w:val="24"/>
+        </w:rPr>
+        <w:t>, Petitioner</w:t>
       </w:r>
     </w:p>
     <w:p>
@@ -1853,6 +1912,21 @@
         <w:tab/>
         <w:tab/>
         <w:tab/>
+      </w:r>
+    </w:p>
+    <w:p>
+      <w:pPr>
+        <w:spacing w:before="560"/>
+        <w:ind w:left="4320"/>
+      </w:pPr>
+      <w:r>
+        <w:rPr>
+          <w:rFonts w:cs="Times New Roman" w:ascii="Times New Roman" w:hAnsi="Times New Roman"/>
+          <w:b w:val="0"/>
+          <w:sz w:val="24"/>
+          <w:szCs w:val="24"/>
+        </w:rPr>
+        <w:t>__________________________________</w:t>
       </w:r>
     </w:p>
     <w:p>
@@ -1863,6 +1937,7 @@
           <w:numId w:val="0"/>
         </w:numPr>
         <w:spacing w:lineRule="exact" w:line="240"/>
+        <w:ind w:left="4320"/>
         <w:outlineLvl w:val="0"/>
         <w:rPr>
           <w:rFonts w:ascii="Times New Roman" w:hAnsi="Times New Roman" w:cs="Times New Roman"/>
@@ -2230,7 +2305,24 @@
           <w:sz w:val="24"/>
           <w:szCs w:val="24"/>
         </w:rPr>
-        <w:t xml:space="preserve">Now on this ____ day of _____________, {{ case_year }}, the above styled cause comes on for hearing by the Court upon the Petition of {{ petitioner1_name }}, for a Decree of Adoption; and the Petitioner being personally present in Court with attorney of record, {{ attorney_short_name }}, and said child, {{ child1_name }}, being personally present in Court; a representative appears on behalf of the Oklahoma Department of Human Services in order to consent to this Adoption; and</w:t>
+        <w:t xml:space="preserve">Now on this ____ day of _____________, {{ case_year }}, the above styled cause comes on for hearing by the Court upon the Petition of </w:t>
+      </w:r>
+      <w:r>
+        <w:rPr>
+          <w:rFonts w:cs="Times New Roman" w:ascii="Times New Roman" w:hAnsi="Times New Roman"/>
+          <w:b/>
+          <w:sz w:val="24"/>
+          <w:szCs w:val="24"/>
+        </w:rPr>
+        <w:t>{{ petitioner1_name }}</w:t>
+      </w:r>
+      <w:r>
+        <w:rPr>
+          <w:rFonts w:cs="Times New Roman" w:ascii="Times New Roman" w:hAnsi="Times New Roman"/>
+          <w:sz w:val="24"/>
+          <w:szCs w:val="24"/>
+        </w:rPr>
+        <w:t>, for a Decree of Adoption; and the Petitioner being personally present in Court with attorney of record, {{ attorney_short_name }}, and said child, {{ child1_name }}, being personally present in Court; a representative appears on behalf of the Oklahoma Department of Human Services in order to consent to this Adoption; and</w:t>
       </w:r>
     </w:p>
     <w:p>
@@ -2285,7 +2377,7 @@
           <w:sz w:val="24"/>
           <w:szCs w:val="24"/>
         </w:rPr>
-        <w:t xml:space="preserve">That the Petitioner is unmarried and that the Petitioner’s present address is {{ petitioner1_address }}.  </w:t>
+        <w:t xml:space="preserve">That the Petitioner is unmarried and that the Petitioner’s present address is {{ petitioner1_address }}.{% if kinship %} That the Petitioner is related to the minor child being the {{ kinship_relationship }}.{% endif %}  </w:t>
       </w:r>
     </w:p>
     <w:p>
@@ -2582,15 +2674,7 @@
           <w:sz w:val="24"/>
           <w:szCs w:val="24"/>
         </w:rPr>
-        <w:t>IT IS THEREFORE ORDERED, ADJUDGED AND DECREED BY THE COURT</w:t>
-      </w:r>
-      <w:r>
-        <w:rPr>
-          <w:rFonts w:cs="Times New Roman" w:ascii="Times New Roman" w:hAnsi="Times New Roman"/>
-          <w:sz w:val="24"/>
-          <w:szCs w:val="24"/>
-        </w:rPr>
-        <w:t xml:space="preserve"> that said child shall henceforth be the lawfully adopted child of the Petitioner, {{ petitioner1_name }}, herein,{% if name_change %} and that the name of said child is hereby changed from {{ child1_name }} to </w:t>
+        <w:t xml:space="preserve">IT IS THEREFORE ORDERED, ADJUDGED AND DECREED BY THE COURT that said child shall henceforth be the lawfully adopted child of the Petitioner, </w:t>
       </w:r>
       <w:r>
         <w:rPr>
@@ -2599,15 +2683,34 @@
           <w:sz w:val="24"/>
           <w:szCs w:val="24"/>
         </w:rPr>
-        <w:t xml:space="preserve">{{ child1_new_name }}</w:t>
-      </w:r>
-      <w:r>
-        <w:rPr>
-          <w:rFonts w:cs="Times New Roman" w:ascii="Times New Roman" w:hAnsi="Times New Roman"/>
-          <w:sz w:val="24"/>
-          <w:szCs w:val="24"/>
-        </w:rPr>
-        <w:t xml:space="preserve">{% endif %}, and that henceforth the exclusive custody, care, nurture, and education of said child is hereby vested in the Petitioner, {{ petitioner1_name }}.</w:t>
+        <w:t>{{ petitioner1_name }}</w:t>
+      </w:r>
+      <w:r>
+        <w:rPr>
+          <w:rFonts w:cs="Times New Roman" w:ascii="Times New Roman" w:hAnsi="Times New Roman"/>
+          <w:b/>
+          <w:sz w:val="24"/>
+          <w:szCs w:val="24"/>
+        </w:rPr>
+        <w:t xml:space="preserve">, herein,{% if name_change %} and that the name of said child is hereby changed from {{ child1_name }} to {{ child1_new_name }}{% endif %}, and that henceforth the exclusive custody, care, nurture, and education of said child is hereby vested in the Petitioner, </w:t>
+      </w:r>
+      <w:r>
+        <w:rPr>
+          <w:rFonts w:cs="Times New Roman" w:ascii="Times New Roman" w:hAnsi="Times New Roman"/>
+          <w:b/>
+          <w:sz w:val="24"/>
+          <w:szCs w:val="24"/>
+        </w:rPr>
+        <w:t>{{ petitioner1_name }}</w:t>
+      </w:r>
+      <w:r>
+        <w:rPr>
+          <w:rFonts w:cs="Times New Roman" w:ascii="Times New Roman" w:hAnsi="Times New Roman"/>
+          <w:b/>
+          <w:sz w:val="24"/>
+          <w:szCs w:val="24"/>
+        </w:rPr>
+        <w:t>.</w:t>
       </w:r>
     </w:p>
     <w:p>
@@ -2625,15 +2728,25 @@
           <w:sz w:val="24"/>
           <w:szCs w:val="24"/>
         </w:rPr>
-        <w:t xml:space="preserve">IT IS FURTHER ORDERED, ADJUDGED AND DECREED BY THE COURT </w:t>
-      </w:r>
-      <w:r>
-        <w:rPr>
-          <w:rFonts w:cs="Times New Roman" w:ascii="Times New Roman" w:hAnsi="Times New Roman"/>
-          <w:sz w:val="24"/>
-          <w:szCs w:val="24"/>
-        </w:rPr>
-        <w:t xml:space="preserve">that henceforth the relationship of parent and child and all the rights, duties and other legal consequences of the natural relation of parent and child shall exist between the child herein adopted and the adopting parent, {{ petitioner1_name }}.</w:t>
+        <w:t xml:space="preserve">IT IS FURTHER ORDERED, ADJUDGED AND DECREED BY THE COURT that henceforth the relationship of parent and child and all the rights, duties and other legal consequences of the natural relation of parent and child shall exist between the child herein adopted and the adopting parent, </w:t>
+      </w:r>
+      <w:r>
+        <w:rPr>
+          <w:rFonts w:cs="Times New Roman" w:ascii="Times New Roman" w:hAnsi="Times New Roman"/>
+          <w:b/>
+          <w:sz w:val="24"/>
+          <w:szCs w:val="24"/>
+        </w:rPr>
+        <w:t>{{ petitioner1_name }}</w:t>
+      </w:r>
+      <w:r>
+        <w:rPr>
+          <w:rFonts w:cs="Times New Roman" w:ascii="Times New Roman" w:hAnsi="Times New Roman"/>
+          <w:b/>
+          <w:sz w:val="24"/>
+          <w:szCs w:val="24"/>
+        </w:rPr>
+        <w:t>.</w:t>
       </w:r>
     </w:p>
     <w:p>
@@ -2853,21 +2966,46 @@
     </w:p>
     <w:p>
       <w:pPr>
-        <w:pStyle w:val="Normal"/>
-        <w:spacing w:lineRule="exact" w:line="240"/>
-        <w:rPr>
-          <w:rFonts w:ascii="Times New Roman" w:hAnsi="Times New Roman" w:cs="Times New Roman"/>
-          <w:sz w:val="24"/>
-          <w:szCs w:val="24"/>
-        </w:rPr>
-      </w:pPr>
-      <w:r>
-        <w:rPr>
-          <w:rFonts w:cs="Times New Roman" w:ascii="Times New Roman" w:hAnsi="Times New Roman"/>
-          <w:sz w:val="24"/>
-          <w:szCs w:val="24"/>
-        </w:rPr>
-        <w:t xml:space="preserve">{{ petitioner1_name }}, Petitioner</w:t>
+        <w:spacing w:before="560"/>
+        <w:ind w:left="4320"/>
+      </w:pPr>
+      <w:r>
+        <w:rPr>
+          <w:rFonts w:cs="Times New Roman" w:ascii="Times New Roman" w:hAnsi="Times New Roman"/>
+          <w:b w:val="0"/>
+          <w:sz w:val="24"/>
+          <w:szCs w:val="24"/>
+        </w:rPr>
+        <w:t>__________________________________</w:t>
+      </w:r>
+    </w:p>
+    <w:p>
+      <w:pPr>
+        <w:pStyle w:val="Normal"/>
+        <w:spacing w:lineRule="exact" w:line="240"/>
+        <w:ind w:left="4320"/>
+        <w:rPr>
+          <w:rFonts w:ascii="Times New Roman" w:hAnsi="Times New Roman" w:cs="Times New Roman"/>
+          <w:sz w:val="24"/>
+          <w:szCs w:val="24"/>
+        </w:rPr>
+      </w:pPr>
+      <w:r>
+        <w:rPr>
+          <w:rFonts w:cs="Times New Roman" w:ascii="Times New Roman" w:hAnsi="Times New Roman"/>
+          <w:b/>
+          <w:sz w:val="24"/>
+          <w:szCs w:val="24"/>
+        </w:rPr>
+        <w:t>{{ petitioner1_name }}</w:t>
+      </w:r>
+      <w:r>
+        <w:rPr>
+          <w:rFonts w:cs="Times New Roman" w:ascii="Times New Roman" w:hAnsi="Times New Roman"/>
+          <w:sz w:val="24"/>
+          <w:szCs w:val="24"/>
+        </w:rPr>
+        <w:t>, Petitioner</w:t>
       </w:r>
     </w:p>
     <w:p>

--- a/templates/dhs/dhs_petition_decree_1p_1c.docx
+++ b/templates/dhs/dhs_petition_decree_1p_1c.docx
@@ -113,6 +113,11 @@
     <w:p>
       <w:pPr>
         <w:pStyle w:val="Normal"/>
+        <w:tabs>
+          <w:tab w:pos="1080" w:val="left"/>
+          <w:tab w:pos="6480" w:val="right"/>
+          <w:tab w:pos="6768" w:val="left"/>
+        </w:tabs>
         <w:spacing w:lineRule="exact" w:line="240"/>
         <w:rPr>
           <w:rFonts w:ascii="Times New Roman" w:hAnsi="Times New Roman" w:cs="Times New Roman"/>
@@ -127,6 +132,13 @@
           <w:szCs w:val="24"/>
         </w:rPr>
         <w:t>In the Matter of the Adoption of</w:t>
+      </w:r>
+      <w:r>
+        <w:rPr>
+          <w:rFonts w:cs="Times New Roman" w:ascii="Times New Roman" w:hAnsi="Times New Roman"/>
+          <w:sz w:val="24"/>
+          <w:szCs w:val="24"/>
+        </w:rPr>
         <w:tab/>
         <w:t>)</w:t>
       </w:r>
@@ -134,25 +146,31 @@
     <w:p>
       <w:pPr>
         <w:pStyle w:val="Normal"/>
-        <w:spacing w:lineRule="exact" w:line="240"/>
-        <w:rPr>
-          <w:rFonts w:ascii="Times New Roman" w:hAnsi="Times New Roman" w:cs="Times New Roman"/>
-          <w:sz w:val="24"/>
-          <w:szCs w:val="24"/>
-        </w:rPr>
-      </w:pPr>
-      <w:r>
-        <w:rPr>
-          <w:rFonts w:cs="Times New Roman" w:ascii="Times New Roman" w:hAnsi="Times New Roman"/>
-          <w:sz w:val="24"/>
-          <w:szCs w:val="24"/>
-        </w:rPr>
-        <w:tab/>
-        <w:tab/>
-        <w:tab/>
-        <w:tab/>
-        <w:tab/>
-        <w:tab/>
+        <w:tabs>
+          <w:tab w:pos="1080" w:val="left"/>
+          <w:tab w:pos="6480" w:val="right"/>
+          <w:tab w:pos="6768" w:val="left"/>
+        </w:tabs>
+        <w:spacing w:lineRule="exact" w:line="240"/>
+        <w:rPr>
+          <w:rFonts w:ascii="Times New Roman" w:hAnsi="Times New Roman" w:cs="Times New Roman"/>
+          <w:sz w:val="24"/>
+          <w:szCs w:val="24"/>
+        </w:rPr>
+      </w:pPr>
+      <w:r>
+        <w:rPr>
+          <w:rFonts w:cs="Times New Roman" w:ascii="Times New Roman" w:hAnsi="Times New Roman"/>
+          <w:sz w:val="24"/>
+          <w:szCs w:val="24"/>
+        </w:rPr>
+      </w:r>
+      <w:r>
+        <w:rPr>
+          <w:rFonts w:cs="Times New Roman" w:ascii="Times New Roman" w:hAnsi="Times New Roman"/>
+          <w:sz w:val="24"/>
+          <w:szCs w:val="24"/>
+        </w:rPr>
         <w:tab/>
         <w:t>)</w:t>
       </w:r>
@@ -160,29 +178,44 @@
     <w:p>
       <w:pPr>
         <w:pStyle w:val="Normal"/>
-        <w:spacing w:lineRule="exact" w:line="240"/>
-        <w:rPr>
-          <w:rFonts w:ascii="Times New Roman" w:hAnsi="Times New Roman" w:cs="Times New Roman"/>
-          <w:sz w:val="24"/>
-          <w:szCs w:val="24"/>
-        </w:rPr>
-      </w:pPr>
-      <w:r>
-        <w:rPr>
-          <w:rFonts w:cs="Times New Roman" w:ascii="Times New Roman" w:hAnsi="Times New Roman"/>
-          <w:sz w:val="24"/>
-          <w:szCs w:val="24"/>
-        </w:rPr>
-        <w:t xml:space="preserve">{{ child1_name_upper }}</w:t>
-        <w:tab/>
-        <w:tab/>
-        <w:tab/>
-        <w:t xml:space="preserve">) </w:t>
-      </w:r>
-    </w:p>
-    <w:p>
-      <w:pPr>
-        <w:pStyle w:val="Normal"/>
+        <w:tabs>
+          <w:tab w:pos="1080" w:val="left"/>
+          <w:tab w:pos="6480" w:val="right"/>
+          <w:tab w:pos="6768" w:val="left"/>
+        </w:tabs>
+        <w:spacing w:lineRule="exact" w:line="240"/>
+        <w:rPr>
+          <w:rFonts w:ascii="Times New Roman" w:hAnsi="Times New Roman" w:cs="Times New Roman"/>
+          <w:sz w:val="24"/>
+          <w:szCs w:val="24"/>
+        </w:rPr>
+      </w:pPr>
+      <w:r>
+        <w:rPr>
+          <w:rFonts w:cs="Times New Roman" w:ascii="Times New Roman" w:hAnsi="Times New Roman"/>
+          <w:sz w:val="24"/>
+          <w:szCs w:val="24"/>
+        </w:rPr>
+        <w:t>{{ child1_name_upper }}</w:t>
+      </w:r>
+      <w:r>
+        <w:rPr>
+          <w:rFonts w:cs="Times New Roman" w:ascii="Times New Roman" w:hAnsi="Times New Roman"/>
+          <w:sz w:val="24"/>
+          <w:szCs w:val="24"/>
+        </w:rPr>
+        <w:tab/>
+        <w:t>)</w:t>
+      </w:r>
+    </w:p>
+    <w:p>
+      <w:pPr>
+        <w:pStyle w:val="Normal"/>
+        <w:tabs>
+          <w:tab w:pos="1080" w:val="left"/>
+          <w:tab w:pos="6480" w:val="right"/>
+          <w:tab w:pos="6768" w:val="left"/>
+        </w:tabs>
         <w:spacing w:lineRule="exact" w:line="240"/>
         <w:rPr/>
       </w:pPr>
@@ -194,17 +227,35 @@
         </w:rPr>
         <w:t xml:space="preserve">DOB:  </w:t>
         <w:tab/>
-        <w:t xml:space="preserve">{{ child1_dob }}</w:t>
-        <w:tab/>
-        <w:tab/>
-        <w:tab/>
-        <w:tab/>
-        <w:t xml:space="preserve">) No. {{ case_number }}</w:t>
-      </w:r>
-    </w:p>
-    <w:p>
-      <w:pPr>
-        <w:pStyle w:val="Normal"/>
+        <w:t>{{ child1_dob }}</w:t>
+      </w:r>
+      <w:r>
+        <w:rPr>
+          <w:rFonts w:cs="Times New Roman" w:ascii="Times New Roman" w:hAnsi="Times New Roman"/>
+          <w:sz w:val="24"/>
+          <w:szCs w:val="24"/>
+        </w:rPr>
+        <w:tab/>
+        <w:t>)</w:t>
+      </w:r>
+      <w:r>
+        <w:rPr>
+          <w:rFonts w:cs="Times New Roman" w:ascii="Times New Roman" w:hAnsi="Times New Roman"/>
+          <w:sz w:val="24"/>
+          <w:szCs w:val="24"/>
+        </w:rPr>
+        <w:tab/>
+        <w:t>No. {{ case_number }}</w:t>
+      </w:r>
+    </w:p>
+    <w:p>
+      <w:pPr>
+        <w:pStyle w:val="Normal"/>
+        <w:tabs>
+          <w:tab w:pos="1080" w:val="left"/>
+          <w:tab w:pos="6480" w:val="right"/>
+          <w:tab w:pos="6768" w:val="left"/>
+        </w:tabs>
         <w:spacing w:lineRule="exact" w:line="240"/>
         <w:ind w:firstLine="720" w:start="4320" w:end="0"/>
         <w:rPr>
@@ -219,12 +270,25 @@
           <w:sz w:val="24"/>
           <w:szCs w:val="24"/>
         </w:rPr>
+      </w:r>
+      <w:r>
+        <w:rPr>
+          <w:rFonts w:cs="Times New Roman" w:ascii="Times New Roman" w:hAnsi="Times New Roman"/>
+          <w:sz w:val="24"/>
+          <w:szCs w:val="24"/>
+        </w:rPr>
+        <w:tab/>
         <w:t>)</w:t>
       </w:r>
     </w:p>
     <w:p>
       <w:pPr>
         <w:pStyle w:val="Normal"/>
+        <w:tabs>
+          <w:tab w:pos="1080" w:val="left"/>
+          <w:tab w:pos="6480" w:val="right"/>
+          <w:tab w:pos="6768" w:val="left"/>
+        </w:tabs>
         <w:spacing w:lineRule="exact" w:line="240"/>
         <w:ind w:firstLine="720" w:end="0"/>
         <w:rPr/>
@@ -236,8 +300,13 @@
           <w:szCs w:val="24"/>
         </w:rPr>
         <w:t>A Minor Child.</w:t>
-        <w:tab/>
-        <w:tab/>
+      </w:r>
+      <w:r>
+        <w:rPr>
+          <w:rFonts w:cs="Times New Roman" w:ascii="Times New Roman" w:hAnsi="Times New Roman"/>
+          <w:sz w:val="24"/>
+          <w:szCs w:val="24"/>
+        </w:rPr>
         <w:tab/>
         <w:t>)</w:t>
       </w:r>
@@ -2074,6 +2143,11 @@
     <w:p>
       <w:pPr>
         <w:pStyle w:val="Normal"/>
+        <w:tabs>
+          <w:tab w:pos="1080" w:val="left"/>
+          <w:tab w:pos="6480" w:val="right"/>
+          <w:tab w:pos="6768" w:val="left"/>
+        </w:tabs>
         <w:spacing w:lineRule="exact" w:line="240"/>
         <w:rPr>
           <w:rFonts w:ascii="Times New Roman" w:hAnsi="Times New Roman" w:cs="Times New Roman"/>
@@ -2088,8 +2162,13 @@
           <w:szCs w:val="24"/>
         </w:rPr>
         <w:t>In the Matter of the Adoption of</w:t>
-        <w:tab/>
-        <w:tab/>
+      </w:r>
+      <w:r>
+        <w:rPr>
+          <w:rFonts w:cs="Times New Roman" w:ascii="Times New Roman" w:hAnsi="Times New Roman"/>
+          <w:sz w:val="24"/>
+          <w:szCs w:val="24"/>
+        </w:rPr>
         <w:tab/>
         <w:t>)</w:t>
       </w:r>
@@ -2097,25 +2176,31 @@
     <w:p>
       <w:pPr>
         <w:pStyle w:val="Normal"/>
-        <w:spacing w:lineRule="exact" w:line="240"/>
-        <w:rPr>
-          <w:rFonts w:ascii="Times New Roman" w:hAnsi="Times New Roman" w:cs="Times New Roman"/>
-          <w:sz w:val="24"/>
-          <w:szCs w:val="24"/>
-        </w:rPr>
-      </w:pPr>
-      <w:r>
-        <w:rPr>
-          <w:rFonts w:cs="Times New Roman" w:ascii="Times New Roman" w:hAnsi="Times New Roman"/>
-          <w:sz w:val="24"/>
-          <w:szCs w:val="24"/>
-        </w:rPr>
-        <w:tab/>
-        <w:tab/>
-        <w:tab/>
-        <w:tab/>
-        <w:tab/>
-        <w:tab/>
+        <w:tabs>
+          <w:tab w:pos="1080" w:val="left"/>
+          <w:tab w:pos="6480" w:val="right"/>
+          <w:tab w:pos="6768" w:val="left"/>
+        </w:tabs>
+        <w:spacing w:lineRule="exact" w:line="240"/>
+        <w:rPr>
+          <w:rFonts w:ascii="Times New Roman" w:hAnsi="Times New Roman" w:cs="Times New Roman"/>
+          <w:sz w:val="24"/>
+          <w:szCs w:val="24"/>
+        </w:rPr>
+      </w:pPr>
+      <w:r>
+        <w:rPr>
+          <w:rFonts w:cs="Times New Roman" w:ascii="Times New Roman" w:hAnsi="Times New Roman"/>
+          <w:sz w:val="24"/>
+          <w:szCs w:val="24"/>
+        </w:rPr>
+      </w:r>
+      <w:r>
+        <w:rPr>
+          <w:rFonts w:cs="Times New Roman" w:ascii="Times New Roman" w:hAnsi="Times New Roman"/>
+          <w:sz w:val="24"/>
+          <w:szCs w:val="24"/>
+        </w:rPr>
         <w:tab/>
         <w:t>)</w:t>
       </w:r>
@@ -2123,46 +2208,78 @@
     <w:p>
       <w:pPr>
         <w:pStyle w:val="Normal"/>
-        <w:spacing w:lineRule="exact" w:line="240"/>
-        <w:rPr/>
-      </w:pPr>
-      <w:r>
-        <w:rPr>
-          <w:rFonts w:cs="Times New Roman" w:ascii="Times New Roman" w:hAnsi="Times New Roman"/>
-          <w:sz w:val="24"/>
-          <w:szCs w:val="24"/>
-        </w:rPr>
-        <w:t xml:space="preserve">{{ child1_name_upper }}</w:t>
-        <w:tab/>
-        <w:tab/>
-        <w:tab/>
-        <w:t xml:space="preserve">) </w:t>
-      </w:r>
-    </w:p>
-    <w:p>
-      <w:pPr>
-        <w:pStyle w:val="Normal"/>
-        <w:spacing w:lineRule="exact" w:line="240"/>
-        <w:rPr/>
-      </w:pPr>
-      <w:r>
-        <w:rPr>
-          <w:rFonts w:cs="Times New Roman" w:ascii="Times New Roman" w:hAnsi="Times New Roman"/>
-          <w:sz w:val="24"/>
-          <w:szCs w:val="24"/>
-        </w:rPr>
-        <w:t xml:space="preserve">DOB: {{ child1_dob }},</w:t>
-        <w:tab/>
-        <w:tab/>
-        <w:tab/>
-        <w:tab/>
-        <w:tab/>
-        <w:t xml:space="preserve">) No. {{ case_number }}</w:t>
-      </w:r>
-    </w:p>
-    <w:p>
-      <w:pPr>
-        <w:pStyle w:val="Normal"/>
+        <w:tabs>
+          <w:tab w:pos="1080" w:val="left"/>
+          <w:tab w:pos="6480" w:val="right"/>
+          <w:tab w:pos="6768" w:val="left"/>
+        </w:tabs>
+        <w:spacing w:lineRule="exact" w:line="240"/>
+        <w:rPr/>
+      </w:pPr>
+      <w:r>
+        <w:rPr>
+          <w:rFonts w:cs="Times New Roman" w:ascii="Times New Roman" w:hAnsi="Times New Roman"/>
+          <w:sz w:val="24"/>
+          <w:szCs w:val="24"/>
+        </w:rPr>
+        <w:t>{{ child1_name_upper }}</w:t>
+      </w:r>
+      <w:r>
+        <w:rPr>
+          <w:rFonts w:cs="Times New Roman" w:ascii="Times New Roman" w:hAnsi="Times New Roman"/>
+          <w:sz w:val="24"/>
+          <w:szCs w:val="24"/>
+        </w:rPr>
+        <w:tab/>
+        <w:t>)</w:t>
+      </w:r>
+    </w:p>
+    <w:p>
+      <w:pPr>
+        <w:pStyle w:val="Normal"/>
+        <w:tabs>
+          <w:tab w:pos="1080" w:val="left"/>
+          <w:tab w:pos="6480" w:val="right"/>
+          <w:tab w:pos="6768" w:val="left"/>
+        </w:tabs>
+        <w:spacing w:lineRule="exact" w:line="240"/>
+        <w:rPr/>
+      </w:pPr>
+      <w:r>
+        <w:rPr>
+          <w:rFonts w:cs="Times New Roman" w:ascii="Times New Roman" w:hAnsi="Times New Roman"/>
+          <w:sz w:val="24"/>
+          <w:szCs w:val="24"/>
+        </w:rPr>
+        <w:t>DOB: {{ child1_dob }},</w:t>
+      </w:r>
+      <w:r>
+        <w:rPr>
+          <w:rFonts w:cs="Times New Roman" w:ascii="Times New Roman" w:hAnsi="Times New Roman"/>
+          <w:sz w:val="24"/>
+          <w:szCs w:val="24"/>
+        </w:rPr>
+        <w:tab/>
+        <w:t>)</w:t>
+      </w:r>
+      <w:r>
+        <w:rPr>
+          <w:rFonts w:cs="Times New Roman" w:ascii="Times New Roman" w:hAnsi="Times New Roman"/>
+          <w:sz w:val="24"/>
+          <w:szCs w:val="24"/>
+        </w:rPr>
+        <w:tab/>
+        <w:t>No. {{ case_number }}</w:t>
+      </w:r>
+    </w:p>
+    <w:p>
+      <w:pPr>
+        <w:pStyle w:val="Normal"/>
+        <w:tabs>
+          <w:tab w:pos="1080" w:val="left"/>
+          <w:tab w:pos="6480" w:val="right"/>
+          <w:tab w:pos="6768" w:val="left"/>
+        </w:tabs>
         <w:spacing w:lineRule="exact" w:line="240"/>
         <w:ind w:firstLine="720" w:start="4320" w:end="0"/>
         <w:rPr>
@@ -2177,12 +2294,25 @@
           <w:sz w:val="24"/>
           <w:szCs w:val="24"/>
         </w:rPr>
+      </w:r>
+      <w:r>
+        <w:rPr>
+          <w:rFonts w:cs="Times New Roman" w:ascii="Times New Roman" w:hAnsi="Times New Roman"/>
+          <w:sz w:val="24"/>
+          <w:szCs w:val="24"/>
+        </w:rPr>
+        <w:tab/>
         <w:t>)</w:t>
       </w:r>
     </w:p>
     <w:p>
       <w:pPr>
         <w:pStyle w:val="Normal"/>
+        <w:tabs>
+          <w:tab w:pos="1080" w:val="left"/>
+          <w:tab w:pos="6480" w:val="right"/>
+          <w:tab w:pos="6768" w:val="left"/>
+        </w:tabs>
         <w:spacing w:lineRule="exact" w:line="240"/>
         <w:ind w:firstLine="720" w:end="0"/>
         <w:rPr>
@@ -2198,9 +2328,13 @@
           <w:szCs w:val="24"/>
         </w:rPr>
         <w:t>A Minor Child.</w:t>
-        <w:tab/>
-        <w:tab/>
-        <w:tab/>
+      </w:r>
+      <w:r>
+        <w:rPr>
+          <w:rFonts w:cs="Times New Roman" w:ascii="Times New Roman" w:hAnsi="Times New Roman"/>
+          <w:sz w:val="24"/>
+          <w:szCs w:val="24"/>
+        </w:rPr>
         <w:tab/>
         <w:t>)</w:t>
       </w:r>

--- a/templates/dhs/dhs_petition_decree_1p_1c.docx
+++ b/templates/dhs/dhs_petition_decree_1p_1c.docx
@@ -1824,9 +1824,37 @@
     </w:p>
     <w:p>
       <w:pPr>
-        <w:spacing w:before="560"/>
-        <w:ind w:left="4320"/>
-      </w:pPr>
+        <w:pStyle w:val="Normal"/>
+        <w:spacing w:lineRule="exact" w:line="240"/>
+        <w:ind/>
+        <w:rPr>
+          <w:rFonts w:ascii="Times New Roman" w:hAnsi="Times New Roman" w:cs="Times New Roman"/>
+          <w:sz w:val="24"/>
+          <w:szCs w:val="24"/>
+        </w:rPr>
+      </w:pPr>
+      <w:r>
+        <w:rPr>
+          <w:rFonts w:cs="Times New Roman" w:ascii="Times New Roman" w:hAnsi="Times New Roman"/>
+          <w:sz w:val="24"/>
+          <w:szCs w:val="24"/>
+        </w:rPr>
+        <w:tab/>
+        <w:tab/>
+        <w:tab/>
+        <w:tab/>
+        <w:tab/>
+        <w:tab/>
+      </w:r>
+      <w:r>
+        <w:rPr>
+          <w:rFonts w:cs="Times New Roman" w:ascii="Times New Roman" w:hAnsi="Times New Roman"/>
+          <w:b/>
+          <w:sz w:val="24"/>
+          <w:szCs w:val="24"/>
+        </w:rPr>
+        <w:t>{{ petitioner1_name }}</w:t>
+      </w:r>
       <w:r>
         <w:rPr>
           <w:rFonts w:cs="Times New Roman" w:ascii="Times New Roman" w:hAnsi="Times New Roman"/>
@@ -1834,49 +1862,6 @@
           <w:sz w:val="24"/>
           <w:szCs w:val="24"/>
         </w:rPr>
-        <w:t>__________________________________</w:t>
-      </w:r>
-    </w:p>
-    <w:p>
-      <w:pPr>
-        <w:pStyle w:val="Normal"/>
-        <w:spacing w:lineRule="exact" w:line="240"/>
-        <w:ind w:left="4320"/>
-        <w:rPr>
-          <w:rFonts w:ascii="Times New Roman" w:hAnsi="Times New Roman" w:cs="Times New Roman"/>
-          <w:sz w:val="24"/>
-          <w:szCs w:val="24"/>
-        </w:rPr>
-      </w:pPr>
-      <w:r>
-        <w:rPr>
-          <w:rFonts w:cs="Times New Roman" w:ascii="Times New Roman" w:hAnsi="Times New Roman"/>
-          <w:sz w:val="24"/>
-          <w:szCs w:val="24"/>
-        </w:rPr>
-        <w:tab/>
-        <w:tab/>
-        <w:tab/>
-        <w:tab/>
-        <w:tab/>
-        <w:tab/>
-      </w:r>
-      <w:r>
-        <w:rPr>
-          <w:rFonts w:cs="Times New Roman" w:ascii="Times New Roman" w:hAnsi="Times New Roman"/>
-          <w:b/>
-          <w:sz w:val="24"/>
-          <w:szCs w:val="24"/>
-        </w:rPr>
-        <w:t>{{ petitioner1_name }}</w:t>
-      </w:r>
-      <w:r>
-        <w:rPr>
-          <w:rFonts w:cs="Times New Roman" w:ascii="Times New Roman" w:hAnsi="Times New Roman"/>
-          <w:b w:val="0"/>
-          <w:sz w:val="24"/>
-          <w:szCs w:val="24"/>
-        </w:rPr>
         <w:t>, Petitioner</w:t>
       </w:r>
     </w:p>
@@ -1981,21 +1966,6 @@
         <w:tab/>
         <w:tab/>
         <w:tab/>
-      </w:r>
-    </w:p>
-    <w:p>
-      <w:pPr>
-        <w:spacing w:before="560"/>
-        <w:ind w:left="4320"/>
-      </w:pPr>
-      <w:r>
-        <w:rPr>
-          <w:rFonts w:cs="Times New Roman" w:ascii="Times New Roman" w:hAnsi="Times New Roman"/>
-          <w:b w:val="0"/>
-          <w:sz w:val="24"/>
-          <w:szCs w:val="24"/>
-        </w:rPr>
-        <w:t>__________________________________</w:t>
       </w:r>
     </w:p>
     <w:p>
@@ -2006,7 +1976,7 @@
           <w:numId w:val="0"/>
         </w:numPr>
         <w:spacing w:lineRule="exact" w:line="240"/>
-        <w:ind w:left="4320"/>
+        <w:ind/>
         <w:outlineLvl w:val="0"/>
         <w:rPr>
           <w:rFonts w:ascii="Times New Roman" w:hAnsi="Times New Roman" w:cs="Times New Roman"/>
@@ -3100,24 +3070,9 @@
     </w:p>
     <w:p>
       <w:pPr>
-        <w:spacing w:before="560"/>
-        <w:ind w:left="4320"/>
-      </w:pPr>
-      <w:r>
-        <w:rPr>
-          <w:rFonts w:cs="Times New Roman" w:ascii="Times New Roman" w:hAnsi="Times New Roman"/>
-          <w:b w:val="0"/>
-          <w:sz w:val="24"/>
-          <w:szCs w:val="24"/>
-        </w:rPr>
-        <w:t>__________________________________</w:t>
-      </w:r>
-    </w:p>
-    <w:p>
-      <w:pPr>
-        <w:pStyle w:val="Normal"/>
-        <w:spacing w:lineRule="exact" w:line="240"/>
-        <w:ind w:left="4320"/>
+        <w:pStyle w:val="Normal"/>
+        <w:spacing w:lineRule="exact" w:line="240"/>
+        <w:ind/>
         <w:rPr>
           <w:rFonts w:ascii="Times New Roman" w:hAnsi="Times New Roman" w:cs="Times New Roman"/>
           <w:sz w:val="24"/>
@@ -3222,6 +3177,31 @@
       </w:pPr>
       <w:r>
         <w:rPr/>
+        <w:tab/>
+        <w:tab/>
+        <w:tab/>
+        <w:tab/>
+        <w:tab/>
+        <w:tab/>
+      </w:r>
+    </w:p>
+    <w:p>
+      <w:pPr>
+        <w:pStyle w:val="Normal"/>
+        <w:spacing w:lineRule="exact" w:line="240"/>
+        <w:rPr>
+          <w:rFonts w:ascii="Times New Roman" w:hAnsi="Times New Roman" w:cs="Times New Roman"/>
+          <w:sz w:val="24"/>
+          <w:szCs w:val="24"/>
+        </w:rPr>
+      </w:pPr>
+      <w:r>
+        <w:rPr>
+          <w:rFonts w:cs="Times New Roman" w:ascii="Times New Roman" w:hAnsi="Times New Roman"/>
+          <w:sz w:val="24"/>
+          <w:szCs w:val="24"/>
+          <w:u w:val="single"/>
+        </w:rPr>
         <w:tab/>
         <w:tab/>
         <w:tab/>

--- a/templates/dhs/dhs_petition_decree_1p_1c.docx
+++ b/templates/dhs/dhs_petition_decree_1p_1c.docx
@@ -448,6 +448,67 @@
       <w:pPr>
         <w:pStyle w:val="Normal"/>
         <w:spacing w:lineRule="auto" w:line="480"/>
+        <w:ind w:end="0"/>
+        <w:jc w:val="both"/>
+        <w:rPr/>
+      </w:pPr>
+      <w:r>
+        <w:rPr>
+          <w:rFonts w:cs="Times New Roman" w:ascii="Times New Roman" w:hAnsi="Times New Roman"/>
+          <w:sz w:val="24"/>
+          <w:szCs w:val="24"/>
+        </w:rPr>
+        <w:t>1.</w:t>
+        <w:tab/>
+        <w:t xml:space="preserve">That the Petitioner has been a resident of {{ county }} County, State of Oklahoma, for at least six (6) consecutive months prior to the filing of this Petition and there is available in this state substantial evidence concerning the minor’s present and future care; Further, this Court has proper venue over this matter pursuant to Title 10 O.S. sec. 7502-1.2.</w:t>
+      </w:r>
+    </w:p>
+    <w:p>
+      <w:pPr>
+        <w:pStyle w:val="Normal"/>
+        <w:spacing w:lineRule="auto" w:line="480"/>
+        <w:ind w:end="0"/>
+        <w:jc w:val="both"/>
+        <w:rPr/>
+      </w:pPr>
+      <w:r>
+        <w:rPr>
+          <w:rFonts w:cs="Times New Roman" w:ascii="Times New Roman" w:hAnsi="Times New Roman"/>
+          <w:sz w:val="24"/>
+          <w:szCs w:val="24"/>
+        </w:rPr>
+        <w:t>2.</w:t>
+        <w:tab/>
+        <w:t xml:space="preserve">That your Petitioner is unmarried and that the Petitioner’s present address is {{ petitioner1_address }}.{% if kinship %} That the Petitioner is related to the minor child being the {{ kinship_relationship }}.{% endif %}  </w:t>
+      </w:r>
+    </w:p>
+    <w:p>
+      <w:pPr>
+        <w:pStyle w:val="Normal"/>
+        <w:spacing w:lineRule="auto" w:line="480"/>
+        <w:ind w:end="0"/>
+        <w:jc w:val="both"/>
+        <w:rPr>
+          <w:rFonts w:ascii="Times New Roman" w:hAnsi="Times New Roman" w:cs="Times New Roman"/>
+          <w:sz w:val="24"/>
+          <w:szCs w:val="24"/>
+        </w:rPr>
+      </w:pPr>
+      <w:r>
+        <w:rPr>
+          <w:rFonts w:cs="Times New Roman" w:ascii="Times New Roman" w:hAnsi="Times New Roman"/>
+          <w:sz w:val="24"/>
+          <w:szCs w:val="24"/>
+        </w:rPr>
+        <w:t>3.</w:t>
+        <w:tab/>
+        <w:t xml:space="preserve">That the minor child, {{ child1_name }}, is a {{ child1_race }} {{ child1_gender }} child, who was born on the {{ child1_birth_day }} day of {{ child1_birth_month }}, {{ child1_birth_year }}, at {{ child1_birth_place }}, in the City of {{ child1_birth_city }}, {{ child1_birth_county }} County, State of {{ child1_birth_state }}.  </w:t>
+      </w:r>
+    </w:p>
+    <w:p>
+      <w:pPr>
+        <w:pStyle w:val="Normal"/>
+        <w:spacing w:lineRule="auto" w:line="480"/>
         <w:ind w:firstLine="1440" w:end="0"/>
         <w:jc w:val="both"/>
         <w:rPr/>
@@ -458,67 +519,6 @@
           <w:sz w:val="24"/>
           <w:szCs w:val="24"/>
         </w:rPr>
-        <w:t>1.</w:t>
-        <w:tab/>
-        <w:t xml:space="preserve">That the Petitioner has been a resident of {{ county }} County, State of Oklahoma, for at least six (6) consecutive months prior to the filing of this Petition and there is available in this state substantial evidence concerning the minor’s present and future care; Further, this Court has proper venue over this matter pursuant to Title 10 O.S. sec. 7502-1.2.</w:t>
-      </w:r>
-    </w:p>
-    <w:p>
-      <w:pPr>
-        <w:pStyle w:val="Normal"/>
-        <w:spacing w:lineRule="auto" w:line="480"/>
-        <w:ind w:firstLine="1440" w:end="0"/>
-        <w:jc w:val="both"/>
-        <w:rPr/>
-      </w:pPr>
-      <w:r>
-        <w:rPr>
-          <w:rFonts w:cs="Times New Roman" w:ascii="Times New Roman" w:hAnsi="Times New Roman"/>
-          <w:sz w:val="24"/>
-          <w:szCs w:val="24"/>
-        </w:rPr>
-        <w:t>2.</w:t>
-        <w:tab/>
-        <w:t xml:space="preserve">That your Petitioner is unmarried and that the Petitioner’s present address is {{ petitioner1_address }}.{% if kinship %} That the Petitioner is related to the minor child being the {{ kinship_relationship }}.{% endif %}  </w:t>
-      </w:r>
-    </w:p>
-    <w:p>
-      <w:pPr>
-        <w:pStyle w:val="Normal"/>
-        <w:spacing w:lineRule="auto" w:line="480"/>
-        <w:ind w:firstLine="1440" w:end="0"/>
-        <w:jc w:val="both"/>
-        <w:rPr>
-          <w:rFonts w:ascii="Times New Roman" w:hAnsi="Times New Roman" w:cs="Times New Roman"/>
-          <w:sz w:val="24"/>
-          <w:szCs w:val="24"/>
-        </w:rPr>
-      </w:pPr>
-      <w:r>
-        <w:rPr>
-          <w:rFonts w:cs="Times New Roman" w:ascii="Times New Roman" w:hAnsi="Times New Roman"/>
-          <w:sz w:val="24"/>
-          <w:szCs w:val="24"/>
-        </w:rPr>
-        <w:t>3.</w:t>
-        <w:tab/>
-        <w:t xml:space="preserve">That the minor child, {{ child1_name }}, is a {{ child1_race }} {{ child1_gender }} child, who was born on the {{ child1_birth_day }} day of {{ child1_birth_month }}, {{ child1_birth_year }}, at {{ child1_birth_place }}, in the City of {{ child1_birth_city }}, {{ child1_birth_county }} County, State of {{ child1_birth_state }}.  </w:t>
-      </w:r>
-    </w:p>
-    <w:p>
-      <w:pPr>
-        <w:pStyle w:val="Normal"/>
-        <w:spacing w:lineRule="auto" w:line="480"/>
-        <w:ind w:firstLine="1440" w:end="0"/>
-        <w:jc w:val="both"/>
-        <w:rPr/>
-      </w:pPr>
-      <w:r>
-        <w:rPr>
-          <w:rFonts w:cs="Times New Roman" w:ascii="Times New Roman" w:hAnsi="Times New Roman"/>
-          <w:sz w:val="24"/>
-          <w:szCs w:val="24"/>
-        </w:rPr>
         <w:t xml:space="preserve">4. That the Petitioner, </w:t>
       </w:r>
       <w:r>
@@ -544,7 +544,7 @@
       <w:pPr>
         <w:pStyle w:val="Normal"/>
         <w:spacing w:lineRule="auto" w:line="480"/>
-        <w:ind w:firstLine="1440" w:end="0"/>
+        <w:ind w:end="0"/>
         <w:jc w:val="both"/>
         <w:rPr/>
       </w:pPr>
@@ -592,7 +592,7 @@
       <w:pPr>
         <w:pStyle w:val="Normal"/>
         <w:spacing w:lineRule="auto" w:line="480"/>
-        <w:ind w:firstLine="1440" w:end="0"/>
+        <w:ind w:end="0"/>
         <w:jc w:val="both"/>
         <w:rPr/>
       </w:pPr>
@@ -611,7 +611,7 @@
       <w:pPr>
         <w:pStyle w:val="Normal"/>
         <w:spacing w:lineRule="auto" w:line="480"/>
-        <w:ind w:firstLine="1440" w:end="0"/>
+        <w:ind w:end="0"/>
         <w:jc w:val="both"/>
         <w:rPr/>
       </w:pPr>
@@ -630,7 +630,7 @@
       <w:pPr>
         <w:pStyle w:val="Normal"/>
         <w:spacing w:lineRule="auto" w:line="480"/>
-        <w:ind w:firstLine="1440" w:end="0"/>
+        <w:ind w:end="0"/>
         <w:jc w:val="both"/>
         <w:rPr/>
       </w:pPr>
@@ -649,7 +649,7 @@
       <w:pPr>
         <w:pStyle w:val="Normal"/>
         <w:spacing w:lineRule="auto" w:line="480"/>
-        <w:ind w:firstLine="1440" w:end="0"/>
+        <w:ind w:end="0"/>
         <w:jc w:val="both"/>
         <w:rPr/>
       </w:pPr>
@@ -668,7 +668,7 @@
       <w:pPr>
         <w:pStyle w:val="Normal"/>
         <w:spacing w:lineRule="auto" w:line="480"/>
-        <w:ind w:firstLine="1440" w:end="0"/>
+        <w:ind w:end="0"/>
         <w:jc w:val="both"/>
         <w:rPr/>
       </w:pPr>
@@ -687,7 +687,7 @@
       <w:pPr>
         <w:pStyle w:val="Normal"/>
         <w:spacing w:lineRule="auto" w:line="480"/>
-        <w:ind w:firstLine="1530" w:end="0"/>
+        <w:ind w:end="0"/>
         <w:jc w:val="both"/>
         <w:rPr/>
       </w:pPr>
@@ -733,7 +733,7 @@
       <w:pPr>
         <w:pStyle w:val="Normal"/>
         <w:spacing w:lineRule="auto" w:line="480"/>
-        <w:ind w:firstLine="1530" w:end="0"/>
+        <w:ind w:end="0"/>
         <w:jc w:val="both"/>
         <w:rPr/>
       </w:pPr>
@@ -778,7 +778,7 @@
       <w:pPr>
         <w:pStyle w:val="Normal"/>
         <w:spacing w:lineRule="auto" w:line="480"/>
-        <w:ind w:firstLine="1440" w:end="0"/>
+        <w:ind w:end="0"/>
         <w:jc w:val="both"/>
         <w:rPr>
           <w:rFonts w:ascii="Times New Roman" w:hAnsi="Times New Roman" w:cs="Times New Roman"/>
@@ -801,7 +801,7 @@
       <w:pPr>
         <w:pStyle w:val="Normal"/>
         <w:spacing w:lineRule="auto" w:line="480"/>
-        <w:ind w:firstLine="1440" w:end="0"/>
+        <w:ind w:end="0"/>
         <w:jc w:val="both"/>
         <w:rPr/>
       </w:pPr>
@@ -827,7 +827,7 @@
       <w:pPr>
         <w:pStyle w:val="Normal"/>
         <w:spacing w:lineRule="auto" w:line="480"/>
-        <w:ind w:firstLine="1440" w:end="0"/>
+        <w:ind w:end="0"/>
         <w:jc w:val="both"/>
         <w:rPr/>
       </w:pPr>

--- a/templates/dhs/dhs_petition_decree_1p_1c.docx
+++ b/templates/dhs/dhs_petition_decree_1p_1c.docx
@@ -110,207 +110,223 @@
         </w:rPr>
       </w:r>
     </w:p>
-    <w:p>
-      <w:pPr>
-        <w:pStyle w:val="Normal"/>
-        <w:tabs>
-          <w:tab w:pos="1080" w:val="left"/>
-          <w:tab w:pos="6480" w:val="right"/>
-          <w:tab w:pos="6768" w:val="left"/>
-        </w:tabs>
-        <w:spacing w:lineRule="exact" w:line="240"/>
-        <w:rPr>
-          <w:rFonts w:ascii="Times New Roman" w:hAnsi="Times New Roman" w:cs="Times New Roman"/>
-          <w:sz w:val="24"/>
-          <w:szCs w:val="24"/>
-        </w:rPr>
-      </w:pPr>
-      <w:r>
-        <w:rPr>
-          <w:rFonts w:cs="Times New Roman" w:ascii="Times New Roman" w:hAnsi="Times New Roman"/>
-          <w:sz w:val="24"/>
-          <w:szCs w:val="24"/>
-        </w:rPr>
-        <w:t>In the Matter of the Adoption of</w:t>
-      </w:r>
-      <w:r>
-        <w:rPr>
-          <w:rFonts w:cs="Times New Roman" w:ascii="Times New Roman" w:hAnsi="Times New Roman"/>
-          <w:sz w:val="24"/>
-          <w:szCs w:val="24"/>
-        </w:rPr>
-        <w:tab/>
-        <w:t>)</w:t>
-      </w:r>
-    </w:p>
-    <w:p>
-      <w:pPr>
-        <w:pStyle w:val="Normal"/>
-        <w:tabs>
-          <w:tab w:pos="1080" w:val="left"/>
-          <w:tab w:pos="6480" w:val="right"/>
-          <w:tab w:pos="6768" w:val="left"/>
-        </w:tabs>
-        <w:spacing w:lineRule="exact" w:line="240"/>
-        <w:rPr>
-          <w:rFonts w:ascii="Times New Roman" w:hAnsi="Times New Roman" w:cs="Times New Roman"/>
-          <w:sz w:val="24"/>
-          <w:szCs w:val="24"/>
-        </w:rPr>
-      </w:pPr>
-      <w:r>
-        <w:rPr>
-          <w:rFonts w:cs="Times New Roman" w:ascii="Times New Roman" w:hAnsi="Times New Roman"/>
-          <w:sz w:val="24"/>
-          <w:szCs w:val="24"/>
-        </w:rPr>
-      </w:r>
-      <w:r>
-        <w:rPr>
-          <w:rFonts w:cs="Times New Roman" w:ascii="Times New Roman" w:hAnsi="Times New Roman"/>
-          <w:sz w:val="24"/>
-          <w:szCs w:val="24"/>
-        </w:rPr>
-        <w:tab/>
-        <w:t>)</w:t>
-      </w:r>
-    </w:p>
-    <w:p>
-      <w:pPr>
-        <w:pStyle w:val="Normal"/>
-        <w:tabs>
-          <w:tab w:pos="1080" w:val="left"/>
-          <w:tab w:pos="6480" w:val="right"/>
-          <w:tab w:pos="6768" w:val="left"/>
-        </w:tabs>
-        <w:spacing w:lineRule="exact" w:line="240"/>
-        <w:rPr>
-          <w:rFonts w:ascii="Times New Roman" w:hAnsi="Times New Roman" w:cs="Times New Roman"/>
-          <w:sz w:val="24"/>
-          <w:szCs w:val="24"/>
-        </w:rPr>
-      </w:pPr>
-      <w:r>
-        <w:rPr>
-          <w:rFonts w:cs="Times New Roman" w:ascii="Times New Roman" w:hAnsi="Times New Roman"/>
-          <w:sz w:val="24"/>
-          <w:szCs w:val="24"/>
-        </w:rPr>
-        <w:t>{{ child1_name_upper }}</w:t>
-      </w:r>
-      <w:r>
-        <w:rPr>
-          <w:rFonts w:cs="Times New Roman" w:ascii="Times New Roman" w:hAnsi="Times New Roman"/>
-          <w:sz w:val="24"/>
-          <w:szCs w:val="24"/>
-        </w:rPr>
-        <w:tab/>
-        <w:t>)</w:t>
-      </w:r>
-    </w:p>
-    <w:p>
-      <w:pPr>
-        <w:pStyle w:val="Normal"/>
-        <w:tabs>
-          <w:tab w:pos="1080" w:val="left"/>
-          <w:tab w:pos="6480" w:val="right"/>
-          <w:tab w:pos="6768" w:val="left"/>
-        </w:tabs>
-        <w:spacing w:lineRule="exact" w:line="240"/>
-        <w:rPr/>
-      </w:pPr>
-      <w:r>
-        <w:rPr>
-          <w:rFonts w:cs="Times New Roman" w:ascii="Times New Roman" w:hAnsi="Times New Roman"/>
-          <w:sz w:val="24"/>
-          <w:szCs w:val="24"/>
-        </w:rPr>
-        <w:t xml:space="preserve">DOB:  </w:t>
-        <w:tab/>
-        <w:t>{{ child1_dob }}</w:t>
-      </w:r>
-      <w:r>
-        <w:rPr>
-          <w:rFonts w:cs="Times New Roman" w:ascii="Times New Roman" w:hAnsi="Times New Roman"/>
-          <w:sz w:val="24"/>
-          <w:szCs w:val="24"/>
-        </w:rPr>
-        <w:tab/>
-        <w:t>)</w:t>
-      </w:r>
-      <w:r>
-        <w:rPr>
-          <w:rFonts w:cs="Times New Roman" w:ascii="Times New Roman" w:hAnsi="Times New Roman"/>
-          <w:sz w:val="24"/>
-          <w:szCs w:val="24"/>
-        </w:rPr>
-        <w:tab/>
-        <w:t>No. {{ case_number }}</w:t>
-      </w:r>
-    </w:p>
-    <w:p>
-      <w:pPr>
-        <w:pStyle w:val="Normal"/>
-        <w:tabs>
-          <w:tab w:pos="1080" w:val="left"/>
-          <w:tab w:pos="6480" w:val="right"/>
-          <w:tab w:pos="6768" w:val="left"/>
-        </w:tabs>
-        <w:spacing w:lineRule="exact" w:line="240"/>
-        <w:ind w:firstLine="720" w:start="4320" w:end="0"/>
-        <w:rPr>
-          <w:rFonts w:ascii="Times New Roman" w:hAnsi="Times New Roman" w:cs="Times New Roman"/>
-          <w:sz w:val="24"/>
-          <w:szCs w:val="24"/>
-        </w:rPr>
-      </w:pPr>
-      <w:r>
-        <w:rPr>
-          <w:rFonts w:cs="Times New Roman" w:ascii="Times New Roman" w:hAnsi="Times New Roman"/>
-          <w:sz w:val="24"/>
-          <w:szCs w:val="24"/>
-        </w:rPr>
-      </w:r>
-      <w:r>
-        <w:rPr>
-          <w:rFonts w:cs="Times New Roman" w:ascii="Times New Roman" w:hAnsi="Times New Roman"/>
-          <w:sz w:val="24"/>
-          <w:szCs w:val="24"/>
-        </w:rPr>
-        <w:tab/>
-        <w:t>)</w:t>
-      </w:r>
-    </w:p>
-    <w:p>
-      <w:pPr>
-        <w:pStyle w:val="Normal"/>
-        <w:tabs>
-          <w:tab w:pos="1080" w:val="left"/>
-          <w:tab w:pos="6480" w:val="right"/>
-          <w:tab w:pos="6768" w:val="left"/>
-        </w:tabs>
-        <w:spacing w:lineRule="exact" w:line="240"/>
-        <w:ind w:firstLine="720" w:end="0"/>
-        <w:rPr/>
-      </w:pPr>
-      <w:r>
-        <w:rPr>
-          <w:rFonts w:cs="Times New Roman" w:ascii="Times New Roman" w:hAnsi="Times New Roman"/>
-          <w:sz w:val="24"/>
-          <w:szCs w:val="24"/>
-        </w:rPr>
-        <w:t>A Minor Child.</w:t>
-      </w:r>
-      <w:r>
-        <w:rPr>
-          <w:rFonts w:cs="Times New Roman" w:ascii="Times New Roman" w:hAnsi="Times New Roman"/>
-          <w:sz w:val="24"/>
-          <w:szCs w:val="24"/>
-        </w:rPr>
-        <w:tab/>
-        <w:t>)</w:t>
-      </w:r>
-    </w:p>
+    <w:tbl>
+      <w:tblPr>
+        <w:tblW w:w="8784" w:type="dxa"/>
+        <w:tblBorders>
+          <w:top w:val="none" w:sz="0" w:space="0" w:color="auto"/>
+          <w:left w:val="none" w:sz="0" w:space="0" w:color="auto"/>
+          <w:bottom w:val="none" w:sz="0" w:space="0" w:color="auto"/>
+          <w:right w:val="none" w:sz="0" w:space="0" w:color="auto"/>
+          <w:insideH w:val="none" w:sz="0" w:space="0" w:color="auto"/>
+          <w:insideV w:val="none" w:sz="0" w:space="0" w:color="auto"/>
+        </w:tblBorders>
+        <w:tblLayout w:type="fixed"/>
+        <w:tblCellMar>
+          <w:top w:w="0" w:type="dxa"/>
+          <w:left w:w="0" w:type="dxa"/>
+          <w:bottom w:w="0" w:type="dxa"/>
+          <w:right w:w="0" w:type="dxa"/>
+        </w:tblCellMar>
+        <w:tblLook w:val="0000" w:firstRow="0" w:lastRow="0" w:firstColumn="0" w:lastColumn="0" w:noHBand="0" w:noVBand="0"/>
+      </w:tblPr>
+      <w:tblGrid>
+        <w:gridCol w:w="5616"/>
+        <w:gridCol w:w="288"/>
+        <w:gridCol w:w="2880"/>
+      </w:tblGrid>
+      <w:tr>
+        <w:tc>
+          <w:tcPr>
+            <w:tcW w:w="5616" w:type="dxa"/>
+          </w:tcPr>
+          <w:p>
+            <w:pPr>
+              <w:spacing w:after="0" w:line="240" w:lineRule="auto"/>
+            </w:pPr>
+            <w:r>
+              <w:rPr>
+                <w:rFonts w:ascii="Times New Roman" w:hAnsi="Times New Roman" w:cs="Times New Roman"/>
+                <w:sz w:val="24"/>
+                <w:szCs w:val="24"/>
+              </w:rPr>
+              <w:t xml:space="preserve">In the Matter of the Adoption of</w:t>
+            </w:r>
+          </w:p>
+          <w:p>
+            <w:pPr>
+              <w:spacing w:after="0" w:line="240" w:lineRule="auto"/>
+            </w:pPr>
+          </w:p>
+          <w:p>
+            <w:pPr>
+              <w:spacing w:after="0" w:line="240" w:lineRule="auto"/>
+            </w:pPr>
+            <w:r>
+              <w:rPr>
+                <w:rFonts w:ascii="Times New Roman" w:hAnsi="Times New Roman" w:cs="Times New Roman"/>
+                <w:sz w:val="24"/>
+                <w:szCs w:val="24"/>
+              </w:rPr>
+              <w:t xml:space="preserve">{{ child1_name_upper }}</w:t>
+            </w:r>
+          </w:p>
+          <w:p>
+            <w:pPr>
+              <w:tabs>
+                <w:tab w:val="left" w:pos="1080"/>
+              </w:tabs>
+              <w:spacing w:after="0" w:line="240" w:lineRule="auto"/>
+            </w:pPr>
+            <w:r>
+              <w:rPr>
+                <w:rFonts w:ascii="Times New Roman" w:hAnsi="Times New Roman" w:cs="Times New Roman"/>
+                <w:sz w:val="24"/>
+                <w:szCs w:val="24"/>
+              </w:rPr>
+              <w:t xml:space="preserve">DOB:  </w:t>
+              <w:tab/>
+              <w:t xml:space="preserve">{{ child1_dob }}</w:t>
+            </w:r>
+          </w:p>
+          <w:p>
+            <w:pPr>
+              <w:spacing w:after="0" w:line="240" w:lineRule="auto"/>
+            </w:pPr>
+          </w:p>
+          <w:p>
+            <w:pPr>
+              <w:spacing w:after="0" w:line="240" w:lineRule="auto"/>
+              <w:ind w:firstLine="720"/>
+            </w:pPr>
+            <w:r>
+              <w:rPr>
+                <w:rFonts w:ascii="Times New Roman" w:hAnsi="Times New Roman" w:cs="Times New Roman"/>
+                <w:sz w:val="24"/>
+                <w:szCs w:val="24"/>
+              </w:rPr>
+              <w:t xml:space="preserve">A Minor Child.</w:t>
+            </w:r>
+          </w:p>
+        </w:tc>
+        <w:tc>
+          <w:tcPr>
+            <w:tcW w:w="288" w:type="dxa"/>
+          </w:tcPr>
+          <w:p>
+            <w:pPr>
+              <w:spacing w:after="0" w:line="240" w:lineRule="auto"/>
+            </w:pPr>
+            <w:r>
+              <w:rPr>
+                <w:rFonts w:ascii="Times New Roman" w:hAnsi="Times New Roman" w:cs="Times New Roman"/>
+                <w:sz w:val="24"/>
+                <w:szCs w:val="24"/>
+              </w:rPr>
+              <w:t xml:space="preserve">)</w:t>
+            </w:r>
+          </w:p>
+          <w:p>
+            <w:pPr>
+              <w:spacing w:after="0" w:line="240" w:lineRule="auto"/>
+            </w:pPr>
+            <w:r>
+              <w:rPr>
+                <w:rFonts w:ascii="Times New Roman" w:hAnsi="Times New Roman" w:cs="Times New Roman"/>
+                <w:sz w:val="24"/>
+                <w:szCs w:val="24"/>
+              </w:rPr>
+              <w:t xml:space="preserve">)</w:t>
+            </w:r>
+          </w:p>
+          <w:p>
+            <w:pPr>
+              <w:spacing w:after="0" w:line="240" w:lineRule="auto"/>
+            </w:pPr>
+            <w:r>
+              <w:rPr>
+                <w:rFonts w:ascii="Times New Roman" w:hAnsi="Times New Roman" w:cs="Times New Roman"/>
+                <w:sz w:val="24"/>
+                <w:szCs w:val="24"/>
+              </w:rPr>
+              <w:t xml:space="preserve">)</w:t>
+            </w:r>
+          </w:p>
+          <w:p>
+            <w:pPr>
+              <w:spacing w:after="0" w:line="240" w:lineRule="auto"/>
+            </w:pPr>
+            <w:r>
+              <w:rPr>
+                <w:rFonts w:ascii="Times New Roman" w:hAnsi="Times New Roman" w:cs="Times New Roman"/>
+                <w:sz w:val="24"/>
+                <w:szCs w:val="24"/>
+              </w:rPr>
+              <w:t xml:space="preserve">)</w:t>
+            </w:r>
+          </w:p>
+          <w:p>
+            <w:pPr>
+              <w:spacing w:after="0" w:line="240" w:lineRule="auto"/>
+            </w:pPr>
+            <w:r>
+              <w:rPr>
+                <w:rFonts w:ascii="Times New Roman" w:hAnsi="Times New Roman" w:cs="Times New Roman"/>
+                <w:sz w:val="24"/>
+                <w:szCs w:val="24"/>
+              </w:rPr>
+              <w:t xml:space="preserve">)</w:t>
+            </w:r>
+          </w:p>
+          <w:p>
+            <w:pPr>
+              <w:spacing w:after="0" w:line="240" w:lineRule="auto"/>
+            </w:pPr>
+            <w:r>
+              <w:rPr>
+                <w:rFonts w:ascii="Times New Roman" w:hAnsi="Times New Roman" w:cs="Times New Roman"/>
+                <w:sz w:val="24"/>
+                <w:szCs w:val="24"/>
+              </w:rPr>
+              <w:t xml:space="preserve">)</w:t>
+            </w:r>
+          </w:p>
+        </w:tc>
+        <w:tc>
+          <w:tcPr>
+            <w:tcW w:w="2880" w:type="dxa"/>
+          </w:tcPr>
+          <w:p>
+            <w:pPr>
+              <w:spacing w:after="0" w:line="240" w:lineRule="auto"/>
+            </w:pPr>
+          </w:p>
+          <w:p>
+            <w:pPr>
+              <w:spacing w:after="0" w:line="240" w:lineRule="auto"/>
+            </w:pPr>
+          </w:p>
+          <w:p>
+            <w:pPr>
+              <w:spacing w:after="0" w:line="240" w:lineRule="auto"/>
+            </w:pPr>
+          </w:p>
+          <w:p>
+            <w:pPr>
+              <w:spacing w:after="0" w:line="240" w:lineRule="auto"/>
+            </w:pPr>
+            <w:r>
+              <w:rPr>
+                <w:rFonts w:ascii="Times New Roman" w:hAnsi="Times New Roman" w:cs="Times New Roman"/>
+                <w:sz w:val="24"/>
+                <w:szCs w:val="24"/>
+              </w:rPr>
+              <w:t xml:space="preserve">No. {{ case_number }}</w:t>
+            </w:r>
+          </w:p>
+        </w:tc>
+      </w:tr>
+    </w:tbl>
     <w:p>
       <w:pPr>
         <w:pStyle w:val="Normal"/>
@@ -448,7 +464,7 @@
       <w:pPr>
         <w:pStyle w:val="Normal"/>
         <w:spacing w:lineRule="auto" w:line="480"/>
-        <w:ind w:end="0"/>
+        <w:ind w:firstLine="720" w:end="0"/>
         <w:jc w:val="both"/>
         <w:rPr/>
       </w:pPr>
@@ -467,7 +483,7 @@
       <w:pPr>
         <w:pStyle w:val="Normal"/>
         <w:spacing w:lineRule="auto" w:line="480"/>
-        <w:ind w:end="0"/>
+        <w:ind w:firstLine="720" w:end="0"/>
         <w:jc w:val="both"/>
         <w:rPr/>
       </w:pPr>
@@ -486,7 +502,7 @@
       <w:pPr>
         <w:pStyle w:val="Normal"/>
         <w:spacing w:lineRule="auto" w:line="480"/>
-        <w:ind w:end="0"/>
+        <w:ind w:firstLine="720" w:end="0"/>
         <w:jc w:val="both"/>
         <w:rPr>
           <w:rFonts w:ascii="Times New Roman" w:hAnsi="Times New Roman" w:cs="Times New Roman"/>
@@ -544,7 +560,7 @@
       <w:pPr>
         <w:pStyle w:val="Normal"/>
         <w:spacing w:lineRule="auto" w:line="480"/>
-        <w:ind w:end="0"/>
+        <w:ind w:firstLine="720" w:end="0"/>
         <w:jc w:val="both"/>
         <w:rPr/>
       </w:pPr>
@@ -592,7 +608,7 @@
       <w:pPr>
         <w:pStyle w:val="Normal"/>
         <w:spacing w:lineRule="auto" w:line="480"/>
-        <w:ind w:end="0"/>
+        <w:ind w:firstLine="720" w:end="0"/>
         <w:jc w:val="both"/>
         <w:rPr/>
       </w:pPr>
@@ -611,7 +627,7 @@
       <w:pPr>
         <w:pStyle w:val="Normal"/>
         <w:spacing w:lineRule="auto" w:line="480"/>
-        <w:ind w:end="0"/>
+        <w:ind w:firstLine="720" w:end="0"/>
         <w:jc w:val="both"/>
         <w:rPr/>
       </w:pPr>
@@ -630,7 +646,7 @@
       <w:pPr>
         <w:pStyle w:val="Normal"/>
         <w:spacing w:lineRule="auto" w:line="480"/>
-        <w:ind w:end="0"/>
+        <w:ind w:firstLine="720" w:end="0"/>
         <w:jc w:val="both"/>
         <w:rPr/>
       </w:pPr>
@@ -649,7 +665,7 @@
       <w:pPr>
         <w:pStyle w:val="Normal"/>
         <w:spacing w:lineRule="auto" w:line="480"/>
-        <w:ind w:end="0"/>
+        <w:ind w:firstLine="720" w:end="0"/>
         <w:jc w:val="both"/>
         <w:rPr/>
       </w:pPr>
@@ -668,7 +684,7 @@
       <w:pPr>
         <w:pStyle w:val="Normal"/>
         <w:spacing w:lineRule="auto" w:line="480"/>
-        <w:ind w:end="0"/>
+        <w:ind w:firstLine="720" w:end="0"/>
         <w:jc w:val="both"/>
         <w:rPr/>
       </w:pPr>
@@ -687,7 +703,7 @@
       <w:pPr>
         <w:pStyle w:val="Normal"/>
         <w:spacing w:lineRule="auto" w:line="480"/>
-        <w:ind w:end="0"/>
+        <w:ind w:firstLine="720" w:end="0"/>
         <w:jc w:val="both"/>
         <w:rPr/>
       </w:pPr>
@@ -733,7 +749,7 @@
       <w:pPr>
         <w:pStyle w:val="Normal"/>
         <w:spacing w:lineRule="auto" w:line="480"/>
-        <w:ind w:end="0"/>
+        <w:ind w:firstLine="720" w:end="0"/>
         <w:jc w:val="both"/>
         <w:rPr/>
       </w:pPr>
@@ -778,7 +794,7 @@
       <w:pPr>
         <w:pStyle w:val="Normal"/>
         <w:spacing w:lineRule="auto" w:line="480"/>
-        <w:ind w:end="0"/>
+        <w:ind w:firstLine="720" w:end="0"/>
         <w:jc w:val="both"/>
         <w:rPr>
           <w:rFonts w:ascii="Times New Roman" w:hAnsi="Times New Roman" w:cs="Times New Roman"/>
@@ -801,7 +817,7 @@
       <w:pPr>
         <w:pStyle w:val="Normal"/>
         <w:spacing w:lineRule="auto" w:line="480"/>
-        <w:ind w:end="0"/>
+        <w:ind w:firstLine="720" w:end="0"/>
         <w:jc w:val="both"/>
         <w:rPr/>
       </w:pPr>
@@ -827,7 +843,7 @@
       <w:pPr>
         <w:pStyle w:val="Normal"/>
         <w:spacing w:lineRule="auto" w:line="480"/>
-        <w:ind w:end="0"/>
+        <w:ind w:firstLine="720" w:end="0"/>
         <w:jc w:val="both"/>
         <w:rPr/>
       </w:pPr>
@@ -1113,6 +1129,14 @@
         <w:tblW w:w="9576" w:type="dxa"/>
         <w:jc w:val="start"/>
         <w:tblInd w:w="0" w:type="dxa"/>
+        <w:tblBorders>
+          <w:top w:val="none" w:sz="0" w:space="0" w:color="auto"/>
+          <w:left w:val="none" w:sz="0" w:space="0" w:color="auto"/>
+          <w:bottom w:val="none" w:sz="0" w:space="0" w:color="auto"/>
+          <w:right w:val="none" w:sz="0" w:space="0" w:color="auto"/>
+          <w:insideH w:val="none" w:sz="0" w:space="0" w:color="auto"/>
+          <w:insideV w:val="none" w:sz="0" w:space="0" w:color="auto"/>
+        </w:tblBorders>
         <w:tblLayout w:type="fixed"/>
         <w:tblCellMar>
           <w:top w:w="0" w:type="dxa"/>
@@ -1181,7 +1205,7 @@
                 <w:sz w:val="24"/>
                 <w:szCs w:val="24"/>
               </w:rPr>
-              <w:t>By:</w:t>
+              <w:t xml:space="preserve">By:{% if attorney_signature %}  {{ attorney_signature }}{% endif %}</w:t>
             </w:r>
             <w:r>
               <w:rPr>
@@ -2110,205 +2134,218 @@
         </w:rPr>
       </w:r>
     </w:p>
-    <w:p>
-      <w:pPr>
-        <w:pStyle w:val="Normal"/>
-        <w:tabs>
-          <w:tab w:pos="1080" w:val="left"/>
-          <w:tab w:pos="6480" w:val="right"/>
-          <w:tab w:pos="6768" w:val="left"/>
-        </w:tabs>
-        <w:spacing w:lineRule="exact" w:line="240"/>
-        <w:rPr>
-          <w:rFonts w:ascii="Times New Roman" w:hAnsi="Times New Roman" w:cs="Times New Roman"/>
-          <w:sz w:val="24"/>
-          <w:szCs w:val="24"/>
-        </w:rPr>
-      </w:pPr>
-      <w:r>
-        <w:rPr>
-          <w:rFonts w:cs="Times New Roman" w:ascii="Times New Roman" w:hAnsi="Times New Roman"/>
-          <w:sz w:val="24"/>
-          <w:szCs w:val="24"/>
-        </w:rPr>
-        <w:t>In the Matter of the Adoption of</w:t>
-      </w:r>
-      <w:r>
-        <w:rPr>
-          <w:rFonts w:cs="Times New Roman" w:ascii="Times New Roman" w:hAnsi="Times New Roman"/>
-          <w:sz w:val="24"/>
-          <w:szCs w:val="24"/>
-        </w:rPr>
-        <w:tab/>
-        <w:t>)</w:t>
-      </w:r>
-    </w:p>
-    <w:p>
-      <w:pPr>
-        <w:pStyle w:val="Normal"/>
-        <w:tabs>
-          <w:tab w:pos="1080" w:val="left"/>
-          <w:tab w:pos="6480" w:val="right"/>
-          <w:tab w:pos="6768" w:val="left"/>
-        </w:tabs>
-        <w:spacing w:lineRule="exact" w:line="240"/>
-        <w:rPr>
-          <w:rFonts w:ascii="Times New Roman" w:hAnsi="Times New Roman" w:cs="Times New Roman"/>
-          <w:sz w:val="24"/>
-          <w:szCs w:val="24"/>
-        </w:rPr>
-      </w:pPr>
-      <w:r>
-        <w:rPr>
-          <w:rFonts w:cs="Times New Roman" w:ascii="Times New Roman" w:hAnsi="Times New Roman"/>
-          <w:sz w:val="24"/>
-          <w:szCs w:val="24"/>
-        </w:rPr>
-      </w:r>
-      <w:r>
-        <w:rPr>
-          <w:rFonts w:cs="Times New Roman" w:ascii="Times New Roman" w:hAnsi="Times New Roman"/>
-          <w:sz w:val="24"/>
-          <w:szCs w:val="24"/>
-        </w:rPr>
-        <w:tab/>
-        <w:t>)</w:t>
-      </w:r>
-    </w:p>
-    <w:p>
-      <w:pPr>
-        <w:pStyle w:val="Normal"/>
-        <w:tabs>
-          <w:tab w:pos="1080" w:val="left"/>
-          <w:tab w:pos="6480" w:val="right"/>
-          <w:tab w:pos="6768" w:val="left"/>
-        </w:tabs>
-        <w:spacing w:lineRule="exact" w:line="240"/>
-        <w:rPr/>
-      </w:pPr>
-      <w:r>
-        <w:rPr>
-          <w:rFonts w:cs="Times New Roman" w:ascii="Times New Roman" w:hAnsi="Times New Roman"/>
-          <w:sz w:val="24"/>
-          <w:szCs w:val="24"/>
-        </w:rPr>
-        <w:t>{{ child1_name_upper }}</w:t>
-      </w:r>
-      <w:r>
-        <w:rPr>
-          <w:rFonts w:cs="Times New Roman" w:ascii="Times New Roman" w:hAnsi="Times New Roman"/>
-          <w:sz w:val="24"/>
-          <w:szCs w:val="24"/>
-        </w:rPr>
-        <w:tab/>
-        <w:t>)</w:t>
-      </w:r>
-    </w:p>
-    <w:p>
-      <w:pPr>
-        <w:pStyle w:val="Normal"/>
-        <w:tabs>
-          <w:tab w:pos="1080" w:val="left"/>
-          <w:tab w:pos="6480" w:val="right"/>
-          <w:tab w:pos="6768" w:val="left"/>
-        </w:tabs>
-        <w:spacing w:lineRule="exact" w:line="240"/>
-        <w:rPr/>
-      </w:pPr>
-      <w:r>
-        <w:rPr>
-          <w:rFonts w:cs="Times New Roman" w:ascii="Times New Roman" w:hAnsi="Times New Roman"/>
-          <w:sz w:val="24"/>
-          <w:szCs w:val="24"/>
-        </w:rPr>
-        <w:t>DOB: {{ child1_dob }},</w:t>
-      </w:r>
-      <w:r>
-        <w:rPr>
-          <w:rFonts w:cs="Times New Roman" w:ascii="Times New Roman" w:hAnsi="Times New Roman"/>
-          <w:sz w:val="24"/>
-          <w:szCs w:val="24"/>
-        </w:rPr>
-        <w:tab/>
-        <w:t>)</w:t>
-      </w:r>
-      <w:r>
-        <w:rPr>
-          <w:rFonts w:cs="Times New Roman" w:ascii="Times New Roman" w:hAnsi="Times New Roman"/>
-          <w:sz w:val="24"/>
-          <w:szCs w:val="24"/>
-        </w:rPr>
-        <w:tab/>
-        <w:t>No. {{ case_number }}</w:t>
-      </w:r>
-    </w:p>
-    <w:p>
-      <w:pPr>
-        <w:pStyle w:val="Normal"/>
-        <w:tabs>
-          <w:tab w:pos="1080" w:val="left"/>
-          <w:tab w:pos="6480" w:val="right"/>
-          <w:tab w:pos="6768" w:val="left"/>
-        </w:tabs>
-        <w:spacing w:lineRule="exact" w:line="240"/>
-        <w:ind w:firstLine="720" w:start="4320" w:end="0"/>
-        <w:rPr>
-          <w:rFonts w:ascii="Times New Roman" w:hAnsi="Times New Roman" w:cs="Times New Roman"/>
-          <w:sz w:val="24"/>
-          <w:szCs w:val="24"/>
-        </w:rPr>
-      </w:pPr>
-      <w:r>
-        <w:rPr>
-          <w:rFonts w:cs="Times New Roman" w:ascii="Times New Roman" w:hAnsi="Times New Roman"/>
-          <w:sz w:val="24"/>
-          <w:szCs w:val="24"/>
-        </w:rPr>
-      </w:r>
-      <w:r>
-        <w:rPr>
-          <w:rFonts w:cs="Times New Roman" w:ascii="Times New Roman" w:hAnsi="Times New Roman"/>
-          <w:sz w:val="24"/>
-          <w:szCs w:val="24"/>
-        </w:rPr>
-        <w:tab/>
-        <w:t>)</w:t>
-      </w:r>
-    </w:p>
-    <w:p>
-      <w:pPr>
-        <w:pStyle w:val="Normal"/>
-        <w:tabs>
-          <w:tab w:pos="1080" w:val="left"/>
-          <w:tab w:pos="6480" w:val="right"/>
-          <w:tab w:pos="6768" w:val="left"/>
-        </w:tabs>
-        <w:spacing w:lineRule="exact" w:line="240"/>
-        <w:ind w:firstLine="720" w:end="0"/>
-        <w:rPr>
-          <w:rFonts w:ascii="Times New Roman" w:hAnsi="Times New Roman" w:cs="Times New Roman"/>
-          <w:sz w:val="24"/>
-          <w:szCs w:val="24"/>
-        </w:rPr>
-      </w:pPr>
-      <w:r>
-        <w:rPr>
-          <w:rFonts w:cs="Times New Roman" w:ascii="Times New Roman" w:hAnsi="Times New Roman"/>
-          <w:sz w:val="24"/>
-          <w:szCs w:val="24"/>
-        </w:rPr>
-        <w:t>A Minor Child.</w:t>
-      </w:r>
-      <w:r>
-        <w:rPr>
-          <w:rFonts w:cs="Times New Roman" w:ascii="Times New Roman" w:hAnsi="Times New Roman"/>
-          <w:sz w:val="24"/>
-          <w:szCs w:val="24"/>
-        </w:rPr>
-        <w:tab/>
-        <w:t>)</w:t>
-      </w:r>
-    </w:p>
+    <w:tbl>
+      <w:tblPr>
+        <w:tblW w:w="8784" w:type="dxa"/>
+        <w:tblBorders>
+          <w:top w:val="none" w:sz="0" w:space="0" w:color="auto"/>
+          <w:left w:val="none" w:sz="0" w:space="0" w:color="auto"/>
+          <w:bottom w:val="none" w:sz="0" w:space="0" w:color="auto"/>
+          <w:right w:val="none" w:sz="0" w:space="0" w:color="auto"/>
+          <w:insideH w:val="none" w:sz="0" w:space="0" w:color="auto"/>
+          <w:insideV w:val="none" w:sz="0" w:space="0" w:color="auto"/>
+        </w:tblBorders>
+        <w:tblLayout w:type="fixed"/>
+        <w:tblCellMar>
+          <w:top w:w="0" w:type="dxa"/>
+          <w:left w:w="0" w:type="dxa"/>
+          <w:bottom w:w="0" w:type="dxa"/>
+          <w:right w:w="0" w:type="dxa"/>
+        </w:tblCellMar>
+        <w:tblLook w:val="0000" w:firstRow="0" w:lastRow="0" w:firstColumn="0" w:lastColumn="0" w:noHBand="0" w:noVBand="0"/>
+      </w:tblPr>
+      <w:tblGrid>
+        <w:gridCol w:w="5616"/>
+        <w:gridCol w:w="288"/>
+        <w:gridCol w:w="2880"/>
+      </w:tblGrid>
+      <w:tr>
+        <w:tc>
+          <w:tcPr>
+            <w:tcW w:w="5616" w:type="dxa"/>
+          </w:tcPr>
+          <w:p>
+            <w:pPr>
+              <w:spacing w:after="0" w:line="240" w:lineRule="auto"/>
+            </w:pPr>
+            <w:r>
+              <w:rPr>
+                <w:rFonts w:ascii="Times New Roman" w:hAnsi="Times New Roman" w:cs="Times New Roman"/>
+                <w:sz w:val="24"/>
+                <w:szCs w:val="24"/>
+              </w:rPr>
+              <w:t xml:space="preserve">In the Matter of the Adoption of</w:t>
+            </w:r>
+          </w:p>
+          <w:p>
+            <w:pPr>
+              <w:spacing w:after="0" w:line="240" w:lineRule="auto"/>
+            </w:pPr>
+          </w:p>
+          <w:p>
+            <w:pPr>
+              <w:spacing w:after="0" w:line="240" w:lineRule="auto"/>
+            </w:pPr>
+            <w:r>
+              <w:rPr>
+                <w:rFonts w:ascii="Times New Roman" w:hAnsi="Times New Roman" w:cs="Times New Roman"/>
+                <w:sz w:val="24"/>
+                <w:szCs w:val="24"/>
+              </w:rPr>
+              <w:t xml:space="preserve">{{ child1_name_upper }}</w:t>
+            </w:r>
+          </w:p>
+          <w:p>
+            <w:pPr>
+              <w:spacing w:after="0" w:line="240" w:lineRule="auto"/>
+            </w:pPr>
+            <w:r>
+              <w:rPr>
+                <w:rFonts w:ascii="Times New Roman" w:hAnsi="Times New Roman" w:cs="Times New Roman"/>
+                <w:sz w:val="24"/>
+                <w:szCs w:val="24"/>
+              </w:rPr>
+              <w:t xml:space="preserve">DOB: {{ child1_dob }},</w:t>
+            </w:r>
+          </w:p>
+          <w:p>
+            <w:pPr>
+              <w:spacing w:after="0" w:line="240" w:lineRule="auto"/>
+            </w:pPr>
+          </w:p>
+          <w:p>
+            <w:pPr>
+              <w:spacing w:after="0" w:line="240" w:lineRule="auto"/>
+              <w:ind w:firstLine="720"/>
+            </w:pPr>
+            <w:r>
+              <w:rPr>
+                <w:rFonts w:ascii="Times New Roman" w:hAnsi="Times New Roman" w:cs="Times New Roman"/>
+                <w:sz w:val="24"/>
+                <w:szCs w:val="24"/>
+              </w:rPr>
+              <w:t xml:space="preserve">A Minor Child.</w:t>
+            </w:r>
+          </w:p>
+        </w:tc>
+        <w:tc>
+          <w:tcPr>
+            <w:tcW w:w="288" w:type="dxa"/>
+          </w:tcPr>
+          <w:p>
+            <w:pPr>
+              <w:spacing w:after="0" w:line="240" w:lineRule="auto"/>
+            </w:pPr>
+            <w:r>
+              <w:rPr>
+                <w:rFonts w:ascii="Times New Roman" w:hAnsi="Times New Roman" w:cs="Times New Roman"/>
+                <w:sz w:val="24"/>
+                <w:szCs w:val="24"/>
+              </w:rPr>
+              <w:t xml:space="preserve">)</w:t>
+            </w:r>
+          </w:p>
+          <w:p>
+            <w:pPr>
+              <w:spacing w:after="0" w:line="240" w:lineRule="auto"/>
+            </w:pPr>
+            <w:r>
+              <w:rPr>
+                <w:rFonts w:ascii="Times New Roman" w:hAnsi="Times New Roman" w:cs="Times New Roman"/>
+                <w:sz w:val="24"/>
+                <w:szCs w:val="24"/>
+              </w:rPr>
+              <w:t xml:space="preserve">)</w:t>
+            </w:r>
+          </w:p>
+          <w:p>
+            <w:pPr>
+              <w:spacing w:after="0" w:line="240" w:lineRule="auto"/>
+            </w:pPr>
+            <w:r>
+              <w:rPr>
+                <w:rFonts w:ascii="Times New Roman" w:hAnsi="Times New Roman" w:cs="Times New Roman"/>
+                <w:sz w:val="24"/>
+                <w:szCs w:val="24"/>
+              </w:rPr>
+              <w:t xml:space="preserve">)</w:t>
+            </w:r>
+          </w:p>
+          <w:p>
+            <w:pPr>
+              <w:spacing w:after="0" w:line="240" w:lineRule="auto"/>
+            </w:pPr>
+            <w:r>
+              <w:rPr>
+                <w:rFonts w:ascii="Times New Roman" w:hAnsi="Times New Roman" w:cs="Times New Roman"/>
+                <w:sz w:val="24"/>
+                <w:szCs w:val="24"/>
+              </w:rPr>
+              <w:t xml:space="preserve">)</w:t>
+            </w:r>
+          </w:p>
+          <w:p>
+            <w:pPr>
+              <w:spacing w:after="0" w:line="240" w:lineRule="auto"/>
+            </w:pPr>
+            <w:r>
+              <w:rPr>
+                <w:rFonts w:ascii="Times New Roman" w:hAnsi="Times New Roman" w:cs="Times New Roman"/>
+                <w:sz w:val="24"/>
+                <w:szCs w:val="24"/>
+              </w:rPr>
+              <w:t xml:space="preserve">)</w:t>
+            </w:r>
+          </w:p>
+          <w:p>
+            <w:pPr>
+              <w:spacing w:after="0" w:line="240" w:lineRule="auto"/>
+            </w:pPr>
+            <w:r>
+              <w:rPr>
+                <w:rFonts w:ascii="Times New Roman" w:hAnsi="Times New Roman" w:cs="Times New Roman"/>
+                <w:sz w:val="24"/>
+                <w:szCs w:val="24"/>
+              </w:rPr>
+              <w:t xml:space="preserve">)</w:t>
+            </w:r>
+          </w:p>
+        </w:tc>
+        <w:tc>
+          <w:tcPr>
+            <w:tcW w:w="2880" w:type="dxa"/>
+          </w:tcPr>
+          <w:p>
+            <w:pPr>
+              <w:spacing w:after="0" w:line="240" w:lineRule="auto"/>
+            </w:pPr>
+          </w:p>
+          <w:p>
+            <w:pPr>
+              <w:spacing w:after="0" w:line="240" w:lineRule="auto"/>
+            </w:pPr>
+          </w:p>
+          <w:p>
+            <w:pPr>
+              <w:spacing w:after="0" w:line="240" w:lineRule="auto"/>
+            </w:pPr>
+          </w:p>
+          <w:p>
+            <w:pPr>
+              <w:spacing w:after="0" w:line="240" w:lineRule="auto"/>
+            </w:pPr>
+            <w:r>
+              <w:rPr>
+                <w:rFonts w:ascii="Times New Roman" w:hAnsi="Times New Roman" w:cs="Times New Roman"/>
+                <w:sz w:val="24"/>
+                <w:szCs w:val="24"/>
+              </w:rPr>
+              <w:t xml:space="preserve">No. {{ case_number }}</w:t>
+            </w:r>
+          </w:p>
+        </w:tc>
+      </w:tr>
+    </w:tbl>
     <w:p>
       <w:pPr>
         <w:pStyle w:val="Normal"/>
@@ -3215,6 +3252,14 @@
         <w:tblW w:w="5148" w:type="dxa"/>
         <w:jc w:val="start"/>
         <w:tblInd w:w="0" w:type="dxa"/>
+        <w:tblBorders>
+          <w:top w:val="none" w:sz="0" w:space="0" w:color="auto"/>
+          <w:left w:val="none" w:sz="0" w:space="0" w:color="auto"/>
+          <w:bottom w:val="none" w:sz="0" w:space="0" w:color="auto"/>
+          <w:right w:val="none" w:sz="0" w:space="0" w:color="auto"/>
+          <w:insideH w:val="none" w:sz="0" w:space="0" w:color="auto"/>
+          <w:insideV w:val="none" w:sz="0" w:space="0" w:color="auto"/>
+        </w:tblBorders>
         <w:tblLayout w:type="fixed"/>
         <w:tblCellMar>
           <w:top w:w="0" w:type="dxa"/>

--- a/templates/dhs/dhs_petition_decree_1p_1c.docx
+++ b/templates/dhs/dhs_petition_decree_1p_1c.docx
@@ -110,207 +110,223 @@
         </w:rPr>
       </w:r>
     </w:p>
-    <w:p>
-      <w:pPr>
-        <w:pStyle w:val="Normal"/>
-        <w:tabs>
-          <w:tab w:pos="1080" w:val="left"/>
-          <w:tab w:pos="6480" w:val="right"/>
-          <w:tab w:pos="6768" w:val="left"/>
-        </w:tabs>
-        <w:spacing w:lineRule="exact" w:line="240"/>
-        <w:rPr>
-          <w:rFonts w:ascii="Times New Roman" w:hAnsi="Times New Roman" w:cs="Times New Roman"/>
-          <w:sz w:val="24"/>
-          <w:szCs w:val="24"/>
-        </w:rPr>
-      </w:pPr>
-      <w:r>
-        <w:rPr>
-          <w:rFonts w:cs="Times New Roman" w:ascii="Times New Roman" w:hAnsi="Times New Roman"/>
-          <w:sz w:val="24"/>
-          <w:szCs w:val="24"/>
-        </w:rPr>
-        <w:t>In the Matter of the Adoption of</w:t>
-      </w:r>
-      <w:r>
-        <w:rPr>
-          <w:rFonts w:cs="Times New Roman" w:ascii="Times New Roman" w:hAnsi="Times New Roman"/>
-          <w:sz w:val="24"/>
-          <w:szCs w:val="24"/>
-        </w:rPr>
-        <w:tab/>
-        <w:t>)</w:t>
-      </w:r>
-    </w:p>
-    <w:p>
-      <w:pPr>
-        <w:pStyle w:val="Normal"/>
-        <w:tabs>
-          <w:tab w:pos="1080" w:val="left"/>
-          <w:tab w:pos="6480" w:val="right"/>
-          <w:tab w:pos="6768" w:val="left"/>
-        </w:tabs>
-        <w:spacing w:lineRule="exact" w:line="240"/>
-        <w:rPr>
-          <w:rFonts w:ascii="Times New Roman" w:hAnsi="Times New Roman" w:cs="Times New Roman"/>
-          <w:sz w:val="24"/>
-          <w:szCs w:val="24"/>
-        </w:rPr>
-      </w:pPr>
-      <w:r>
-        <w:rPr>
-          <w:rFonts w:cs="Times New Roman" w:ascii="Times New Roman" w:hAnsi="Times New Roman"/>
-          <w:sz w:val="24"/>
-          <w:szCs w:val="24"/>
-        </w:rPr>
-      </w:r>
-      <w:r>
-        <w:rPr>
-          <w:rFonts w:cs="Times New Roman" w:ascii="Times New Roman" w:hAnsi="Times New Roman"/>
-          <w:sz w:val="24"/>
-          <w:szCs w:val="24"/>
-        </w:rPr>
-        <w:tab/>
-        <w:t>)</w:t>
-      </w:r>
-    </w:p>
-    <w:p>
-      <w:pPr>
-        <w:pStyle w:val="Normal"/>
-        <w:tabs>
-          <w:tab w:pos="1080" w:val="left"/>
-          <w:tab w:pos="6480" w:val="right"/>
-          <w:tab w:pos="6768" w:val="left"/>
-        </w:tabs>
-        <w:spacing w:lineRule="exact" w:line="240"/>
-        <w:rPr>
-          <w:rFonts w:ascii="Times New Roman" w:hAnsi="Times New Roman" w:cs="Times New Roman"/>
-          <w:sz w:val="24"/>
-          <w:szCs w:val="24"/>
-        </w:rPr>
-      </w:pPr>
-      <w:r>
-        <w:rPr>
-          <w:rFonts w:cs="Times New Roman" w:ascii="Times New Roman" w:hAnsi="Times New Roman"/>
-          <w:sz w:val="24"/>
-          <w:szCs w:val="24"/>
-        </w:rPr>
-        <w:t>{{ child1_name_upper }}</w:t>
-      </w:r>
-      <w:r>
-        <w:rPr>
-          <w:rFonts w:cs="Times New Roman" w:ascii="Times New Roman" w:hAnsi="Times New Roman"/>
-          <w:sz w:val="24"/>
-          <w:szCs w:val="24"/>
-        </w:rPr>
-        <w:tab/>
-        <w:t>)</w:t>
-      </w:r>
-    </w:p>
-    <w:p>
-      <w:pPr>
-        <w:pStyle w:val="Normal"/>
-        <w:tabs>
-          <w:tab w:pos="1080" w:val="left"/>
-          <w:tab w:pos="6480" w:val="right"/>
-          <w:tab w:pos="6768" w:val="left"/>
-        </w:tabs>
-        <w:spacing w:lineRule="exact" w:line="240"/>
-        <w:rPr/>
-      </w:pPr>
-      <w:r>
-        <w:rPr>
-          <w:rFonts w:cs="Times New Roman" w:ascii="Times New Roman" w:hAnsi="Times New Roman"/>
-          <w:sz w:val="24"/>
-          <w:szCs w:val="24"/>
-        </w:rPr>
-        <w:t xml:space="preserve">DOB:  </w:t>
-        <w:tab/>
-        <w:t>{{ child1_dob }}</w:t>
-      </w:r>
-      <w:r>
-        <w:rPr>
-          <w:rFonts w:cs="Times New Roman" w:ascii="Times New Roman" w:hAnsi="Times New Roman"/>
-          <w:sz w:val="24"/>
-          <w:szCs w:val="24"/>
-        </w:rPr>
-        <w:tab/>
-        <w:t>)</w:t>
-      </w:r>
-      <w:r>
-        <w:rPr>
-          <w:rFonts w:cs="Times New Roman" w:ascii="Times New Roman" w:hAnsi="Times New Roman"/>
-          <w:sz w:val="24"/>
-          <w:szCs w:val="24"/>
-        </w:rPr>
-        <w:tab/>
-        <w:t>No. {{ case_number }}</w:t>
-      </w:r>
-    </w:p>
-    <w:p>
-      <w:pPr>
-        <w:pStyle w:val="Normal"/>
-        <w:tabs>
-          <w:tab w:pos="1080" w:val="left"/>
-          <w:tab w:pos="6480" w:val="right"/>
-          <w:tab w:pos="6768" w:val="left"/>
-        </w:tabs>
-        <w:spacing w:lineRule="exact" w:line="240"/>
-        <w:ind w:firstLine="720" w:start="4320" w:end="0"/>
-        <w:rPr>
-          <w:rFonts w:ascii="Times New Roman" w:hAnsi="Times New Roman" w:cs="Times New Roman"/>
-          <w:sz w:val="24"/>
-          <w:szCs w:val="24"/>
-        </w:rPr>
-      </w:pPr>
-      <w:r>
-        <w:rPr>
-          <w:rFonts w:cs="Times New Roman" w:ascii="Times New Roman" w:hAnsi="Times New Roman"/>
-          <w:sz w:val="24"/>
-          <w:szCs w:val="24"/>
-        </w:rPr>
-      </w:r>
-      <w:r>
-        <w:rPr>
-          <w:rFonts w:cs="Times New Roman" w:ascii="Times New Roman" w:hAnsi="Times New Roman"/>
-          <w:sz w:val="24"/>
-          <w:szCs w:val="24"/>
-        </w:rPr>
-        <w:tab/>
-        <w:t>)</w:t>
-      </w:r>
-    </w:p>
-    <w:p>
-      <w:pPr>
-        <w:pStyle w:val="Normal"/>
-        <w:tabs>
-          <w:tab w:pos="1080" w:val="left"/>
-          <w:tab w:pos="6480" w:val="right"/>
-          <w:tab w:pos="6768" w:val="left"/>
-        </w:tabs>
-        <w:spacing w:lineRule="exact" w:line="240"/>
-        <w:ind w:firstLine="720" w:end="0"/>
-        <w:rPr/>
-      </w:pPr>
-      <w:r>
-        <w:rPr>
-          <w:rFonts w:cs="Times New Roman" w:ascii="Times New Roman" w:hAnsi="Times New Roman"/>
-          <w:sz w:val="24"/>
-          <w:szCs w:val="24"/>
-        </w:rPr>
-        <w:t>A Minor Child.</w:t>
-      </w:r>
-      <w:r>
-        <w:rPr>
-          <w:rFonts w:cs="Times New Roman" w:ascii="Times New Roman" w:hAnsi="Times New Roman"/>
-          <w:sz w:val="24"/>
-          <w:szCs w:val="24"/>
-        </w:rPr>
-        <w:tab/>
-        <w:t>)</w:t>
-      </w:r>
-    </w:p>
+    <w:tbl>
+      <w:tblPr>
+        <w:tblW w:w="8784" w:type="dxa"/>
+        <w:tblBorders>
+          <w:top w:val="none" w:sz="0" w:space="0" w:color="auto"/>
+          <w:left w:val="none" w:sz="0" w:space="0" w:color="auto"/>
+          <w:bottom w:val="none" w:sz="0" w:space="0" w:color="auto"/>
+          <w:right w:val="none" w:sz="0" w:space="0" w:color="auto"/>
+          <w:insideH w:val="none" w:sz="0" w:space="0" w:color="auto"/>
+          <w:insideV w:val="none" w:sz="0" w:space="0" w:color="auto"/>
+        </w:tblBorders>
+        <w:tblLayout w:type="fixed"/>
+        <w:tblCellMar>
+          <w:top w:w="0" w:type="dxa"/>
+          <w:left w:w="0" w:type="dxa"/>
+          <w:bottom w:w="0" w:type="dxa"/>
+          <w:right w:w="0" w:type="dxa"/>
+        </w:tblCellMar>
+        <w:tblLook w:val="0000" w:firstRow="0" w:lastRow="0" w:firstColumn="0" w:lastColumn="0" w:noHBand="0" w:noVBand="0"/>
+      </w:tblPr>
+      <w:tblGrid>
+        <w:gridCol w:w="5616"/>
+        <w:gridCol w:w="288"/>
+        <w:gridCol w:w="2880"/>
+      </w:tblGrid>
+      <w:tr>
+        <w:tc>
+          <w:tcPr>
+            <w:tcW w:w="5616" w:type="dxa"/>
+          </w:tcPr>
+          <w:p>
+            <w:pPr>
+              <w:spacing w:after="0" w:line="240" w:lineRule="auto"/>
+            </w:pPr>
+            <w:r>
+              <w:rPr>
+                <w:rFonts w:ascii="Times New Roman" w:hAnsi="Times New Roman" w:cs="Times New Roman"/>
+                <w:sz w:val="24"/>
+                <w:szCs w:val="24"/>
+              </w:rPr>
+              <w:t xml:space="preserve">In the Matter of the Adoption of</w:t>
+            </w:r>
+          </w:p>
+          <w:p>
+            <w:pPr>
+              <w:spacing w:after="0" w:line="240" w:lineRule="auto"/>
+            </w:pPr>
+          </w:p>
+          <w:p>
+            <w:pPr>
+              <w:spacing w:after="0" w:line="240" w:lineRule="auto"/>
+            </w:pPr>
+            <w:r>
+              <w:rPr>
+                <w:rFonts w:ascii="Times New Roman" w:hAnsi="Times New Roman" w:cs="Times New Roman"/>
+                <w:sz w:val="24"/>
+                <w:szCs w:val="24"/>
+              </w:rPr>
+              <w:t xml:space="preserve">{{ child1_name_upper }}</w:t>
+            </w:r>
+          </w:p>
+          <w:p>
+            <w:pPr>
+              <w:tabs>
+                <w:tab w:val="left" w:pos="1080"/>
+              </w:tabs>
+              <w:spacing w:after="0" w:line="240" w:lineRule="auto"/>
+            </w:pPr>
+            <w:r>
+              <w:rPr>
+                <w:rFonts w:ascii="Times New Roman" w:hAnsi="Times New Roman" w:cs="Times New Roman"/>
+                <w:sz w:val="24"/>
+                <w:szCs w:val="24"/>
+              </w:rPr>
+              <w:t xml:space="preserve">DOB:  </w:t>
+              <w:tab/>
+              <w:t xml:space="preserve">{{ child1_dob }}</w:t>
+            </w:r>
+          </w:p>
+          <w:p>
+            <w:pPr>
+              <w:spacing w:after="0" w:line="240" w:lineRule="auto"/>
+            </w:pPr>
+          </w:p>
+          <w:p>
+            <w:pPr>
+              <w:spacing w:after="0" w:line="240" w:lineRule="auto"/>
+              <w:ind w:firstLine="720"/>
+            </w:pPr>
+            <w:r>
+              <w:rPr>
+                <w:rFonts w:ascii="Times New Roman" w:hAnsi="Times New Roman" w:cs="Times New Roman"/>
+                <w:sz w:val="24"/>
+                <w:szCs w:val="24"/>
+              </w:rPr>
+              <w:t xml:space="preserve">A Minor Child.</w:t>
+            </w:r>
+          </w:p>
+        </w:tc>
+        <w:tc>
+          <w:tcPr>
+            <w:tcW w:w="288" w:type="dxa"/>
+          </w:tcPr>
+          <w:p>
+            <w:pPr>
+              <w:spacing w:after="0" w:line="240" w:lineRule="auto"/>
+            </w:pPr>
+            <w:r>
+              <w:rPr>
+                <w:rFonts w:ascii="Times New Roman" w:hAnsi="Times New Roman" w:cs="Times New Roman"/>
+                <w:sz w:val="24"/>
+                <w:szCs w:val="24"/>
+              </w:rPr>
+              <w:t xml:space="preserve">)</w:t>
+            </w:r>
+          </w:p>
+          <w:p>
+            <w:pPr>
+              <w:spacing w:after="0" w:line="240" w:lineRule="auto"/>
+            </w:pPr>
+            <w:r>
+              <w:rPr>
+                <w:rFonts w:ascii="Times New Roman" w:hAnsi="Times New Roman" w:cs="Times New Roman"/>
+                <w:sz w:val="24"/>
+                <w:szCs w:val="24"/>
+              </w:rPr>
+              <w:t xml:space="preserve">)</w:t>
+            </w:r>
+          </w:p>
+          <w:p>
+            <w:pPr>
+              <w:spacing w:after="0" w:line="240" w:lineRule="auto"/>
+            </w:pPr>
+            <w:r>
+              <w:rPr>
+                <w:rFonts w:ascii="Times New Roman" w:hAnsi="Times New Roman" w:cs="Times New Roman"/>
+                <w:sz w:val="24"/>
+                <w:szCs w:val="24"/>
+              </w:rPr>
+              <w:t xml:space="preserve">)</w:t>
+            </w:r>
+          </w:p>
+          <w:p>
+            <w:pPr>
+              <w:spacing w:after="0" w:line="240" w:lineRule="auto"/>
+            </w:pPr>
+            <w:r>
+              <w:rPr>
+                <w:rFonts w:ascii="Times New Roman" w:hAnsi="Times New Roman" w:cs="Times New Roman"/>
+                <w:sz w:val="24"/>
+                <w:szCs w:val="24"/>
+              </w:rPr>
+              <w:t xml:space="preserve">)</w:t>
+            </w:r>
+          </w:p>
+          <w:p>
+            <w:pPr>
+              <w:spacing w:after="0" w:line="240" w:lineRule="auto"/>
+            </w:pPr>
+            <w:r>
+              <w:rPr>
+                <w:rFonts w:ascii="Times New Roman" w:hAnsi="Times New Roman" w:cs="Times New Roman"/>
+                <w:sz w:val="24"/>
+                <w:szCs w:val="24"/>
+              </w:rPr>
+              <w:t xml:space="preserve">)</w:t>
+            </w:r>
+          </w:p>
+          <w:p>
+            <w:pPr>
+              <w:spacing w:after="0" w:line="240" w:lineRule="auto"/>
+            </w:pPr>
+            <w:r>
+              <w:rPr>
+                <w:rFonts w:ascii="Times New Roman" w:hAnsi="Times New Roman" w:cs="Times New Roman"/>
+                <w:sz w:val="24"/>
+                <w:szCs w:val="24"/>
+              </w:rPr>
+              <w:t xml:space="preserve">)</w:t>
+            </w:r>
+          </w:p>
+        </w:tc>
+        <w:tc>
+          <w:tcPr>
+            <w:tcW w:w="2880" w:type="dxa"/>
+          </w:tcPr>
+          <w:p>
+            <w:pPr>
+              <w:spacing w:after="0" w:line="240" w:lineRule="auto"/>
+            </w:pPr>
+          </w:p>
+          <w:p>
+            <w:pPr>
+              <w:spacing w:after="0" w:line="240" w:lineRule="auto"/>
+            </w:pPr>
+          </w:p>
+          <w:p>
+            <w:pPr>
+              <w:spacing w:after="0" w:line="240" w:lineRule="auto"/>
+            </w:pPr>
+          </w:p>
+          <w:p>
+            <w:pPr>
+              <w:spacing w:after="0" w:line="240" w:lineRule="auto"/>
+            </w:pPr>
+            <w:r>
+              <w:rPr>
+                <w:rFonts w:ascii="Times New Roman" w:hAnsi="Times New Roman" w:cs="Times New Roman"/>
+                <w:sz w:val="24"/>
+                <w:szCs w:val="24"/>
+              </w:rPr>
+              <w:t xml:space="preserve">No. {{ case_number }}</w:t>
+            </w:r>
+          </w:p>
+        </w:tc>
+      </w:tr>
+    </w:tbl>
     <w:p>
       <w:pPr>
         <w:pStyle w:val="Normal"/>
@@ -448,7 +464,7 @@
       <w:pPr>
         <w:pStyle w:val="Normal"/>
         <w:spacing w:lineRule="auto" w:line="480"/>
-        <w:ind w:end="0"/>
+        <w:ind w:firstLine="720" w:end="0"/>
         <w:jc w:val="both"/>
         <w:rPr/>
       </w:pPr>
@@ -467,7 +483,7 @@
       <w:pPr>
         <w:pStyle w:val="Normal"/>
         <w:spacing w:lineRule="auto" w:line="480"/>
-        <w:ind w:end="0"/>
+        <w:ind w:firstLine="720" w:end="0"/>
         <w:jc w:val="both"/>
         <w:rPr/>
       </w:pPr>
@@ -486,7 +502,7 @@
       <w:pPr>
         <w:pStyle w:val="Normal"/>
         <w:spacing w:lineRule="auto" w:line="480"/>
-        <w:ind w:end="0"/>
+        <w:ind w:firstLine="720" w:end="0"/>
         <w:jc w:val="both"/>
         <w:rPr>
           <w:rFonts w:ascii="Times New Roman" w:hAnsi="Times New Roman" w:cs="Times New Roman"/>
@@ -509,7 +525,7 @@
       <w:pPr>
         <w:pStyle w:val="Normal"/>
         <w:spacing w:lineRule="auto" w:line="480"/>
-        <w:ind w:firstLine="1440" w:end="0"/>
+        <w:ind w:firstLine="720" w:end="0"/>
         <w:jc w:val="both"/>
         <w:rPr/>
       </w:pPr>
@@ -519,7 +535,9 @@
           <w:sz w:val="24"/>
           <w:szCs w:val="24"/>
         </w:rPr>
-        <w:t xml:space="preserve">4. That the Petitioner, </w:t>
+        <w:t>4.</w:t>
+        <w:tab/>
+        <w:t xml:space="preserve">That the Petitioner, </w:t>
       </w:r>
       <w:r>
         <w:rPr>
@@ -544,7 +562,7 @@
       <w:pPr>
         <w:pStyle w:val="Normal"/>
         <w:spacing w:lineRule="auto" w:line="480"/>
-        <w:ind w:end="0"/>
+        <w:ind w:firstLine="720" w:end="0"/>
         <w:jc w:val="both"/>
         <w:rPr/>
       </w:pPr>
@@ -592,7 +610,7 @@
       <w:pPr>
         <w:pStyle w:val="Normal"/>
         <w:spacing w:lineRule="auto" w:line="480"/>
-        <w:ind w:end="0"/>
+        <w:ind w:firstLine="720" w:end="0"/>
         <w:jc w:val="both"/>
         <w:rPr/>
       </w:pPr>
@@ -611,7 +629,7 @@
       <w:pPr>
         <w:pStyle w:val="Normal"/>
         <w:spacing w:lineRule="auto" w:line="480"/>
-        <w:ind w:end="0"/>
+        <w:ind w:firstLine="720" w:end="0"/>
         <w:jc w:val="both"/>
         <w:rPr/>
       </w:pPr>
@@ -630,7 +648,7 @@
       <w:pPr>
         <w:pStyle w:val="Normal"/>
         <w:spacing w:lineRule="auto" w:line="480"/>
-        <w:ind w:end="0"/>
+        <w:ind w:firstLine="720" w:end="0"/>
         <w:jc w:val="both"/>
         <w:rPr/>
       </w:pPr>
@@ -649,7 +667,7 @@
       <w:pPr>
         <w:pStyle w:val="Normal"/>
         <w:spacing w:lineRule="auto" w:line="480"/>
-        <w:ind w:end="0"/>
+        <w:ind w:firstLine="720" w:end="0"/>
         <w:jc w:val="both"/>
         <w:rPr/>
       </w:pPr>
@@ -668,7 +686,7 @@
       <w:pPr>
         <w:pStyle w:val="Normal"/>
         <w:spacing w:lineRule="auto" w:line="480"/>
-        <w:ind w:end="0"/>
+        <w:ind w:firstLine="720" w:end="0"/>
         <w:jc w:val="both"/>
         <w:rPr/>
       </w:pPr>
@@ -687,7 +705,7 @@
       <w:pPr>
         <w:pStyle w:val="Normal"/>
         <w:spacing w:lineRule="auto" w:line="480"/>
-        <w:ind w:end="0"/>
+        <w:ind w:firstLine="720" w:end="0"/>
         <w:jc w:val="both"/>
         <w:rPr/>
       </w:pPr>
@@ -698,7 +716,7 @@
         </w:rPr>
         <w:t>11.</w:t>
         <w:tab/>
-        <w:t xml:space="preserve">{% if bio_mother_status == "relinquished" %}That the biological mother of the child is {{ bio_mother_name }} and that the parent executed in the juvenile deprived action hereinabove mentioned a permanent relinquishment of her parental rights and consent to this adoption.  A certified copy of said permanent relinquishment of parental rights and consent to adoption will be filed herein.{% else %}That the biological mother of the child is {{ bio_mother_name }} and the parent’s consent to this Adoption is not required because the parent’s parental rights were terminated in the juvenile deprived action hereinabove mentioned.  A Certified copy of the order terminating parental rights will be filed herein.{% endif %}</w:t>
+        <w:t xml:space="preserve">{% if bio_mother_status == "relinquished" %}That the biological mother of the child is {{ bio_mother_name }} and that the parent executed in the juvenile deprived action hereinabove mentioned a permanent relinquishment of their parental rights and consent to this adoption.  A certified copy of said permanent relinquishment of parental rights and consent to adoption will be filed herein.{% else %}That the biological mother of the child is {{ bio_mother_name }} and the parent’s consent to this Adoption is not required because the parent’s parental rights were terminated in the juvenile deprived action hereinabove mentioned.  A Certified copy of the order terminating parental rights will be filed herein.{% endif %}</w:t>
       </w:r>
       <w:r>
         <w:rPr>
@@ -714,26 +732,7 @@
       <w:pPr>
         <w:pStyle w:val="Normal"/>
         <w:spacing w:lineRule="auto" w:line="480"/>
-        <w:ind w:firstLine="1530" w:end="0"/>
-        <w:jc w:val="both"/>
-        <w:rPr>
-          <w:rFonts w:ascii="Times New Roman" w:hAnsi="Times New Roman" w:cs="Times New Roman"/>
-          <w:sz w:val="24"/>
-        </w:rPr>
-      </w:pPr>
-      <w:r>
-        <w:rPr>
-          <w:rFonts w:cs="Times New Roman" w:ascii="Times New Roman" w:hAnsi="Times New Roman"/>
-          <w:sz w:val="24"/>
-        </w:rPr>
-        <w:t xml:space="preserve"/>
-      </w:r>
-    </w:p>
-    <w:p>
-      <w:pPr>
-        <w:pStyle w:val="Normal"/>
-        <w:spacing w:lineRule="auto" w:line="480"/>
-        <w:ind w:end="0"/>
+        <w:ind w:firstLine="720" w:end="0"/>
         <w:jc w:val="both"/>
         <w:rPr/>
       </w:pPr>
@@ -762,6 +761,29 @@
         <w:spacing w:lineRule="auto" w:line="480"/>
         <w:ind w:firstLine="720" w:end="0"/>
         <w:jc w:val="both"/>
+        <w:rPr>
+          <w:rFonts w:ascii="Times New Roman" w:hAnsi="Times New Roman" w:cs="Times New Roman"/>
+          <w:sz w:val="24"/>
+          <w:szCs w:val="24"/>
+        </w:rPr>
+      </w:pPr>
+      <w:r>
+        <w:rPr>
+          <w:rFonts w:cs="Times New Roman" w:ascii="Times New Roman" w:hAnsi="Times New Roman"/>
+          <w:sz w:val="24"/>
+          <w:szCs w:val="24"/>
+        </w:rPr>
+        <w:t>13.</w:t>
+        <w:tab/>
+        <w:t>That lawful written consent of the Department of Human Services, will be entered before this Court prior to the issuance of a final decree.</w:t>
+      </w:r>
+    </w:p>
+    <w:p>
+      <w:pPr>
+        <w:pStyle w:val="Normal"/>
+        <w:spacing w:lineRule="auto" w:line="480"/>
+        <w:ind w:firstLine="720" w:end="0"/>
+        <w:jc w:val="both"/>
         <w:rPr/>
       </w:pPr>
       <w:r>
@@ -769,47 +791,6 @@
           <w:rFonts w:cs="Times New Roman" w:ascii="Times New Roman" w:hAnsi="Times New Roman"/>
           <w:sz w:val="24"/>
         </w:rPr>
-        <w:t xml:space="preserve"/>
-        <w:tab/>
-        <w:t xml:space="preserve"/>
-      </w:r>
-    </w:p>
-    <w:p>
-      <w:pPr>
-        <w:pStyle w:val="Normal"/>
-        <w:spacing w:lineRule="auto" w:line="480"/>
-        <w:ind w:end="0"/>
-        <w:jc w:val="both"/>
-        <w:rPr>
-          <w:rFonts w:ascii="Times New Roman" w:hAnsi="Times New Roman" w:cs="Times New Roman"/>
-          <w:sz w:val="24"/>
-          <w:szCs w:val="24"/>
-        </w:rPr>
-      </w:pPr>
-      <w:r>
-        <w:rPr>
-          <w:rFonts w:cs="Times New Roman" w:ascii="Times New Roman" w:hAnsi="Times New Roman"/>
-          <w:sz w:val="24"/>
-          <w:szCs w:val="24"/>
-        </w:rPr>
-        <w:t>13.</w:t>
-        <w:tab/>
-        <w:t>That lawful written consent of the Department of Human Services, will be entered before this Court prior to the issuance of a final decree.</w:t>
-      </w:r>
-    </w:p>
-    <w:p>
-      <w:pPr>
-        <w:pStyle w:val="Normal"/>
-        <w:spacing w:lineRule="auto" w:line="480"/>
-        <w:ind w:end="0"/>
-        <w:jc w:val="both"/>
-        <w:rPr/>
-      </w:pPr>
-      <w:r>
-        <w:rPr>
-          <w:rFonts w:cs="Times New Roman" w:ascii="Times New Roman" w:hAnsi="Times New Roman"/>
-          <w:sz w:val="24"/>
-        </w:rPr>
         <w:t>14.</w:t>
         <w:tab/>
         <w:t xml:space="preserve">That said child is {% if child1_under_12 %}less than{% else %}more than{% endif %} 12 years of age and, therefore, the child’s consent to this Adoption is {% if child1_under_12 %}not {% endif %}required under the Oklahoma Uniform Adoption Act, Okla. Stat. Tit. 10 Sec. 7503-2.1. </w:t>
@@ -827,7 +808,7 @@
       <w:pPr>
         <w:pStyle w:val="Normal"/>
         <w:spacing w:lineRule="auto" w:line="480"/>
-        <w:ind w:end="0"/>
+        <w:ind w:firstLine="720" w:end="0"/>
         <w:jc w:val="both"/>
         <w:rPr/>
       </w:pPr>
@@ -918,6 +899,7 @@
       <w:pPr>
         <w:pStyle w:val="Normal"/>
         <w:spacing w:lineRule="auto" w:line="480"/>
+        <w:ind w:firstLine="720"/>
         <w:jc w:val="both"/>
         <w:rPr/>
       </w:pPr>
@@ -927,8 +909,6 @@
           <w:sz w:val="24"/>
           <w:szCs w:val="24"/>
         </w:rPr>
-        <w:tab/>
-        <w:tab/>
       </w:r>
       <w:r>
         <w:rPr>
@@ -944,54 +924,20 @@
       <w:pPr>
         <w:pStyle w:val="Normal"/>
         <w:spacing w:lineRule="auto" w:line="480"/>
-        <w:jc w:val="both"/>
-        <w:rPr/>
-      </w:pPr>
-      <w:r>
-        <w:rPr>
-          <w:rFonts w:cs="Times New Roman" w:ascii="Times New Roman" w:hAnsi="Times New Roman"/>
-          <w:sz w:val="24"/>
-        </w:rPr>
-        <w:t xml:space="preserve"/>
-      </w:r>
-    </w:p>
-    <w:p>
-      <w:pPr>
-        <w:pStyle w:val="Normal"/>
-        <w:spacing w:lineRule="auto" w:line="480"/>
-        <w:ind w:firstLine="1530" w:end="0"/>
-        <w:jc w:val="both"/>
-        <w:rPr/>
-      </w:pPr>
-      <w:r>
-        <w:rPr>
-          <w:rFonts w:cs="Times New Roman" w:ascii="Times New Roman" w:hAnsi="Times New Roman"/>
-          <w:sz w:val="24"/>
-        </w:rPr>
-        <w:t xml:space="preserve"/>
-        <w:tab/>
-        <w:t xml:space="preserve"/>
-      </w:r>
-    </w:p>
-    <w:p>
-      <w:pPr>
-        <w:pStyle w:val="Normal"/>
-        <w:spacing w:lineRule="auto" w:line="480"/>
-        <w:jc w:val="both"/>
-        <w:rPr>
-          <w:rFonts w:ascii="Times New Roman" w:hAnsi="Times New Roman" w:cs="Times New Roman"/>
-          <w:sz w:val="24"/>
-          <w:szCs w:val="24"/>
-        </w:rPr>
-      </w:pPr>
-      <w:r>
-        <w:rPr>
-          <w:rFonts w:cs="Times New Roman" w:ascii="Times New Roman" w:hAnsi="Times New Roman"/>
-          <w:sz w:val="24"/>
-          <w:szCs w:val="24"/>
-        </w:rPr>
-        <w:tab/>
-        <w:tab/>
+        <w:ind w:firstLine="720"/>
+        <w:jc w:val="both"/>
+        <w:rPr>
+          <w:rFonts w:ascii="Times New Roman" w:hAnsi="Times New Roman" w:cs="Times New Roman"/>
+          <w:sz w:val="24"/>
+          <w:szCs w:val="24"/>
+        </w:rPr>
+      </w:pPr>
+      <w:r>
+        <w:rPr>
+          <w:rFonts w:cs="Times New Roman" w:ascii="Times New Roman" w:hAnsi="Times New Roman"/>
+          <w:sz w:val="24"/>
+          <w:szCs w:val="24"/>
+        </w:rPr>
         <w:t>17.</w:t>
         <w:tab/>
         <w:t>Petitioner has incurred certain legal and administrative expenses in connection with this adoption proceeding and they will be paid by the Oklahoma Department of Human Services or the Attorney for the Petitioner. An Affidavit of Expenses will be filed herein.</w:t>
@@ -1001,21 +947,20 @@
       <w:pPr>
         <w:pStyle w:val="Normal"/>
         <w:spacing w:lineRule="auto" w:line="480"/>
-        <w:jc w:val="both"/>
-        <w:rPr>
-          <w:rFonts w:ascii="Times New Roman" w:hAnsi="Times New Roman" w:cs="Times New Roman"/>
-          <w:sz w:val="24"/>
-          <w:szCs w:val="24"/>
-        </w:rPr>
-      </w:pPr>
-      <w:r>
-        <w:rPr>
-          <w:rFonts w:cs="Times New Roman" w:ascii="Times New Roman" w:hAnsi="Times New Roman"/>
-          <w:sz w:val="24"/>
-          <w:szCs w:val="24"/>
-        </w:rPr>
-        <w:tab/>
-        <w:tab/>
+        <w:ind w:firstLine="720"/>
+        <w:jc w:val="both"/>
+        <w:rPr>
+          <w:rFonts w:ascii="Times New Roman" w:hAnsi="Times New Roman" w:cs="Times New Roman"/>
+          <w:sz w:val="24"/>
+          <w:szCs w:val="24"/>
+        </w:rPr>
+      </w:pPr>
+      <w:r>
+        <w:rPr>
+          <w:rFonts w:cs="Times New Roman" w:ascii="Times New Roman" w:hAnsi="Times New Roman"/>
+          <w:sz w:val="24"/>
+          <w:szCs w:val="24"/>
+        </w:rPr>
         <w:t>18.</w:t>
         <w:tab/>
         <w:t xml:space="preserve">That copy of the home study will be filed herein prior to the final hearing on this Petition. </w:t>
@@ -1035,8 +980,7 @@
           <w:sz w:val="24"/>
           <w:szCs w:val="24"/>
         </w:rPr>
-        <w:t xml:space="preserve">     </w:t>
-        <w:tab/>
+        <w:t xml:space="preserve"/>
         <w:t>19.</w:t>
         <w:tab/>
         <w:t xml:space="preserve">That the Petitioner has never filed an adoption petition in this or any other jurisdiction. Further, that a home study or professional custody evaluation has never been conducted regarding the Petitioner.  </w:t>
@@ -1113,6 +1057,14 @@
         <w:tblW w:w="9576" w:type="dxa"/>
         <w:jc w:val="start"/>
         <w:tblInd w:w="0" w:type="dxa"/>
+        <w:tblBorders>
+          <w:top w:val="none" w:sz="0" w:space="0" w:color="auto"/>
+          <w:left w:val="none" w:sz="0" w:space="0" w:color="auto"/>
+          <w:bottom w:val="none" w:sz="0" w:space="0" w:color="auto"/>
+          <w:right w:val="none" w:sz="0" w:space="0" w:color="auto"/>
+          <w:insideH w:val="none" w:sz="0" w:space="0" w:color="auto"/>
+          <w:insideV w:val="none" w:sz="0" w:space="0" w:color="auto"/>
+        </w:tblBorders>
         <w:tblLayout w:type="fixed"/>
         <w:tblCellMar>
           <w:top w:w="0" w:type="dxa"/>
@@ -1181,7 +1133,7 @@
                 <w:sz w:val="24"/>
                 <w:szCs w:val="24"/>
               </w:rPr>
-              <w:t>By:</w:t>
+              <w:t xml:space="preserve">By:{% if attorney_signature %}  {{ attorney_signature }}{% endif %}</w:t>
             </w:r>
             <w:r>
               <w:rPr>
@@ -2110,205 +2062,218 @@
         </w:rPr>
       </w:r>
     </w:p>
-    <w:p>
-      <w:pPr>
-        <w:pStyle w:val="Normal"/>
-        <w:tabs>
-          <w:tab w:pos="1080" w:val="left"/>
-          <w:tab w:pos="6480" w:val="right"/>
-          <w:tab w:pos="6768" w:val="left"/>
-        </w:tabs>
-        <w:spacing w:lineRule="exact" w:line="240"/>
-        <w:rPr>
-          <w:rFonts w:ascii="Times New Roman" w:hAnsi="Times New Roman" w:cs="Times New Roman"/>
-          <w:sz w:val="24"/>
-          <w:szCs w:val="24"/>
-        </w:rPr>
-      </w:pPr>
-      <w:r>
-        <w:rPr>
-          <w:rFonts w:cs="Times New Roman" w:ascii="Times New Roman" w:hAnsi="Times New Roman"/>
-          <w:sz w:val="24"/>
-          <w:szCs w:val="24"/>
-        </w:rPr>
-        <w:t>In the Matter of the Adoption of</w:t>
-      </w:r>
-      <w:r>
-        <w:rPr>
-          <w:rFonts w:cs="Times New Roman" w:ascii="Times New Roman" w:hAnsi="Times New Roman"/>
-          <w:sz w:val="24"/>
-          <w:szCs w:val="24"/>
-        </w:rPr>
-        <w:tab/>
-        <w:t>)</w:t>
-      </w:r>
-    </w:p>
-    <w:p>
-      <w:pPr>
-        <w:pStyle w:val="Normal"/>
-        <w:tabs>
-          <w:tab w:pos="1080" w:val="left"/>
-          <w:tab w:pos="6480" w:val="right"/>
-          <w:tab w:pos="6768" w:val="left"/>
-        </w:tabs>
-        <w:spacing w:lineRule="exact" w:line="240"/>
-        <w:rPr>
-          <w:rFonts w:ascii="Times New Roman" w:hAnsi="Times New Roman" w:cs="Times New Roman"/>
-          <w:sz w:val="24"/>
-          <w:szCs w:val="24"/>
-        </w:rPr>
-      </w:pPr>
-      <w:r>
-        <w:rPr>
-          <w:rFonts w:cs="Times New Roman" w:ascii="Times New Roman" w:hAnsi="Times New Roman"/>
-          <w:sz w:val="24"/>
-          <w:szCs w:val="24"/>
-        </w:rPr>
-      </w:r>
-      <w:r>
-        <w:rPr>
-          <w:rFonts w:cs="Times New Roman" w:ascii="Times New Roman" w:hAnsi="Times New Roman"/>
-          <w:sz w:val="24"/>
-          <w:szCs w:val="24"/>
-        </w:rPr>
-        <w:tab/>
-        <w:t>)</w:t>
-      </w:r>
-    </w:p>
-    <w:p>
-      <w:pPr>
-        <w:pStyle w:val="Normal"/>
-        <w:tabs>
-          <w:tab w:pos="1080" w:val="left"/>
-          <w:tab w:pos="6480" w:val="right"/>
-          <w:tab w:pos="6768" w:val="left"/>
-        </w:tabs>
-        <w:spacing w:lineRule="exact" w:line="240"/>
-        <w:rPr/>
-      </w:pPr>
-      <w:r>
-        <w:rPr>
-          <w:rFonts w:cs="Times New Roman" w:ascii="Times New Roman" w:hAnsi="Times New Roman"/>
-          <w:sz w:val="24"/>
-          <w:szCs w:val="24"/>
-        </w:rPr>
-        <w:t>{{ child1_name_upper }}</w:t>
-      </w:r>
-      <w:r>
-        <w:rPr>
-          <w:rFonts w:cs="Times New Roman" w:ascii="Times New Roman" w:hAnsi="Times New Roman"/>
-          <w:sz w:val="24"/>
-          <w:szCs w:val="24"/>
-        </w:rPr>
-        <w:tab/>
-        <w:t>)</w:t>
-      </w:r>
-    </w:p>
-    <w:p>
-      <w:pPr>
-        <w:pStyle w:val="Normal"/>
-        <w:tabs>
-          <w:tab w:pos="1080" w:val="left"/>
-          <w:tab w:pos="6480" w:val="right"/>
-          <w:tab w:pos="6768" w:val="left"/>
-        </w:tabs>
-        <w:spacing w:lineRule="exact" w:line="240"/>
-        <w:rPr/>
-      </w:pPr>
-      <w:r>
-        <w:rPr>
-          <w:rFonts w:cs="Times New Roman" w:ascii="Times New Roman" w:hAnsi="Times New Roman"/>
-          <w:sz w:val="24"/>
-          <w:szCs w:val="24"/>
-        </w:rPr>
-        <w:t>DOB: {{ child1_dob }},</w:t>
-      </w:r>
-      <w:r>
-        <w:rPr>
-          <w:rFonts w:cs="Times New Roman" w:ascii="Times New Roman" w:hAnsi="Times New Roman"/>
-          <w:sz w:val="24"/>
-          <w:szCs w:val="24"/>
-        </w:rPr>
-        <w:tab/>
-        <w:t>)</w:t>
-      </w:r>
-      <w:r>
-        <w:rPr>
-          <w:rFonts w:cs="Times New Roman" w:ascii="Times New Roman" w:hAnsi="Times New Roman"/>
-          <w:sz w:val="24"/>
-          <w:szCs w:val="24"/>
-        </w:rPr>
-        <w:tab/>
-        <w:t>No. {{ case_number }}</w:t>
-      </w:r>
-    </w:p>
-    <w:p>
-      <w:pPr>
-        <w:pStyle w:val="Normal"/>
-        <w:tabs>
-          <w:tab w:pos="1080" w:val="left"/>
-          <w:tab w:pos="6480" w:val="right"/>
-          <w:tab w:pos="6768" w:val="left"/>
-        </w:tabs>
-        <w:spacing w:lineRule="exact" w:line="240"/>
-        <w:ind w:firstLine="720" w:start="4320" w:end="0"/>
-        <w:rPr>
-          <w:rFonts w:ascii="Times New Roman" w:hAnsi="Times New Roman" w:cs="Times New Roman"/>
-          <w:sz w:val="24"/>
-          <w:szCs w:val="24"/>
-        </w:rPr>
-      </w:pPr>
-      <w:r>
-        <w:rPr>
-          <w:rFonts w:cs="Times New Roman" w:ascii="Times New Roman" w:hAnsi="Times New Roman"/>
-          <w:sz w:val="24"/>
-          <w:szCs w:val="24"/>
-        </w:rPr>
-      </w:r>
-      <w:r>
-        <w:rPr>
-          <w:rFonts w:cs="Times New Roman" w:ascii="Times New Roman" w:hAnsi="Times New Roman"/>
-          <w:sz w:val="24"/>
-          <w:szCs w:val="24"/>
-        </w:rPr>
-        <w:tab/>
-        <w:t>)</w:t>
-      </w:r>
-    </w:p>
-    <w:p>
-      <w:pPr>
-        <w:pStyle w:val="Normal"/>
-        <w:tabs>
-          <w:tab w:pos="1080" w:val="left"/>
-          <w:tab w:pos="6480" w:val="right"/>
-          <w:tab w:pos="6768" w:val="left"/>
-        </w:tabs>
-        <w:spacing w:lineRule="exact" w:line="240"/>
-        <w:ind w:firstLine="720" w:end="0"/>
-        <w:rPr>
-          <w:rFonts w:ascii="Times New Roman" w:hAnsi="Times New Roman" w:cs="Times New Roman"/>
-          <w:sz w:val="24"/>
-          <w:szCs w:val="24"/>
-        </w:rPr>
-      </w:pPr>
-      <w:r>
-        <w:rPr>
-          <w:rFonts w:cs="Times New Roman" w:ascii="Times New Roman" w:hAnsi="Times New Roman"/>
-          <w:sz w:val="24"/>
-          <w:szCs w:val="24"/>
-        </w:rPr>
-        <w:t>A Minor Child.</w:t>
-      </w:r>
-      <w:r>
-        <w:rPr>
-          <w:rFonts w:cs="Times New Roman" w:ascii="Times New Roman" w:hAnsi="Times New Roman"/>
-          <w:sz w:val="24"/>
-          <w:szCs w:val="24"/>
-        </w:rPr>
-        <w:tab/>
-        <w:t>)</w:t>
-      </w:r>
-    </w:p>
+    <w:tbl>
+      <w:tblPr>
+        <w:tblW w:w="8784" w:type="dxa"/>
+        <w:tblBorders>
+          <w:top w:val="none" w:sz="0" w:space="0" w:color="auto"/>
+          <w:left w:val="none" w:sz="0" w:space="0" w:color="auto"/>
+          <w:bottom w:val="none" w:sz="0" w:space="0" w:color="auto"/>
+          <w:right w:val="none" w:sz="0" w:space="0" w:color="auto"/>
+          <w:insideH w:val="none" w:sz="0" w:space="0" w:color="auto"/>
+          <w:insideV w:val="none" w:sz="0" w:space="0" w:color="auto"/>
+        </w:tblBorders>
+        <w:tblLayout w:type="fixed"/>
+        <w:tblCellMar>
+          <w:top w:w="0" w:type="dxa"/>
+          <w:left w:w="0" w:type="dxa"/>
+          <w:bottom w:w="0" w:type="dxa"/>
+          <w:right w:w="0" w:type="dxa"/>
+        </w:tblCellMar>
+        <w:tblLook w:val="0000" w:firstRow="0" w:lastRow="0" w:firstColumn="0" w:lastColumn="0" w:noHBand="0" w:noVBand="0"/>
+      </w:tblPr>
+      <w:tblGrid>
+        <w:gridCol w:w="5616"/>
+        <w:gridCol w:w="288"/>
+        <w:gridCol w:w="2880"/>
+      </w:tblGrid>
+      <w:tr>
+        <w:tc>
+          <w:tcPr>
+            <w:tcW w:w="5616" w:type="dxa"/>
+          </w:tcPr>
+          <w:p>
+            <w:pPr>
+              <w:spacing w:after="0" w:line="240" w:lineRule="auto"/>
+            </w:pPr>
+            <w:r>
+              <w:rPr>
+                <w:rFonts w:ascii="Times New Roman" w:hAnsi="Times New Roman" w:cs="Times New Roman"/>
+                <w:sz w:val="24"/>
+                <w:szCs w:val="24"/>
+              </w:rPr>
+              <w:t xml:space="preserve">In the Matter of the Adoption of</w:t>
+            </w:r>
+          </w:p>
+          <w:p>
+            <w:pPr>
+              <w:spacing w:after="0" w:line="240" w:lineRule="auto"/>
+            </w:pPr>
+          </w:p>
+          <w:p>
+            <w:pPr>
+              <w:spacing w:after="0" w:line="240" w:lineRule="auto"/>
+            </w:pPr>
+            <w:r>
+              <w:rPr>
+                <w:rFonts w:ascii="Times New Roman" w:hAnsi="Times New Roman" w:cs="Times New Roman"/>
+                <w:sz w:val="24"/>
+                <w:szCs w:val="24"/>
+              </w:rPr>
+              <w:t xml:space="preserve">{{ child1_name_upper }}</w:t>
+            </w:r>
+          </w:p>
+          <w:p>
+            <w:pPr>
+              <w:spacing w:after="0" w:line="240" w:lineRule="auto"/>
+            </w:pPr>
+            <w:r>
+              <w:rPr>
+                <w:rFonts w:ascii="Times New Roman" w:hAnsi="Times New Roman" w:cs="Times New Roman"/>
+                <w:sz w:val="24"/>
+                <w:szCs w:val="24"/>
+              </w:rPr>
+              <w:t xml:space="preserve">DOB: {{ child1_dob }},</w:t>
+            </w:r>
+          </w:p>
+          <w:p>
+            <w:pPr>
+              <w:spacing w:after="0" w:line="240" w:lineRule="auto"/>
+            </w:pPr>
+          </w:p>
+          <w:p>
+            <w:pPr>
+              <w:spacing w:after="0" w:line="240" w:lineRule="auto"/>
+              <w:ind w:firstLine="720"/>
+            </w:pPr>
+            <w:r>
+              <w:rPr>
+                <w:rFonts w:ascii="Times New Roman" w:hAnsi="Times New Roman" w:cs="Times New Roman"/>
+                <w:sz w:val="24"/>
+                <w:szCs w:val="24"/>
+              </w:rPr>
+              <w:t xml:space="preserve">A Minor Child.</w:t>
+            </w:r>
+          </w:p>
+        </w:tc>
+        <w:tc>
+          <w:tcPr>
+            <w:tcW w:w="288" w:type="dxa"/>
+          </w:tcPr>
+          <w:p>
+            <w:pPr>
+              <w:spacing w:after="0" w:line="240" w:lineRule="auto"/>
+            </w:pPr>
+            <w:r>
+              <w:rPr>
+                <w:rFonts w:ascii="Times New Roman" w:hAnsi="Times New Roman" w:cs="Times New Roman"/>
+                <w:sz w:val="24"/>
+                <w:szCs w:val="24"/>
+              </w:rPr>
+              <w:t xml:space="preserve">)</w:t>
+            </w:r>
+          </w:p>
+          <w:p>
+            <w:pPr>
+              <w:spacing w:after="0" w:line="240" w:lineRule="auto"/>
+            </w:pPr>
+            <w:r>
+              <w:rPr>
+                <w:rFonts w:ascii="Times New Roman" w:hAnsi="Times New Roman" w:cs="Times New Roman"/>
+                <w:sz w:val="24"/>
+                <w:szCs w:val="24"/>
+              </w:rPr>
+              <w:t xml:space="preserve">)</w:t>
+            </w:r>
+          </w:p>
+          <w:p>
+            <w:pPr>
+              <w:spacing w:after="0" w:line="240" w:lineRule="auto"/>
+            </w:pPr>
+            <w:r>
+              <w:rPr>
+                <w:rFonts w:ascii="Times New Roman" w:hAnsi="Times New Roman" w:cs="Times New Roman"/>
+                <w:sz w:val="24"/>
+                <w:szCs w:val="24"/>
+              </w:rPr>
+              <w:t xml:space="preserve">)</w:t>
+            </w:r>
+          </w:p>
+          <w:p>
+            <w:pPr>
+              <w:spacing w:after="0" w:line="240" w:lineRule="auto"/>
+            </w:pPr>
+            <w:r>
+              <w:rPr>
+                <w:rFonts w:ascii="Times New Roman" w:hAnsi="Times New Roman" w:cs="Times New Roman"/>
+                <w:sz w:val="24"/>
+                <w:szCs w:val="24"/>
+              </w:rPr>
+              <w:t xml:space="preserve">)</w:t>
+            </w:r>
+          </w:p>
+          <w:p>
+            <w:pPr>
+              <w:spacing w:after="0" w:line="240" w:lineRule="auto"/>
+            </w:pPr>
+            <w:r>
+              <w:rPr>
+                <w:rFonts w:ascii="Times New Roman" w:hAnsi="Times New Roman" w:cs="Times New Roman"/>
+                <w:sz w:val="24"/>
+                <w:szCs w:val="24"/>
+              </w:rPr>
+              <w:t xml:space="preserve">)</w:t>
+            </w:r>
+          </w:p>
+          <w:p>
+            <w:pPr>
+              <w:spacing w:after="0" w:line="240" w:lineRule="auto"/>
+            </w:pPr>
+            <w:r>
+              <w:rPr>
+                <w:rFonts w:ascii="Times New Roman" w:hAnsi="Times New Roman" w:cs="Times New Roman"/>
+                <w:sz w:val="24"/>
+                <w:szCs w:val="24"/>
+              </w:rPr>
+              <w:t xml:space="preserve">)</w:t>
+            </w:r>
+          </w:p>
+        </w:tc>
+        <w:tc>
+          <w:tcPr>
+            <w:tcW w:w="2880" w:type="dxa"/>
+          </w:tcPr>
+          <w:p>
+            <w:pPr>
+              <w:spacing w:after="0" w:line="240" w:lineRule="auto"/>
+            </w:pPr>
+          </w:p>
+          <w:p>
+            <w:pPr>
+              <w:spacing w:after="0" w:line="240" w:lineRule="auto"/>
+            </w:pPr>
+          </w:p>
+          <w:p>
+            <w:pPr>
+              <w:spacing w:after="0" w:line="240" w:lineRule="auto"/>
+            </w:pPr>
+          </w:p>
+          <w:p>
+            <w:pPr>
+              <w:spacing w:after="0" w:line="240" w:lineRule="auto"/>
+            </w:pPr>
+            <w:r>
+              <w:rPr>
+                <w:rFonts w:ascii="Times New Roman" w:hAnsi="Times New Roman" w:cs="Times New Roman"/>
+                <w:sz w:val="24"/>
+                <w:szCs w:val="24"/>
+              </w:rPr>
+              <w:t xml:space="preserve">No. {{ case_number }}</w:t>
+            </w:r>
+          </w:p>
+        </w:tc>
+      </w:tr>
+    </w:tbl>
     <w:p>
       <w:pPr>
         <w:pStyle w:val="Normal"/>
@@ -3215,6 +3180,14 @@
         <w:tblW w:w="5148" w:type="dxa"/>
         <w:jc w:val="start"/>
         <w:tblInd w:w="0" w:type="dxa"/>
+        <w:tblBorders>
+          <w:top w:val="none" w:sz="0" w:space="0" w:color="auto"/>
+          <w:left w:val="none" w:sz="0" w:space="0" w:color="auto"/>
+          <w:bottom w:val="none" w:sz="0" w:space="0" w:color="auto"/>
+          <w:right w:val="none" w:sz="0" w:space="0" w:color="auto"/>
+          <w:insideH w:val="none" w:sz="0" w:space="0" w:color="auto"/>
+          <w:insideV w:val="none" w:sz="0" w:space="0" w:color="auto"/>
+        </w:tblBorders>
         <w:tblLayout w:type="fixed"/>
         <w:tblCellMar>
           <w:top w:w="0" w:type="dxa"/>

--- a/templates/dhs/dhs_petition_decree_1p_1c.docx
+++ b/templates/dhs/dhs_petition_decree_1p_1c.docx
@@ -445,7 +445,6 @@
       <w:r>
         <w:rPr>
           <w:rFonts w:cs="Times New Roman" w:ascii="Times New Roman" w:hAnsi="Times New Roman"/>
-          <w:b/>
           <w:sz w:val="24"/>
           <w:szCs w:val="24"/>
         </w:rPr>
@@ -542,7 +541,6 @@
       <w:r>
         <w:rPr>
           <w:rFonts w:cs="Times New Roman" w:ascii="Times New Roman" w:hAnsi="Times New Roman"/>
-          <w:b/>
           <w:sz w:val="24"/>
           <w:szCs w:val="24"/>
         </w:rPr>
@@ -1649,7 +1647,6 @@
       <w:r>
         <w:rPr>
           <w:rFonts w:cs="Times New Roman" w:ascii="Times New Roman" w:hAnsi="Times New Roman"/>
-          <w:b/>
           <w:sz w:val="24"/>
           <w:szCs w:val="24"/>
         </w:rPr>
@@ -1801,7 +1798,6 @@
       <w:r>
         <w:rPr>
           <w:rFonts w:cs="Times New Roman" w:ascii="Times New Roman" w:hAnsi="Times New Roman"/>
-          <w:b/>
           <w:sz w:val="24"/>
           <w:szCs w:val="24"/>
         </w:rPr>
@@ -2379,7 +2375,6 @@
       <w:r>
         <w:rPr>
           <w:rFonts w:cs="Times New Roman" w:ascii="Times New Roman" w:hAnsi="Times New Roman"/>
-          <w:b/>
           <w:sz w:val="24"/>
           <w:szCs w:val="24"/>
         </w:rPr>
@@ -3047,7 +3042,6 @@
       <w:r>
         <w:rPr>
           <w:rFonts w:cs="Times New Roman" w:ascii="Times New Roman" w:hAnsi="Times New Roman"/>
-          <w:b/>
           <w:sz w:val="24"/>
           <w:szCs w:val="24"/>
         </w:rPr>

--- a/templates/dhs/dhs_petition_decree_1p_1c.docx
+++ b/templates/dhs/dhs_petition_decree_1p_1c.docx
@@ -1131,21 +1131,7 @@
                 <w:sz w:val="24"/>
                 <w:szCs w:val="24"/>
               </w:rPr>
-              <w:t xml:space="preserve">By:{% if attorney_signature %}  {{ attorney_signature }}{% endif %}</w:t>
-            </w:r>
-            <w:r>
-              <w:rPr>
-                <w:rFonts w:cs="Times New Roman" w:ascii="Times New Roman" w:hAnsi="Times New Roman"/>
-                <w:sz w:val="24"/>
-                <w:szCs w:val="24"/>
-                <w:u w:val="single"/>
-              </w:rPr>
-              <w:tab/>
-              <w:tab/>
-              <w:tab/>
-              <w:tab/>
-              <w:tab/>
-              <w:tab/>
+              <w:t xml:space="preserve">By:{% if attorney_signature %}  {{ attorney_signature }}{% endif %}____________________</w:t>
             </w:r>
           </w:p>
           <w:p>

--- a/templates/dhs/dhs_petition_decree_1p_1c.docx
+++ b/templates/dhs/dhs_petition_decree_1p_1c.docx
@@ -3186,6 +3186,25 @@
             <w:tcW w:w="5148" w:type="dxa"/>
             <w:tcBorders/>
           </w:tcPr>
+          <w:p>
+            <w:pPr>
+              <w:pStyle w:val="Normal"/>
+              <w:spacing w:lineRule="exact" w:line="240"/>
+              <w:rPr>
+                <w:rFonts w:ascii="Times New Roman" w:hAnsi="Times New Roman" w:cs="Times New Roman"/>
+                <w:sz w:val="24"/>
+                <w:szCs w:val="24"/>
+              </w:rPr>
+            </w:pPr>
+            <w:r>
+              <w:rPr>
+                <w:rFonts w:ascii="Times New Roman" w:hAnsi="Times New Roman" w:cs="Times New Roman"/>
+                <w:sz w:val="24"/>
+                <w:szCs w:val="24"/>
+              </w:rPr>
+              <w:t xml:space="preserve">By:{% if attorney_signature %}  {{ attorney_signature }}{% endif %}____________________</w:t>
+            </w:r>
+          </w:p>
           <w:p>
             <w:pPr>
               <w:pStyle w:val="Normal"/>

--- a/templates/dhs/dhs_petition_decree_1p_1c.docx
+++ b/templates/dhs/dhs_petition_decree_1p_1c.docx
@@ -1289,175 +1289,9 @@
     <w:p>
       <w:pPr>
         <w:pStyle w:val="Normal"/>
-        <w:spacing w:lineRule="exact" w:line="240"/>
-        <w:jc w:val="center"/>
-        <w:rPr>
-          <w:rFonts w:ascii="Times New Roman" w:hAnsi="Times New Roman" w:cs="Times New Roman"/>
-          <w:sz w:val="24"/>
-          <w:szCs w:val="24"/>
-        </w:rPr>
-      </w:pPr>
-      <w:r>
-        <w:rPr>
-          <w:rFonts w:cs="Times New Roman" w:ascii="Times New Roman" w:hAnsi="Times New Roman"/>
-          <w:sz w:val="24"/>
-          <w:szCs w:val="24"/>
-        </w:rPr>
-      </w:r>
-    </w:p>
-    <w:p>
-      <w:pPr>
-        <w:pStyle w:val="Normal"/>
-        <w:spacing w:lineRule="exact" w:line="240"/>
-        <w:jc w:val="center"/>
-        <w:rPr>
-          <w:rFonts w:ascii="Times New Roman" w:hAnsi="Times New Roman" w:cs="Times New Roman"/>
-          <w:sz w:val="24"/>
-          <w:szCs w:val="24"/>
-        </w:rPr>
-      </w:pPr>
-      <w:r>
-        <w:rPr>
-          <w:rFonts w:cs="Times New Roman" w:ascii="Times New Roman" w:hAnsi="Times New Roman"/>
-          <w:sz w:val="24"/>
-          <w:szCs w:val="24"/>
-        </w:rPr>
-      </w:r>
-    </w:p>
-    <w:p>
-      <w:pPr>
-        <w:pStyle w:val="Normal"/>
-        <w:spacing w:lineRule="exact" w:line="240"/>
-        <w:jc w:val="center"/>
-        <w:rPr>
-          <w:rFonts w:ascii="Times New Roman" w:hAnsi="Times New Roman" w:cs="Times New Roman"/>
-          <w:sz w:val="24"/>
-          <w:szCs w:val="24"/>
-        </w:rPr>
-      </w:pPr>
-      <w:r>
-        <w:rPr>
-          <w:rFonts w:cs="Times New Roman" w:ascii="Times New Roman" w:hAnsi="Times New Roman"/>
-          <w:sz w:val="24"/>
-          <w:szCs w:val="24"/>
-        </w:rPr>
-      </w:r>
-    </w:p>
-    <w:p>
-      <w:pPr>
-        <w:pStyle w:val="Normal"/>
-        <w:spacing w:lineRule="exact" w:line="240"/>
-        <w:jc w:val="center"/>
-        <w:rPr>
-          <w:rFonts w:ascii="Times New Roman" w:hAnsi="Times New Roman" w:cs="Times New Roman"/>
-          <w:sz w:val="24"/>
-          <w:szCs w:val="24"/>
-        </w:rPr>
-      </w:pPr>
-      <w:r>
-        <w:rPr>
-          <w:rFonts w:cs="Times New Roman" w:ascii="Times New Roman" w:hAnsi="Times New Roman"/>
-          <w:sz w:val="24"/>
-          <w:szCs w:val="24"/>
-        </w:rPr>
-      </w:r>
-    </w:p>
-    <w:p>
-      <w:pPr>
-        <w:pStyle w:val="Normal"/>
-        <w:spacing w:lineRule="exact" w:line="240"/>
-        <w:jc w:val="center"/>
-        <w:rPr>
-          <w:rFonts w:ascii="Times New Roman" w:hAnsi="Times New Roman" w:cs="Times New Roman"/>
-          <w:sz w:val="24"/>
-          <w:szCs w:val="24"/>
-        </w:rPr>
-      </w:pPr>
-      <w:r>
-        <w:rPr>
-          <w:rFonts w:cs="Times New Roman" w:ascii="Times New Roman" w:hAnsi="Times New Roman"/>
-          <w:sz w:val="24"/>
-          <w:szCs w:val="24"/>
-        </w:rPr>
-      </w:r>
-    </w:p>
-    <w:p>
-      <w:pPr>
-        <w:pStyle w:val="Normal"/>
-        <w:spacing w:lineRule="exact" w:line="240"/>
-        <w:jc w:val="center"/>
-        <w:rPr>
-          <w:rFonts w:ascii="Times New Roman" w:hAnsi="Times New Roman" w:cs="Times New Roman"/>
-          <w:sz w:val="24"/>
-          <w:szCs w:val="24"/>
-        </w:rPr>
-      </w:pPr>
-      <w:r>
-        <w:rPr>
-          <w:rFonts w:cs="Times New Roman" w:ascii="Times New Roman" w:hAnsi="Times New Roman"/>
-          <w:sz w:val="24"/>
-          <w:szCs w:val="24"/>
-        </w:rPr>
-      </w:r>
-    </w:p>
-    <w:p>
-      <w:pPr>
-        <w:pStyle w:val="Normal"/>
-        <w:spacing w:lineRule="exact" w:line="240"/>
-        <w:jc w:val="center"/>
-        <w:rPr>
-          <w:rFonts w:ascii="Times New Roman" w:hAnsi="Times New Roman" w:cs="Times New Roman"/>
-          <w:sz w:val="24"/>
-          <w:szCs w:val="24"/>
-        </w:rPr>
-      </w:pPr>
-      <w:r>
-        <w:rPr>
-          <w:rFonts w:cs="Times New Roman" w:ascii="Times New Roman" w:hAnsi="Times New Roman"/>
-          <w:sz w:val="24"/>
-          <w:szCs w:val="24"/>
-        </w:rPr>
-      </w:r>
-    </w:p>
-    <w:p>
-      <w:pPr>
-        <w:pStyle w:val="Normal"/>
-        <w:spacing w:lineRule="exact" w:line="240"/>
-        <w:rPr>
-          <w:rFonts w:ascii="Times New Roman" w:hAnsi="Times New Roman" w:cs="Times New Roman"/>
-          <w:sz w:val="24"/>
-          <w:szCs w:val="24"/>
-        </w:rPr>
-      </w:pPr>
-      <w:r>
-        <w:rPr>
-          <w:rFonts w:cs="Times New Roman" w:ascii="Times New Roman" w:hAnsi="Times New Roman"/>
-          <w:sz w:val="24"/>
-          <w:szCs w:val="24"/>
-        </w:rPr>
-      </w:r>
-    </w:p>
-    <w:p>
-      <w:pPr>
-        <w:pStyle w:val="Normal"/>
-        <w:spacing w:lineRule="exact" w:line="240"/>
-        <w:rPr>
-          <w:rFonts w:ascii="Times New Roman" w:hAnsi="Times New Roman" w:cs="Times New Roman"/>
-          <w:sz w:val="24"/>
-          <w:szCs w:val="24"/>
-        </w:rPr>
-      </w:pPr>
-      <w:r>
-        <w:rPr>
-          <w:rFonts w:cs="Times New Roman" w:ascii="Times New Roman" w:hAnsi="Times New Roman"/>
-          <w:sz w:val="24"/>
-          <w:szCs w:val="24"/>
-        </w:rPr>
-      </w:r>
-    </w:p>
-    <w:p>
-      <w:pPr>
-        <w:pStyle w:val="Normal"/>
+        <w:keepNext/>
+        <w:keepLines/>
+        <w:pageBreakBefore/>
         <w:numPr>
           <w:ilvl w:val="0"/>
           <w:numId w:val="0"/>
@@ -1485,6 +1319,8 @@
     <w:p>
       <w:pPr>
         <w:pStyle w:val="Normal"/>
+        <w:keepNext/>
+        <w:keepLines/>
         <w:spacing w:lineRule="exact" w:line="240"/>
         <w:jc w:val="center"/>
         <w:rPr>
@@ -1504,6 +1340,8 @@
     <w:p>
       <w:pPr>
         <w:pStyle w:val="Normal"/>
+        <w:keepNext/>
+        <w:keepLines/>
         <w:spacing w:lineRule="exact" w:line="240"/>
         <w:jc w:val="center"/>
         <w:rPr>
@@ -1523,6 +1361,8 @@
     <w:p>
       <w:pPr>
         <w:pStyle w:val="Normal"/>
+        <w:keepNext/>
+        <w:keepLines/>
         <w:spacing w:lineRule="exact" w:line="240"/>
         <w:jc w:val="center"/>
         <w:rPr>
@@ -1542,6 +1382,8 @@
     <w:p>
       <w:pPr>
         <w:pStyle w:val="Normal"/>
+        <w:keepNext/>
+        <w:keepLines/>
         <w:spacing w:lineRule="exact" w:line="240"/>
         <w:rPr>
           <w:rFonts w:ascii="Times New Roman" w:hAnsi="Times New Roman" w:cs="Times New Roman"/>
@@ -1563,6 +1405,8 @@
     <w:p>
       <w:pPr>
         <w:pStyle w:val="Normal"/>
+        <w:keepNext/>
+        <w:keepLines/>
         <w:spacing w:lineRule="exact" w:line="240"/>
         <w:rPr>
           <w:rFonts w:ascii="Times New Roman" w:hAnsi="Times New Roman" w:cs="Times New Roman"/>
@@ -1586,6 +1430,8 @@
     <w:p>
       <w:pPr>
         <w:pStyle w:val="Normal"/>
+        <w:keepNext/>
+        <w:keepLines/>
         <w:spacing w:lineRule="exact" w:line="240"/>
         <w:rPr>
           <w:rFonts w:ascii="Times New Roman" w:hAnsi="Times New Roman" w:cs="Times New Roman"/>
@@ -1607,24 +1453,28 @@
     <w:p>
       <w:pPr>
         <w:pStyle w:val="Normal"/>
-        <w:spacing w:lineRule="exact" w:line="240"/>
-        <w:rPr>
-          <w:rFonts w:ascii="Times New Roman" w:hAnsi="Times New Roman" w:cs="Times New Roman"/>
-          <w:sz w:val="24"/>
-          <w:szCs w:val="24"/>
-        </w:rPr>
-      </w:pPr>
-      <w:r>
-        <w:rPr>
-          <w:rFonts w:cs="Times New Roman" w:ascii="Times New Roman" w:hAnsi="Times New Roman"/>
-          <w:sz w:val="24"/>
-          <w:szCs w:val="24"/>
-        </w:rPr>
-      </w:r>
-    </w:p>
-    <w:p>
-      <w:pPr>
-        <w:pStyle w:val="Normal"/>
+        <w:keepNext/>
+        <w:keepLines/>
+        <w:spacing w:lineRule="exact" w:line="240"/>
+        <w:rPr>
+          <w:rFonts w:ascii="Times New Roman" w:hAnsi="Times New Roman" w:cs="Times New Roman"/>
+          <w:sz w:val="24"/>
+          <w:szCs w:val="24"/>
+        </w:rPr>
+      </w:pPr>
+      <w:r>
+        <w:rPr>
+          <w:rFonts w:cs="Times New Roman" w:ascii="Times New Roman" w:hAnsi="Times New Roman"/>
+          <w:sz w:val="24"/>
+          <w:szCs w:val="24"/>
+        </w:rPr>
+      </w:r>
+    </w:p>
+    <w:p>
+      <w:pPr>
+        <w:pStyle w:val="Normal"/>
+        <w:keepNext/>
+        <w:keepLines/>
         <w:spacing w:lineRule="exact" w:line="480"/>
         <w:ind w:firstLine="720" w:end="0"/>
         <w:jc w:val="both"/>
@@ -1650,6 +1500,8 @@
     <w:p>
       <w:pPr>
         <w:pStyle w:val="Normal"/>
+        <w:keepNext/>
+        <w:keepLines/>
         <w:spacing w:lineRule="exact" w:line="480"/>
         <w:ind w:firstLine="720" w:end="0"/>
         <w:jc w:val="both"/>
@@ -1670,6 +1522,8 @@
     <w:p>
       <w:pPr>
         <w:pStyle w:val="Normal"/>
+        <w:keepNext/>
+        <w:keepLines/>
         <w:spacing w:lineRule="exact" w:line="480"/>
         <w:ind w:firstLine="720" w:end="0"/>
         <w:jc w:val="both"/>
@@ -1690,42 +1544,48 @@
     <w:p>
       <w:pPr>
         <w:pStyle w:val="Normal"/>
-        <w:spacing w:lineRule="exact" w:line="240"/>
-        <w:rPr>
-          <w:rFonts w:ascii="Times New Roman" w:hAnsi="Times New Roman" w:cs="Times New Roman"/>
-          <w:sz w:val="24"/>
-          <w:szCs w:val="24"/>
-        </w:rPr>
-      </w:pPr>
-      <w:r>
-        <w:rPr>
-          <w:rFonts w:cs="Times New Roman" w:ascii="Times New Roman" w:hAnsi="Times New Roman"/>
-          <w:sz w:val="24"/>
-          <w:szCs w:val="24"/>
-        </w:rPr>
-      </w:r>
-    </w:p>
-    <w:p>
-      <w:pPr>
-        <w:pStyle w:val="Normal"/>
-        <w:spacing w:lineRule="exact" w:line="240"/>
-        <w:rPr>
-          <w:rFonts w:ascii="Times New Roman" w:hAnsi="Times New Roman" w:cs="Times New Roman"/>
-          <w:sz w:val="24"/>
-          <w:szCs w:val="24"/>
-        </w:rPr>
-      </w:pPr>
-      <w:r>
-        <w:rPr>
-          <w:rFonts w:cs="Times New Roman" w:ascii="Times New Roman" w:hAnsi="Times New Roman"/>
-          <w:sz w:val="24"/>
-          <w:szCs w:val="24"/>
-        </w:rPr>
-      </w:r>
-    </w:p>
-    <w:p>
-      <w:pPr>
-        <w:pStyle w:val="Normal"/>
+        <w:keepNext/>
+        <w:keepLines/>
+        <w:spacing w:lineRule="exact" w:line="240"/>
+        <w:rPr>
+          <w:rFonts w:ascii="Times New Roman" w:hAnsi="Times New Roman" w:cs="Times New Roman"/>
+          <w:sz w:val="24"/>
+          <w:szCs w:val="24"/>
+        </w:rPr>
+      </w:pPr>
+      <w:r>
+        <w:rPr>
+          <w:rFonts w:cs="Times New Roman" w:ascii="Times New Roman" w:hAnsi="Times New Roman"/>
+          <w:sz w:val="24"/>
+          <w:szCs w:val="24"/>
+        </w:rPr>
+      </w:r>
+    </w:p>
+    <w:p>
+      <w:pPr>
+        <w:pStyle w:val="Normal"/>
+        <w:keepNext/>
+        <w:keepLines/>
+        <w:spacing w:lineRule="exact" w:line="240"/>
+        <w:rPr>
+          <w:rFonts w:ascii="Times New Roman" w:hAnsi="Times New Roman" w:cs="Times New Roman"/>
+          <w:sz w:val="24"/>
+          <w:szCs w:val="24"/>
+        </w:rPr>
+      </w:pPr>
+      <w:r>
+        <w:rPr>
+          <w:rFonts w:cs="Times New Roman" w:ascii="Times New Roman" w:hAnsi="Times New Roman"/>
+          <w:sz w:val="24"/>
+          <w:szCs w:val="24"/>
+        </w:rPr>
+      </w:r>
+    </w:p>
+    <w:p>
+      <w:pPr>
+        <w:pStyle w:val="Normal"/>
+        <w:keepNext/>
+        <w:keepLines/>
         <w:spacing w:lineRule="exact" w:line="240"/>
         <w:rPr/>
       </w:pPr>
@@ -1760,6 +1620,8 @@
     <w:p>
       <w:pPr>
         <w:pStyle w:val="Normal"/>
+        <w:keepNext/>
+        <w:keepLines/>
         <w:spacing w:lineRule="exact" w:line="240"/>
         <w:ind/>
         <w:rPr>
@@ -1802,24 +1664,28 @@
     <w:p>
       <w:pPr>
         <w:pStyle w:val="Normal"/>
-        <w:spacing w:lineRule="exact" w:line="240"/>
-        <w:rPr>
-          <w:rFonts w:ascii="Times New Roman" w:hAnsi="Times New Roman" w:cs="Times New Roman"/>
-          <w:sz w:val="24"/>
-          <w:szCs w:val="24"/>
-        </w:rPr>
-      </w:pPr>
-      <w:r>
-        <w:rPr>
-          <w:rFonts w:cs="Times New Roman" w:ascii="Times New Roman" w:hAnsi="Times New Roman"/>
-          <w:sz w:val="24"/>
-          <w:szCs w:val="24"/>
-        </w:rPr>
-      </w:r>
-    </w:p>
-    <w:p>
-      <w:pPr>
-        <w:pStyle w:val="Normal"/>
+        <w:keepNext/>
+        <w:keepLines/>
+        <w:spacing w:lineRule="exact" w:line="240"/>
+        <w:rPr>
+          <w:rFonts w:ascii="Times New Roman" w:hAnsi="Times New Roman" w:cs="Times New Roman"/>
+          <w:sz w:val="24"/>
+          <w:szCs w:val="24"/>
+        </w:rPr>
+      </w:pPr>
+      <w:r>
+        <w:rPr>
+          <w:rFonts w:cs="Times New Roman" w:ascii="Times New Roman" w:hAnsi="Times New Roman"/>
+          <w:sz w:val="24"/>
+          <w:szCs w:val="24"/>
+        </w:rPr>
+      </w:r>
+    </w:p>
+    <w:p>
+      <w:pPr>
+        <w:pStyle w:val="Normal"/>
+        <w:keepNext/>
+        <w:keepLines/>
         <w:spacing w:lineRule="exact" w:line="240"/>
         <w:rPr/>
       </w:pPr>
@@ -1835,42 +1701,48 @@
     <w:p>
       <w:pPr>
         <w:pStyle w:val="Normal"/>
-        <w:spacing w:lineRule="exact" w:line="240"/>
-        <w:rPr>
-          <w:rFonts w:ascii="Times New Roman" w:hAnsi="Times New Roman" w:cs="Times New Roman"/>
-          <w:sz w:val="24"/>
-          <w:szCs w:val="24"/>
-        </w:rPr>
-      </w:pPr>
-      <w:r>
-        <w:rPr>
-          <w:rFonts w:cs="Times New Roman" w:ascii="Times New Roman" w:hAnsi="Times New Roman"/>
-          <w:sz w:val="24"/>
-          <w:szCs w:val="24"/>
-        </w:rPr>
-      </w:r>
-    </w:p>
-    <w:p>
-      <w:pPr>
-        <w:pStyle w:val="Normal"/>
-        <w:spacing w:lineRule="exact" w:line="240"/>
-        <w:rPr>
-          <w:rFonts w:ascii="Times New Roman" w:hAnsi="Times New Roman" w:cs="Times New Roman"/>
-          <w:sz w:val="24"/>
-          <w:szCs w:val="24"/>
-        </w:rPr>
-      </w:pPr>
-      <w:r>
-        <w:rPr>
-          <w:rFonts w:cs="Times New Roman" w:ascii="Times New Roman" w:hAnsi="Times New Roman"/>
-          <w:sz w:val="24"/>
-          <w:szCs w:val="24"/>
-        </w:rPr>
-      </w:r>
-    </w:p>
-    <w:p>
-      <w:pPr>
-        <w:pStyle w:val="Normal"/>
+        <w:keepNext/>
+        <w:keepLines/>
+        <w:spacing w:lineRule="exact" w:line="240"/>
+        <w:rPr>
+          <w:rFonts w:ascii="Times New Roman" w:hAnsi="Times New Roman" w:cs="Times New Roman"/>
+          <w:sz w:val="24"/>
+          <w:szCs w:val="24"/>
+        </w:rPr>
+      </w:pPr>
+      <w:r>
+        <w:rPr>
+          <w:rFonts w:cs="Times New Roman" w:ascii="Times New Roman" w:hAnsi="Times New Roman"/>
+          <w:sz w:val="24"/>
+          <w:szCs w:val="24"/>
+        </w:rPr>
+      </w:r>
+    </w:p>
+    <w:p>
+      <w:pPr>
+        <w:pStyle w:val="Normal"/>
+        <w:keepNext/>
+        <w:keepLines/>
+        <w:spacing w:lineRule="exact" w:line="240"/>
+        <w:rPr>
+          <w:rFonts w:ascii="Times New Roman" w:hAnsi="Times New Roman" w:cs="Times New Roman"/>
+          <w:sz w:val="24"/>
+          <w:szCs w:val="24"/>
+        </w:rPr>
+      </w:pPr>
+      <w:r>
+        <w:rPr>
+          <w:rFonts w:cs="Times New Roman" w:ascii="Times New Roman" w:hAnsi="Times New Roman"/>
+          <w:sz w:val="24"/>
+          <w:szCs w:val="24"/>
+        </w:rPr>
+      </w:r>
+    </w:p>
+    <w:p>
+      <w:pPr>
+        <w:pStyle w:val="Normal"/>
+        <w:keepNext/>
+        <w:keepLines/>
         <w:spacing w:lineRule="exact" w:line="240"/>
         <w:rPr/>
       </w:pPr>
@@ -1905,6 +1777,7 @@
     <w:p>
       <w:pPr>
         <w:pStyle w:val="Normal"/>
+        <w:keepLines/>
         <w:numPr>
           <w:ilvl w:val="0"/>
           <w:numId w:val="0"/>

--- a/templates/dhs/dhs_petition_decree_1p_1c.docx
+++ b/templates/dhs/dhs_petition_decree_1p_1c.docx
@@ -1131,7 +1131,7 @@
                 <w:sz w:val="24"/>
                 <w:szCs w:val="24"/>
               </w:rPr>
-              <w:t xml:space="preserve">By:{% if attorney_signature %}  {{ attorney_signature }}{% endif %}____________________</w:t>
+              <w:t xml:space="preserve">By: {% if attorney_signature %}  {{ attorney_signature }}{% endif %}____________________</w:t>
             </w:r>
           </w:p>
           <w:p>
@@ -2347,19 +2347,15 @@
         <w:spacing w:lineRule="auto" w:line="480"/>
         <w:ind w:firstLine="1440" w:end="0"/>
         <w:jc w:val="both"/>
-        <w:rPr>
-          <w:rFonts w:ascii="Times New Roman" w:hAnsi="Times New Roman" w:cs="Times New Roman"/>
-          <w:sz w:val="24"/>
-          <w:szCs w:val="24"/>
-        </w:rPr>
-      </w:pPr>
-      <w:r>
-        <w:rPr>
-          <w:rFonts w:cs="Times New Roman" w:ascii="Times New Roman" w:hAnsi="Times New Roman"/>
-          <w:sz w:val="24"/>
-          <w:szCs w:val="24"/>
-        </w:rPr>
-        <w:t xml:space="preserve"/>
+        <w:rPr/>
+      </w:pPr>
+      <w:r>
+        <w:rPr>
+          <w:rFonts w:cs="Times New Roman" w:ascii="Times New Roman" w:hAnsi="Times New Roman"/>
+          <w:sz w:val="24"/>
+          <w:szCs w:val="24"/>
+        </w:rPr>
+        <w:t xml:space="preserve">That the minor child is {% if child1_under_12 %}under{% else %}over{% endif %} 12 years of age, and therefore, the minor’s consent to this adoption is {% if child1_under_12 %}not {% endif %}required under the Oklahoma Uniform Adoption Act, Okla. Stat. Tit. 10 Sec. 7503-2.1. </w:t>
       </w:r>
     </w:p>
     <w:p>
@@ -2376,7 +2372,7 @@
           <w:sz w:val="24"/>
           <w:szCs w:val="24"/>
         </w:rPr>
-        <w:t xml:space="preserve"/>
+        <w:t xml:space="preserve">That the Parental Rights to all parents of the minor child have been terminated and they are hereby relieved and deprived of any and all rights to or over said child or to their property, care, custody or control.  Further, the necessary consents for adoption required by the Uniform Adoption Act of the State of Oklahoma have been duly executed and filed with this Court and that the consent of no other person or persons is necessary to vest this Court with jurisdiction.  </w:t>
       </w:r>
     </w:p>
     <w:p>
@@ -2385,6 +2381,27 @@
         <w:spacing w:lineRule="auto" w:line="480"/>
         <w:ind w:firstLine="1440" w:end="0"/>
         <w:jc w:val="both"/>
+        <w:rPr>
+          <w:rFonts w:ascii="Times New Roman" w:hAnsi="Times New Roman" w:cs="Times New Roman"/>
+          <w:sz w:val="24"/>
+          <w:szCs w:val="24"/>
+        </w:rPr>
+      </w:pPr>
+      <w:r>
+        <w:rPr>
+          <w:rFonts w:cs="Times New Roman" w:ascii="Times New Roman" w:hAnsi="Times New Roman"/>
+          <w:sz w:val="24"/>
+          <w:szCs w:val="24"/>
+        </w:rPr>
+        <w:t xml:space="preserve">That a representative from the Oklahoma Department of Human Services appears and submits to the Court the Department's Consent to Adoption and that the same is in conformity in all respects with the requirement of law and the Court approves and confirms the same. </w:t>
+      </w:r>
+    </w:p>
+    <w:p>
+      <w:pPr>
+        <w:pStyle w:val="Normal"/>
+        <w:spacing w:lineRule="auto" w:line="480"/>
+        <w:ind w:firstLine="1440" w:end="0"/>
+        <w:jc w:val="both"/>
         <w:rPr/>
       </w:pPr>
       <w:r>
@@ -2393,7 +2410,7 @@
           <w:sz w:val="24"/>
           <w:szCs w:val="24"/>
         </w:rPr>
-        <w:t xml:space="preserve">That the minor child is {% if child1_under_12 %}under{% else %}over{% endif %} 12 years of age, and therefore, the minor’s consent to this adoption is {% if child1_under_12 %}not {% endif %}required under the Oklahoma Uniform Adoption Act, Okla. Stat. Tit. 10 Sec. 7503-2.1. </w:t>
+        <w:t xml:space="preserve">The Court further finds that the Oklahoma Department of Human Services has performed the statutorily required Home study in accordance with the provisions of title 10 O.S. Sec. 7505-5.1 and Sec. 7505-5.3 and the Department's report concludes that Petitioner is suitable to be an adoptive parent.    </w:t>
       </w:r>
     </w:p>
     <w:p>
@@ -2402,6 +2419,44 @@
         <w:spacing w:lineRule="auto" w:line="480"/>
         <w:ind w:firstLine="1440" w:end="0"/>
         <w:jc w:val="both"/>
+        <w:rPr>
+          <w:rFonts w:ascii="Times New Roman" w:hAnsi="Times New Roman" w:cs="Times New Roman"/>
+          <w:sz w:val="24"/>
+          <w:szCs w:val="24"/>
+        </w:rPr>
+      </w:pPr>
+      <w:r>
+        <w:rPr>
+          <w:rFonts w:cs="Times New Roman" w:ascii="Times New Roman" w:hAnsi="Times New Roman"/>
+          <w:sz w:val="24"/>
+          <w:szCs w:val="24"/>
+        </w:rPr>
+        <w:t xml:space="preserve">{% if name_change %}That the name of said child shall be changed from {{ child1_name }} to </w:t>
+      </w:r>
+      <w:r>
+        <w:rPr>
+          <w:rFonts w:cs="Times New Roman" w:ascii="Times New Roman" w:hAnsi="Times New Roman"/>
+          <w:b/>
+          <w:sz w:val="24"/>
+          <w:szCs w:val="24"/>
+        </w:rPr>
+        <w:t xml:space="preserve">{{ child1_new_name }}</w:t>
+      </w:r>
+      <w:r>
+        <w:rPr>
+          <w:rFonts w:cs="Times New Roman" w:ascii="Times New Roman" w:hAnsi="Times New Roman"/>
+          <w:sz w:val="24"/>
+          <w:szCs w:val="24"/>
+        </w:rPr>
+        <w:t xml:space="preserve">.{% endif %}</w:t>
+      </w:r>
+    </w:p>
+    <w:p>
+      <w:pPr>
+        <w:pStyle w:val="Normal"/>
+        <w:spacing w:lineRule="auto" w:line="480"/>
+        <w:ind w:firstLine="1440" w:end="0"/>
+        <w:jc w:val="both"/>
         <w:rPr/>
       </w:pPr>
       <w:r>
@@ -2410,7 +2465,7 @@
           <w:sz w:val="24"/>
           <w:szCs w:val="24"/>
         </w:rPr>
-        <w:t xml:space="preserve">That the Parental Rights to all parents of the minor child have been terminated and they are hereby relieved and deprived of any and all rights to or over said child or to their property, care, custody or control.  Further, the necessary consents for adoption required by the Uniform Adoption Act of the State of Oklahoma have been duly executed and filed with this Court and that the consent of no other person or persons is necessary to vest this Court with jurisdiction.  </w:t>
+        <w:t>That the Court further finds from the evidence and report of the Oklahoma Department of Human Services filed herein that the entry of an Interlocutory Decree of Adoption and the waiting period of six (6) months as provided in Title 10 O.S. Sec 7505-6.3 should be waived and that the waiver of the same is in the best interest of the minor child, and that a Final Decree of Adoption should be entered at this time.</w:t>
       </w:r>
     </w:p>
     <w:p>
@@ -2431,7 +2486,7 @@
           <w:sz w:val="24"/>
           <w:szCs w:val="24"/>
         </w:rPr>
-        <w:t xml:space="preserve">That a representative from the Oklahoma Department of Human Services appears and submits to the Court the Department's Consent to Adoption and that the same is in conformity in all respects with the requirement of law and the Court approves and confirms the same. </w:t>
+        <w:t>That the minor child may receive a subsidy from the Department of Human Services but possesses no other real or personal property of significant value.  That a copy of the subsidy agreement will be filed contemporaneously with this decree.</w:t>
       </w:r>
     </w:p>
     <w:p>
@@ -2440,6 +2495,27 @@
         <w:spacing w:lineRule="auto" w:line="480"/>
         <w:ind w:firstLine="1440" w:end="0"/>
         <w:jc w:val="both"/>
+        <w:rPr>
+          <w:rFonts w:ascii="Times New Roman" w:hAnsi="Times New Roman" w:cs="Times New Roman"/>
+          <w:sz w:val="24"/>
+          <w:szCs w:val="24"/>
+        </w:rPr>
+      </w:pPr>
+      <w:r>
+        <w:rPr>
+          <w:rFonts w:cs="Times New Roman" w:ascii="Times New Roman" w:hAnsi="Times New Roman"/>
+          <w:sz w:val="24"/>
+          <w:szCs w:val="24"/>
+        </w:rPr>
+        <w:t xml:space="preserve">That the Court find that it is in the best interest of said child, {{ child1_name }}, that this adoption be approved by the Court.</w:t>
+      </w:r>
+    </w:p>
+    <w:p>
+      <w:pPr>
+        <w:pStyle w:val="Normal"/>
+        <w:spacing w:lineRule="auto" w:line="480"/>
+        <w:ind w:firstLine="1440" w:end="0"/>
+        <w:jc w:val="both"/>
         <w:rPr/>
       </w:pPr>
       <w:r>
@@ -2448,7 +2524,7 @@
           <w:sz w:val="24"/>
           <w:szCs w:val="24"/>
         </w:rPr>
-        <w:t xml:space="preserve">The Court further finds that the Oklahoma Department of Human Services has performed the statutorily required Home study in accordance with the provisions of title 10 O.S. Sec. 7505-5.1 and Sec. 7505-5.3 and the Department's report concludes that Petitioner is suitable to be an adoptive parent.    </w:t>
+        <w:t xml:space="preserve">That the Petitioners did receive an award for adoption assistance to cover  attorney fees and other expenses directly related to this adoption.    That the expenses listed in the Affidavit of Expenses are reasonable, legally authorized and are approved.  That this Court finds that no money or other property, or any other valuable thing has been paid, given, transferred, or delivered to anyone in consideration for the adoption in question other than that as provided by law. </w:t>
       </w:r>
     </w:p>
     <w:p>
@@ -2457,20 +2533,25 @@
         <w:spacing w:lineRule="auto" w:line="480"/>
         <w:ind w:firstLine="1440" w:end="0"/>
         <w:jc w:val="both"/>
-        <w:rPr>
-          <w:rFonts w:ascii="Times New Roman" w:hAnsi="Times New Roman" w:cs="Times New Roman"/>
-          <w:sz w:val="24"/>
-          <w:szCs w:val="24"/>
-        </w:rPr>
-      </w:pPr>
-      <w:r>
-        <w:rPr>
-          <w:rFonts w:cs="Times New Roman" w:ascii="Times New Roman" w:hAnsi="Times New Roman"/>
-          <w:sz w:val="24"/>
-          <w:szCs w:val="24"/>
-        </w:rPr>
-        <w:t xml:space="preserve">{% if name_change %}That the name of said child shall be changed from {{ child1_name }} to </w:t>
-      </w:r>
+        <w:rPr/>
+      </w:pPr>
+      <w:r>
+        <w:rPr>
+          <w:rFonts w:cs="Times New Roman" w:ascii="Times New Roman" w:hAnsi="Times New Roman"/>
+          <w:sz w:val="24"/>
+          <w:szCs w:val="24"/>
+        </w:rPr>
+        <w:t>That this child is determined by the Oklahoma Human Services to be an eligible special needs child as provided in Title 10 O.S. § 7510-1.5 and/or 42 U.S. Code § 673.</w:t>
+      </w:r>
+    </w:p>
+    <w:p>
+      <w:pPr>
+        <w:pStyle w:val="Normal"/>
+        <w:spacing w:lineRule="auto" w:line="480"/>
+        <w:ind w:firstLine="1440" w:end="0"/>
+        <w:jc w:val="both"/>
+        <w:rPr/>
+      </w:pPr>
       <w:r>
         <w:rPr>
           <w:rFonts w:cs="Times New Roman" w:ascii="Times New Roman" w:hAnsi="Times New Roman"/>
@@ -2478,15 +2559,47 @@
           <w:sz w:val="24"/>
           <w:szCs w:val="24"/>
         </w:rPr>
-        <w:t xml:space="preserve">{{ child1_new_name }}</w:t>
-      </w:r>
-      <w:r>
-        <w:rPr>
-          <w:rFonts w:cs="Times New Roman" w:ascii="Times New Roman" w:hAnsi="Times New Roman"/>
-          <w:sz w:val="24"/>
-          <w:szCs w:val="24"/>
-        </w:rPr>
-        <w:t xml:space="preserve">.{% endif %}</w:t>
+        <w:t xml:space="preserve">IT IS THEREFORE ORDERED, ADJUDGED AND DECREED BY THE COURT</w:t>
+      </w:r>
+      <w:r>
+        <w:rPr>
+          <w:rFonts w:cs="Times New Roman" w:ascii="Times New Roman" w:hAnsi="Times New Roman"/>
+          <w:sz w:val="24"/>
+          <w:szCs w:val="24"/>
+        </w:rPr>
+        <w:t xml:space="preserve"> that said child shall henceforth be the lawfully adopted child of the Petitioner, </w:t>
+      </w:r>
+      <w:r>
+        <w:rPr>
+          <w:rFonts w:cs="Times New Roman" w:ascii="Times New Roman" w:hAnsi="Times New Roman"/>
+          <w:sz w:val="24"/>
+          <w:szCs w:val="24"/>
+        </w:rPr>
+        <w:t>{{ petitioner1_name }}</w:t>
+      </w:r>
+      <w:r>
+        <w:rPr>
+          <w:rFonts w:cs="Times New Roman" w:ascii="Times New Roman" w:hAnsi="Times New Roman"/>
+          <w:sz w:val="24"/>
+          <w:szCs w:val="24"/>
+        </w:rPr>
+        <w:t xml:space="preserve">, herein,{% if name_change %} and that the name of said child is hereby changed from {{ child1_name }} to {{ child1_new_name }}{% endif %}, and that henceforth the exclusive custody, care, nurture, and education of said child is hereby vested in the Petitioner, </w:t>
+      </w:r>
+      <w:r>
+        <w:rPr>
+          <w:rFonts w:cs="Times New Roman" w:ascii="Times New Roman" w:hAnsi="Times New Roman"/>
+          <w:sz w:val="24"/>
+          <w:szCs w:val="24"/>
+        </w:rPr>
+        <w:t>{{ petitioner1_name }}</w:t>
+      </w:r>
+      <w:r>
+        <w:rPr>
+          <w:rFonts w:cs="Times New Roman" w:ascii="Times New Roman" w:hAnsi="Times New Roman"/>
+          <w:sz w:val="24"/>
+          <w:szCs w:val="24"/>
+        </w:rPr>
+        <w:t>.</w:t>
       </w:r>
     </w:p>
     <w:p>
@@ -2500,109 +2613,23 @@
       <w:r>
         <w:rPr>
           <w:rFonts w:cs="Times New Roman" w:ascii="Times New Roman" w:hAnsi="Times New Roman"/>
-          <w:sz w:val="24"/>
-          <w:szCs w:val="24"/>
-        </w:rPr>
-        <w:t>That the Court further finds from the evidence and report of the Oklahoma Department of Human Services filed herein that the entry of an Interlocutory Decree of Adoption and the waiting period of six (6) months as provided in Title 10 O.S. Sec 7505-6.3 should be waived and that the waiver of the same is in the best interest of the minor child, and that a Final Decree of Adoption should be entered at this time.</w:t>
-      </w:r>
-    </w:p>
-    <w:p>
-      <w:pPr>
-        <w:pStyle w:val="Normal"/>
-        <w:spacing w:lineRule="auto" w:line="480"/>
-        <w:ind w:firstLine="1440" w:end="0"/>
-        <w:jc w:val="both"/>
-        <w:rPr>
-          <w:rFonts w:ascii="Times New Roman" w:hAnsi="Times New Roman" w:cs="Times New Roman"/>
-          <w:sz w:val="24"/>
-          <w:szCs w:val="24"/>
-        </w:rPr>
-      </w:pPr>
-      <w:r>
-        <w:rPr>
-          <w:rFonts w:cs="Times New Roman" w:ascii="Times New Roman" w:hAnsi="Times New Roman"/>
-          <w:sz w:val="24"/>
-          <w:szCs w:val="24"/>
-        </w:rPr>
-        <w:t>That the minor child may receive a subsidy  from the Department of Human Services but possesses no other real or personal property of significant value.  That a copy of the subsidy agreement will be filed contemporaneously with this decree.</w:t>
-      </w:r>
-    </w:p>
-    <w:p>
-      <w:pPr>
-        <w:pStyle w:val="Normal"/>
-        <w:spacing w:lineRule="auto" w:line="480"/>
-        <w:ind w:firstLine="1440" w:end="0"/>
-        <w:jc w:val="both"/>
-        <w:rPr>
-          <w:rFonts w:ascii="Times New Roman" w:hAnsi="Times New Roman" w:cs="Times New Roman"/>
-          <w:sz w:val="24"/>
-          <w:szCs w:val="24"/>
-        </w:rPr>
-      </w:pPr>
-      <w:r>
-        <w:rPr>
-          <w:rFonts w:cs="Times New Roman" w:ascii="Times New Roman" w:hAnsi="Times New Roman"/>
-          <w:sz w:val="24"/>
-          <w:szCs w:val="24"/>
-        </w:rPr>
-        <w:t xml:space="preserve">That the Court find that it is in the best interest of said child, {{ child1_name }}, that this adoption be approved by the Court.</w:t>
-      </w:r>
-    </w:p>
-    <w:p>
-      <w:pPr>
-        <w:pStyle w:val="Normal"/>
-        <w:spacing w:lineRule="auto" w:line="480"/>
-        <w:ind w:firstLine="1440" w:end="0"/>
-        <w:jc w:val="both"/>
-        <w:rPr/>
-      </w:pPr>
-      <w:r>
-        <w:rPr>
-          <w:rFonts w:cs="Times New Roman" w:ascii="Times New Roman" w:hAnsi="Times New Roman"/>
-          <w:sz w:val="24"/>
-          <w:szCs w:val="24"/>
-        </w:rPr>
-        <w:t xml:space="preserve">That the Petitioners did receive an award for adoption assistance to cover  attorney fees and other expenses directly related to this adoption.    That the expenses listed in the Affidavit of Expenses are reasonable, legally authorized and are approved.  That this Court finds that no money or other property, or any other valuable thing has been paid, given, transferred, or delivered to anyone in consideration for the adoption in question other than that as provided by law. </w:t>
-      </w:r>
-    </w:p>
-    <w:p>
-      <w:pPr>
-        <w:pStyle w:val="Normal"/>
-        <w:spacing w:lineRule="auto" w:line="480"/>
-        <w:ind w:firstLine="1440" w:end="0"/>
-        <w:jc w:val="both"/>
-        <w:rPr/>
-      </w:pPr>
-      <w:r>
-        <w:rPr>
-          <w:rFonts w:cs="Times New Roman" w:ascii="Times New Roman" w:hAnsi="Times New Roman"/>
-          <w:sz w:val="24"/>
-          <w:szCs w:val="24"/>
-        </w:rPr>
-        <w:t>That this child is determined by the Oklahoma Human Services to be an eligible special needs child as provided in Title 10 O.S. § 7510-1.5 and/or 42 U.S. Code § 673.</w:t>
-      </w:r>
-    </w:p>
-    <w:p>
-      <w:pPr>
-        <w:pStyle w:val="Normal"/>
-        <w:spacing w:lineRule="auto" w:line="480"/>
-        <w:ind w:firstLine="1440" w:end="0"/>
-        <w:jc w:val="both"/>
-        <w:rPr/>
-      </w:pPr>
-      <w:r>
-        <w:rPr>
-          <w:rFonts w:cs="Times New Roman" w:ascii="Times New Roman" w:hAnsi="Times New Roman"/>
           <w:b/>
           <w:sz w:val="24"/>
           <w:szCs w:val="24"/>
         </w:rPr>
-        <w:t xml:space="preserve">IT IS THEREFORE ORDERED, ADJUDGED AND DECREED BY THE COURT that said child shall henceforth be the lawfully adopted child of the Petitioner, </w:t>
-      </w:r>
-      <w:r>
-        <w:rPr>
-          <w:rFonts w:cs="Times New Roman" w:ascii="Times New Roman" w:hAnsi="Times New Roman"/>
-          <w:b/>
+        <w:t xml:space="preserve">IT IS FURTHER ORDERED, ADJUDGED AND DECREED BY THE COURT</w:t>
+      </w:r>
+      <w:r>
+        <w:rPr>
+          <w:rFonts w:cs="Times New Roman" w:ascii="Times New Roman" w:hAnsi="Times New Roman"/>
+          <w:sz w:val="24"/>
+          <w:szCs w:val="24"/>
+        </w:rPr>
+        <w:t xml:space="preserve"> that henceforth the relationship of parent and child and all the rights, duties and other legal consequences of the natural relation of parent and child shall exist between the child herein adopted and the adopting parent, </w:t>
+      </w:r>
+      <w:r>
+        <w:rPr>
+          <w:rFonts w:cs="Times New Roman" w:ascii="Times New Roman" w:hAnsi="Times New Roman"/>
           <w:sz w:val="24"/>
           <w:szCs w:val="24"/>
         </w:rPr>
@@ -2611,61 +2638,6 @@
       <w:r>
         <w:rPr>
           <w:rFonts w:cs="Times New Roman" w:ascii="Times New Roman" w:hAnsi="Times New Roman"/>
-          <w:b/>
-          <w:sz w:val="24"/>
-          <w:szCs w:val="24"/>
-        </w:rPr>
-        <w:t xml:space="preserve">, herein,{% if name_change %} and that the name of said child is hereby changed from {{ child1_name }} to {{ child1_new_name }}{% endif %}, and that henceforth the exclusive custody, care, nurture, and education of said child is hereby vested in the Petitioner, </w:t>
-      </w:r>
-      <w:r>
-        <w:rPr>
-          <w:rFonts w:cs="Times New Roman" w:ascii="Times New Roman" w:hAnsi="Times New Roman"/>
-          <w:b/>
-          <w:sz w:val="24"/>
-          <w:szCs w:val="24"/>
-        </w:rPr>
-        <w:t>{{ petitioner1_name }}</w:t>
-      </w:r>
-      <w:r>
-        <w:rPr>
-          <w:rFonts w:cs="Times New Roman" w:ascii="Times New Roman" w:hAnsi="Times New Roman"/>
-          <w:b/>
-          <w:sz w:val="24"/>
-          <w:szCs w:val="24"/>
-        </w:rPr>
-        <w:t>.</w:t>
-      </w:r>
-    </w:p>
-    <w:p>
-      <w:pPr>
-        <w:pStyle w:val="Normal"/>
-        <w:spacing w:lineRule="auto" w:line="480"/>
-        <w:ind w:firstLine="1440" w:end="0"/>
-        <w:jc w:val="both"/>
-        <w:rPr/>
-      </w:pPr>
-      <w:r>
-        <w:rPr>
-          <w:rFonts w:cs="Times New Roman" w:ascii="Times New Roman" w:hAnsi="Times New Roman"/>
-          <w:b/>
-          <w:sz w:val="24"/>
-          <w:szCs w:val="24"/>
-        </w:rPr>
-        <w:t xml:space="preserve">IT IS FURTHER ORDERED, ADJUDGED AND DECREED BY THE COURT that henceforth the relationship of parent and child and all the rights, duties and other legal consequences of the natural relation of parent and child shall exist between the child herein adopted and the adopting parent, </w:t>
-      </w:r>
-      <w:r>
-        <w:rPr>
-          <w:rFonts w:cs="Times New Roman" w:ascii="Times New Roman" w:hAnsi="Times New Roman"/>
-          <w:b/>
-          <w:sz w:val="24"/>
-          <w:szCs w:val="24"/>
-        </w:rPr>
-        <w:t>{{ petitioner1_name }}</w:t>
-      </w:r>
-      <w:r>
-        <w:rPr>
-          <w:rFonts w:cs="Times New Roman" w:ascii="Times New Roman" w:hAnsi="Times New Roman"/>
-          <w:b/>
           <w:sz w:val="24"/>
           <w:szCs w:val="24"/>
         </w:rPr>
@@ -3075,7 +3047,7 @@
                 <w:sz w:val="24"/>
                 <w:szCs w:val="24"/>
               </w:rPr>
-              <w:t xml:space="preserve">By:{% if attorney_signature %}  {{ attorney_signature }}{% endif %}____________________</w:t>
+              <w:t xml:space="preserve">By: {% if attorney_signature %}  {{ attorney_signature }}{% endif %}____________________</w:t>
             </w:r>
           </w:p>
           <w:p>

--- a/templates/dhs/dhs_petition_decree_1p_1c.docx
+++ b/templates/dhs/dhs_petition_decree_1p_1c.docx
@@ -3717,11 +3717,11 @@
         <w:ind w:start="1800" w:hanging="360"/>
       </w:pPr>
       <w:rPr>
+        <w:rFonts w:ascii="Courier" w:hAnsi="Courier" w:cs="Courier"/>
+        <w:b w:val="false"/>
+        <w:i w:val="false"/>
         <w:sz w:val="24"/>
-        <w:i w:val="false"/>
         <w:u w:val="none"/>
-        <w:b w:val="false"/>
-        <w:rFonts w:ascii="Courier" w:hAnsi="Courier" w:cs="Courier"/>
       </w:rPr>
     </w:lvl>
   </w:abstractNum>
